--- a/public/resume/cv-embedded.docx
+++ b/public/resume/cv-embedded.docx
@@ -33,7 +33,7 @@
         </w:rPr>
         <w:t xml:space="preserve">✉ </w:t>
       </w:r>
-      <w:hyperlink w:history="1" r:id="rIdyhw02mgmszseabarfydnl">
+      <w:hyperlink w:history="1" r:id="rId0q1yh_ss-tnt8dxs09yt6">
         <w:r>
           <w:rPr>
             <w:rFonts w:ascii="Calibri" w:cs="Calibri" w:eastAsia="Calibri" w:hAnsi="Calibri"/>
@@ -63,7 +63,7 @@
         </w:rPr>
         <w:t xml:space="preserve">• </w:t>
       </w:r>
-      <w:hyperlink w:history="1" r:id="rIdo3cwkt2opb4bduhudswuc">
+      <w:hyperlink w:history="1" r:id="rIdszayozv_5ii1i2ji0gudx">
         <w:r>
           <w:rPr>
             <w:rFonts w:ascii="Calibri" w:cs="Calibri" w:eastAsia="Calibri" w:hAnsi="Calibri"/>
@@ -93,7 +93,7 @@
         </w:rPr>
         <w:t xml:space="preserve">⁠in </w:t>
       </w:r>
-      <w:hyperlink w:history="1" r:id="rIdbm4t-ag001puhk3njnrng">
+      <w:hyperlink w:history="1" r:id="rId4qha9kludnwu52gu74xr0">
         <w:r>
           <w:rPr>
             <w:rFonts w:ascii="Calibri" w:cs="Calibri" w:eastAsia="Calibri" w:hAnsi="Calibri"/>
@@ -123,7 +123,7 @@
         </w:rPr>
         <w:t xml:space="preserve">◔ </w:t>
       </w:r>
-      <w:hyperlink w:history="1" r:id="rIdijbg08bj6u0k4opt7ziri">
+      <w:hyperlink w:history="1" r:id="rIdiki9wlbjhzyg-jhkj6j-y">
         <w:r>
           <w:rPr>
             <w:rFonts w:ascii="Calibri" w:cs="Calibri" w:eastAsia="Calibri" w:hAnsi="Calibri"/>
@@ -153,7 +153,7 @@
         </w:rPr>
         <w:t xml:space="preserve">Ⓘ </w:t>
       </w:r>
-      <w:hyperlink w:history="1" r:id="rId2ucfbgnevywalvnia3fsl">
+      <w:hyperlink w:history="1" r:id="rId2aspicsvno7pe_o0yscv1">
         <w:r>
           <w:rPr>
             <w:rFonts w:ascii="Calibri" w:cs="Calibri" w:eastAsia="Calibri" w:hAnsi="Calibri"/>
@@ -648,76 +648,6 @@
     </w:p>
     <w:p>
       <w:pPr>
-        <w:spacing w:after="40" w:before="0"/>
-      </w:pPr>
-      <w:r>
-        <w:rPr>
-          <w:rFonts w:ascii="Calibri" w:cs="Calibri" w:eastAsia="Calibri" w:hAnsi="Calibri"/>
-          <w:sz w:val="20"/>
-          <w:szCs w:val="20"/>
-        </w:rPr>
-        <w:t xml:space="preserve">
-        </w:t>
-      </w:r>
-      <w:r>
-        <w:rPr>
-          <w:rFonts w:ascii="Calibri" w:cs="Calibri" w:eastAsia="Calibri" w:hAnsi="Calibri"/>
-          <w:b/>
-          <w:bCs/>
-          <w:sz w:val="20"/>
-          <w:szCs w:val="20"/>
-        </w:rPr>
-        <w:t xml:space="preserve">English</w:t>
-      </w:r>
-      <w:r>
-        <w:rPr>
-          <w:rFonts w:ascii="Calibri" w:cs="Calibri" w:eastAsia="Calibri" w:hAnsi="Calibri"/>
-          <w:sz w:val="20"/>
-          <w:szCs w:val="20"/>
-        </w:rPr>
-        <w:t xml:space="preserve"> (Full professional), </w:t>
-      </w:r>
-      <w:r>
-        <w:rPr>
-          <w:rFonts w:ascii="Calibri" w:cs="Calibri" w:eastAsia="Calibri" w:hAnsi="Calibri"/>
-          <w:b/>
-          <w:bCs/>
-          <w:sz w:val="20"/>
-          <w:szCs w:val="20"/>
-        </w:rPr>
-        <w:t xml:space="preserve">Twi &amp; Ga</w:t>
-      </w:r>
-      <w:r>
-        <w:rPr>
-          <w:rFonts w:ascii="Calibri" w:cs="Calibri" w:eastAsia="Calibri" w:hAnsi="Calibri"/>
-          <w:sz w:val="20"/>
-          <w:szCs w:val="20"/>
-        </w:rPr>
-        <w:t xml:space="preserve"> (Full Native),
-        </w:t>
-      </w:r>
-      <w:r>
-        <w:rPr>
-          <w:rFonts w:ascii="Calibri" w:cs="Calibri" w:eastAsia="Calibri" w:hAnsi="Calibri"/>
-          <w:b/>
-          <w:bCs/>
-          <w:sz w:val="20"/>
-          <w:szCs w:val="20"/>
-        </w:rPr>
-        <w:t xml:space="preserve">French &amp; Spanish</w:t>
-      </w:r>
-      <w:r>
-        <w:rPr>
-          <w:rFonts w:ascii="Calibri" w:cs="Calibri" w:eastAsia="Calibri" w:hAnsi="Calibri"/>
-          <w:sz w:val="20"/>
-          <w:szCs w:val="20"/>
-        </w:rPr>
-        <w:t xml:space="preserve"> (Elementary)
-      </w:t>
-      </w:r>
-    </w:p>
-    <w:p>
-      <w:pPr>
         <w:spacing w:after="60" w:before="0"/>
       </w:pPr>
     </w:p>
@@ -736,7 +666,7 @@
           <w:sz w:val="21"/>
           <w:szCs w:val="21"/>
         </w:rPr>
-        <w:t xml:space="preserve">RESEARCH &amp; PUBLICATIONS</w:t>
+        <w:t xml:space="preserve">PROJECTS</w:t>
       </w:r>
     </w:p>
     <w:p>
@@ -754,8 +684,399 @@
           <w:sz w:val="20"/>
           <w:szCs w:val="20"/>
         </w:rPr>
-        <w:t xml:space="preserve">git-unlocked: An Open-Source Modular Curriculum for Git and Version Control Education</w:t>
-      </w:r>
+        <w:t xml:space="preserve">PHAEMOS: Smart Maintenance Platform</w:t>
+      </w:r>
+      <w:r>
+        <w:rPr>
+          <w:rFonts w:ascii="Calibri" w:cs="Calibri" w:eastAsia="Calibri" w:hAnsi="Calibri"/>
+          <w:sz w:val="20"/>
+          <w:szCs w:val="20"/>
+        </w:rPr>
+        <w:t xml:space="preserve">	2026, ongoing</w:t>
+      </w:r>
+    </w:p>
+    <w:p>
+      <w:pPr>
+        <w:spacing w:after="10" w:before="0"/>
+      </w:pPr>
+      <w:r>
+        <w:rPr>
+          <w:rFonts w:ascii="Calibri" w:cs="Calibri" w:eastAsia="Calibri" w:hAnsi="Calibri"/>
+          <w:color w:val="444444"/>
+          <w:sz w:val="19"/>
+          <w:szCs w:val="19"/>
+        </w:rPr>
+        <w:t xml:space="preserve">C++ (ESP32, Arduino), C (STM32 HAL), MicroPython (Pico 2W), FastAPI, Next.js 15, PostgreSQL 15, Redis 7, scikit-learn, Docker, Prometheus, Grafana</w:t>
+      </w:r>
+      <w:r>
+        <w:rPr>
+          <w:rFonts w:ascii="Calibri" w:cs="Calibri" w:eastAsia="Calibri" w:hAnsi="Calibri"/>
+          <w:sz w:val="19"/>
+          <w:szCs w:val="19"/>
+        </w:rPr>
+        <w:t xml:space="preserve">   </w:t>
+      </w:r>
+      <w:hyperlink w:history="1" r:id="rIdf6nnaqtzspdnsxarnmubw">
+        <w:r>
+          <w:rPr>
+            <w:rFonts w:ascii="Calibri" w:cs="Calibri" w:eastAsia="Calibri" w:hAnsi="Calibri"/>
+            <w:color w:val="1a5cc8"/>
+            <w:sz w:val="19"/>
+            <w:szCs w:val="19"/>
+            <w:u w:val="single"/>
+          </w:rPr>
+          <w:t xml:space="preserve">Website ↗</w:t>
+        </w:r>
+      </w:hyperlink>
+      <w:r>
+        <w:rPr>
+          <w:rFonts w:ascii="Calibri" w:cs="Calibri" w:eastAsia="Calibri" w:hAnsi="Calibri"/>
+          <w:sz w:val="19"/>
+          <w:szCs w:val="19"/>
+        </w:rPr>
+        <w:t xml:space="preserve">   </w:t>
+      </w:r>
+      <w:r>
+        <w:rPr>
+          <w:rFonts w:ascii="Calibri" w:cs="Calibri" w:eastAsia="Calibri" w:hAnsi="Calibri"/>
+          <w:sz w:val="19"/>
+          <w:szCs w:val="19"/>
+        </w:rPr>
+        <w:t xml:space="preserve">| </w:t>
+      </w:r>
+      <w:hyperlink w:history="1" r:id="rIdwakj_dompdifzygyimdfm">
+        <w:r>
+          <w:rPr>
+            <w:rFonts w:ascii="Calibri" w:cs="Calibri" w:eastAsia="Calibri" w:hAnsi="Calibri"/>
+            <w:color w:val="1a5cc8"/>
+            <w:sz w:val="19"/>
+            <w:szCs w:val="19"/>
+            <w:u w:val="single"/>
+          </w:rPr>
+          <w:t xml:space="preserve">GitHub ↗</w:t>
+        </w:r>
+      </w:hyperlink>
+      <w:r>
+        <w:rPr>
+          <w:rFonts w:ascii="Calibri" w:cs="Calibri" w:eastAsia="Calibri" w:hAnsi="Calibri"/>
+          <w:sz w:val="19"/>
+          <w:szCs w:val="19"/>
+        </w:rPr>
+        <w:t xml:space="preserve">   </w:t>
+      </w:r>
+      <w:r>
+        <w:rPr>
+          <w:rFonts w:ascii="Calibri" w:cs="Calibri" w:eastAsia="Calibri" w:hAnsi="Calibri"/>
+          <w:sz w:val="19"/>
+          <w:szCs w:val="19"/>
+        </w:rPr>
+        <w:t xml:space="preserve">| </w:t>
+      </w:r>
+      <w:hyperlink w:history="1" r:id="rIdyyspjabhq3vb2oy0ij83y">
+        <w:r>
+          <w:rPr>
+            <w:rFonts w:ascii="Calibri" w:cs="Calibri" w:eastAsia="Calibri" w:hAnsi="Calibri"/>
+            <w:color w:val="1a5cc8"/>
+            <w:sz w:val="19"/>
+            <w:szCs w:val="19"/>
+            <w:u w:val="single"/>
+          </w:rPr>
+          <w:t xml:space="preserve">Portfolio ↗</w:t>
+        </w:r>
+      </w:hyperlink>
+    </w:p>
+    <w:p>
+      <w:pPr>
+        <w:spacing w:after="20" w:before="0"/>
+        <w:ind w:left="316" w:hanging="259"/>
+      </w:pPr>
+      <w:r>
+        <w:rPr>
+          <w:rFonts w:ascii="Calibri" w:cs="Calibri" w:eastAsia="Calibri" w:hAnsi="Calibri"/>
+          <w:sz w:val="19"/>
+          <w:szCs w:val="19"/>
+        </w:rPr>
+        <w:t xml:space="preserve">•  </w:t>
+      </w:r>
+      <w:r>
+        <w:rPr>
+          <w:rFonts w:ascii="Calibri" w:cs="Calibri" w:eastAsia="Calibri" w:hAnsi="Calibri"/>
+          <w:sz w:val="19"/>
+          <w:szCs w:val="19"/>
+        </w:rPr>
+        <w:t xml:space="preserve">
+            Architected a </w:t>
+      </w:r>
+      <w:r>
+        <w:rPr>
+          <w:rFonts w:ascii="Calibri" w:cs="Calibri" w:eastAsia="Calibri" w:hAnsi="Calibri"/>
+          <w:b/>
+          <w:bCs/>
+          <w:sz w:val="19"/>
+          <w:szCs w:val="19"/>
+        </w:rPr>
+        <w:t xml:space="preserve">4-node IoT platform</w:t>
+      </w:r>
+      <w:r>
+        <w:rPr>
+          <w:rFonts w:ascii="Calibri" w:cs="Calibri" w:eastAsia="Calibri" w:hAnsi="Calibri"/>
+          <w:sz w:val="19"/>
+          <w:szCs w:val="19"/>
+        </w:rPr>
+        <w:t xml:space="preserve"> (ESP32, STM32 Black Pill, Arduino Nano, Pico 2W/MicroPython) collecting </w:t>
+      </w:r>
+      <w:r>
+        <w:rPr>
+          <w:rFonts w:ascii="Calibri" w:cs="Calibri" w:eastAsia="Calibri" w:hAnsi="Calibri"/>
+          <w:b/>
+          <w:bCs/>
+          <w:sz w:val="19"/>
+          <w:szCs w:val="19"/>
+        </w:rPr>
+        <w:t xml:space="preserve">18 real-time sensor streams</w:t>
+      </w:r>
+      <w:r>
+        <w:rPr>
+          <w:rFonts w:ascii="Calibri" w:cs="Calibri" w:eastAsia="Calibri" w:hAnsi="Calibri"/>
+          <w:sz w:val="19"/>
+          <w:szCs w:val="19"/>
+        </w:rPr>
+        <w:t xml:space="preserve"> (vibration, IR, gas, RPM, moisture, sound); </w:t>
+      </w:r>
+      <w:r>
+        <w:rPr>
+          <w:rFonts w:ascii="Calibri" w:cs="Calibri" w:eastAsia="Calibri" w:hAnsi="Calibri"/>
+          <w:b/>
+          <w:bCs/>
+          <w:sz w:val="19"/>
+          <w:szCs w:val="19"/>
+        </w:rPr>
+        <w:t xml:space="preserve">FastAPI + PostgreSQL 15 + Redis 7</w:t>
+      </w:r>
+      <w:r>
+        <w:rPr>
+          <w:rFonts w:ascii="Calibri" w:cs="Calibri" w:eastAsia="Calibri" w:hAnsi="Calibri"/>
+          <w:sz w:val="19"/>
+          <w:szCs w:val="19"/>
+        </w:rPr>
+        <w:t xml:space="preserve"> backend processing telemetry in under </w:t>
+      </w:r>
+      <w:r>
+        <w:rPr>
+          <w:rFonts w:ascii="Calibri" w:cs="Calibri" w:eastAsia="Calibri" w:hAnsi="Calibri"/>
+          <w:b/>
+          <w:bCs/>
+          <w:sz w:val="19"/>
+          <w:szCs w:val="19"/>
+        </w:rPr>
+        <w:t xml:space="preserve">200ms per request</w:t>
+      </w:r>
+      <w:r>
+        <w:rPr>
+          <w:rFonts w:ascii="Calibri" w:cs="Calibri" w:eastAsia="Calibri" w:hAnsi="Calibri"/>
+          <w:sz w:val="19"/>
+          <w:szCs w:val="19"/>
+        </w:rPr>
+        <w:t xml:space="preserve">
+          </w:t>
+      </w:r>
+    </w:p>
+    <w:p>
+      <w:pPr>
+        <w:spacing w:after="20" w:before="0"/>
+        <w:ind w:left="316" w:hanging="259"/>
+      </w:pPr>
+      <w:r>
+        <w:rPr>
+          <w:rFonts w:ascii="Calibri" w:cs="Calibri" w:eastAsia="Calibri" w:hAnsi="Calibri"/>
+          <w:sz w:val="19"/>
+          <w:szCs w:val="19"/>
+        </w:rPr>
+        <w:t xml:space="preserve">•  </w:t>
+      </w:r>
+      <w:r>
+        <w:rPr>
+          <w:rFonts w:ascii="Calibri" w:cs="Calibri" w:eastAsia="Calibri" w:hAnsi="Calibri"/>
+          <w:sz w:val="19"/>
+          <w:szCs w:val="19"/>
+        </w:rPr>
+        <w:t xml:space="preserve">
+            </w:t>
+      </w:r>
+      <w:r>
+        <w:rPr>
+          <w:rFonts w:ascii="Calibri" w:cs="Calibri" w:eastAsia="Calibri" w:hAnsi="Calibri"/>
+          <w:b/>
+          <w:bCs/>
+          <w:sz w:val="19"/>
+          <w:szCs w:val="19"/>
+        </w:rPr>
+        <w:t xml:space="preserve">Isolation Forest anomaly detection</w:t>
+      </w:r>
+      <w:r>
+        <w:rPr>
+          <w:rFonts w:ascii="Calibri" w:cs="Calibri" w:eastAsia="Calibri" w:hAnsi="Calibri"/>
+          <w:sz w:val="19"/>
+          <w:szCs w:val="19"/>
+        </w:rPr>
+        <w:t xml:space="preserve"> on every ingest, auto-generating maintenance tickets with diagnostic recommendations; STM32 runs </w:t>
+      </w:r>
+      <w:r>
+        <w:rPr>
+          <w:rFonts w:ascii="Calibri" w:cs="Calibri" w:eastAsia="Calibri" w:hAnsi="Calibri"/>
+          <w:b/>
+          <w:bCs/>
+          <w:sz w:val="19"/>
+          <w:szCs w:val="19"/>
+        </w:rPr>
+        <w:t xml:space="preserve">100Hz FFT vibration analysis</w:t>
+      </w:r>
+      <w:r>
+        <w:rPr>
+          <w:rFonts w:ascii="Calibri" w:cs="Calibri" w:eastAsia="Calibri" w:hAnsi="Calibri"/>
+          <w:sz w:val="19"/>
+          <w:szCs w:val="19"/>
+        </w:rPr>
+        <w:t xml:space="preserve"> via ARM CMSIS-DSP (</w:t>
+      </w:r>
+      <w:r>
+        <w:rPr>
+          <w:rFonts w:ascii="Calibri" w:cs="Calibri" w:eastAsia="Calibri" w:hAnsi="Calibri"/>
+          <w:b/>
+          <w:bCs/>
+          <w:sz w:val="19"/>
+          <w:szCs w:val="19"/>
+        </w:rPr>
+        <w:t xml:space="preserve">9x speedup</w:t>
+      </w:r>
+      <w:r>
+        <w:rPr>
+          <w:rFonts w:ascii="Calibri" w:cs="Calibri" w:eastAsia="Calibri" w:hAnsi="Calibri"/>
+          <w:sz w:val="19"/>
+          <w:szCs w:val="19"/>
+        </w:rPr>
+        <w:t xml:space="preserve"> over naive DFT)
+          </w:t>
+      </w:r>
+    </w:p>
+    <w:p>
+      <w:pPr>
+        <w:spacing w:after="20" w:before="0"/>
+        <w:ind w:left="316" w:hanging="259"/>
+      </w:pPr>
+      <w:r>
+        <w:rPr>
+          <w:rFonts w:ascii="Calibri" w:cs="Calibri" w:eastAsia="Calibri" w:hAnsi="Calibri"/>
+          <w:sz w:val="19"/>
+          <w:szCs w:val="19"/>
+        </w:rPr>
+        <w:t xml:space="preserve">•  </w:t>
+      </w:r>
+      <w:r>
+        <w:rPr>
+          <w:rFonts w:ascii="Calibri" w:cs="Calibri" w:eastAsia="Calibri" w:hAnsi="Calibri"/>
+          <w:sz w:val="19"/>
+          <w:szCs w:val="19"/>
+        </w:rPr>
+        <w:t xml:space="preserve">
+            </w:t>
+      </w:r>
+      <w:r>
+        <w:rPr>
+          <w:rFonts w:ascii="Calibri" w:cs="Calibri" w:eastAsia="Calibri" w:hAnsi="Calibri"/>
+          <w:b/>
+          <w:bCs/>
+          <w:sz w:val="19"/>
+          <w:szCs w:val="19"/>
+        </w:rPr>
+        <w:t xml:space="preserve">JWT refresh flow, Google/GitHub OAuth, TOTP 2FA</w:t>
+      </w:r>
+      <w:r>
+        <w:rPr>
+          <w:rFonts w:ascii="Calibri" w:cs="Calibri" w:eastAsia="Calibri" w:hAnsi="Calibri"/>
+          <w:sz w:val="19"/>
+          <w:szCs w:val="19"/>
+        </w:rPr>
+        <w:t xml:space="preserve">, multi-tenant </w:t>
+      </w:r>
+      <w:r>
+        <w:rPr>
+          <w:rFonts w:ascii="Calibri" w:cs="Calibri" w:eastAsia="Calibri" w:hAnsi="Calibri"/>
+          <w:b/>
+          <w:bCs/>
+          <w:sz w:val="19"/>
+          <w:szCs w:val="19"/>
+        </w:rPr>
+        <w:t xml:space="preserve">RBAC</w:t>
+      </w:r>
+      <w:r>
+        <w:rPr>
+          <w:rFonts w:ascii="Calibri" w:cs="Calibri" w:eastAsia="Calibri" w:hAnsi="Calibri"/>
+          <w:sz w:val="19"/>
+          <w:szCs w:val="19"/>
+        </w:rPr>
+        <w:t xml:space="preserve">, rate limiting, immutable audit log; </w:t>
+      </w:r>
+      <w:r>
+        <w:rPr>
+          <w:rFonts w:ascii="Calibri" w:cs="Calibri" w:eastAsia="Calibri" w:hAnsi="Calibri"/>
+          <w:b/>
+          <w:bCs/>
+          <w:sz w:val="19"/>
+          <w:szCs w:val="19"/>
+        </w:rPr>
+        <w:t xml:space="preserve">WebSocket</w:t>
+      </w:r>
+      <w:r>
+        <w:rPr>
+          <w:rFonts w:ascii="Calibri" w:cs="Calibri" w:eastAsia="Calibri" w:hAnsi="Calibri"/>
+          <w:sz w:val="19"/>
+          <w:szCs w:val="19"/>
+        </w:rPr>
+        <w:t xml:space="preserve"> live dashboard; </w:t>
+      </w:r>
+      <w:r>
+        <w:rPr>
+          <w:rFonts w:ascii="Calibri" w:cs="Calibri" w:eastAsia="Calibri" w:hAnsi="Calibri"/>
+          <w:b/>
+          <w:bCs/>
+          <w:sz w:val="19"/>
+          <w:szCs w:val="19"/>
+        </w:rPr>
+        <w:t xml:space="preserve">Prometheus + Grafana</w:t>
+      </w:r>
+      <w:r>
+        <w:rPr>
+          <w:rFonts w:ascii="Calibri" w:cs="Calibri" w:eastAsia="Calibri" w:hAnsi="Calibri"/>
+          <w:sz w:val="19"/>
+          <w:szCs w:val="19"/>
+        </w:rPr>
+        <w:t xml:space="preserve"> monitoring; deployed on </w:t>
+      </w:r>
+      <w:r>
+        <w:rPr>
+          <w:rFonts w:ascii="Calibri" w:cs="Calibri" w:eastAsia="Calibri" w:hAnsi="Calibri"/>
+          <w:b/>
+          <w:bCs/>
+          <w:sz w:val="19"/>
+          <w:szCs w:val="19"/>
+        </w:rPr>
+        <w:t xml:space="preserve">DigitalOcean VPS + Nginx</w:t>
+      </w:r>
+      <w:r>
+        <w:rPr>
+          <w:rFonts w:ascii="Calibri" w:cs="Calibri" w:eastAsia="Calibri" w:hAnsi="Calibri"/>
+          <w:sz w:val="19"/>
+          <w:szCs w:val="19"/>
+        </w:rPr>
+        <w:t xml:space="preserve">
+          </w:t>
+      </w:r>
+    </w:p>
+    <w:p>
+      <w:pPr>
+        <w:spacing w:after="80" w:before="0"/>
+      </w:pPr>
     </w:p>
     <w:p>
       <w:pPr>
@@ -767,10 +1088,1312 @@
       <w:r>
         <w:rPr>
           <w:rFonts w:ascii="Calibri" w:cs="Calibri" w:eastAsia="Calibri" w:hAnsi="Calibri"/>
+          <w:b/>
+          <w:bCs/>
+          <w:sz w:val="20"/>
+          <w:szCs w:val="20"/>
+        </w:rPr>
+        <w:t xml:space="preserve">4x4x4 NeoPixel LED Cube</w:t>
+      </w:r>
+      <w:r>
+        <w:rPr>
+          <w:rFonts w:ascii="Calibri" w:cs="Calibri" w:eastAsia="Calibri" w:hAnsi="Calibri"/>
+          <w:sz w:val="20"/>
+          <w:szCs w:val="20"/>
+        </w:rPr>
+        <w:t xml:space="preserve">	2025</w:t>
+      </w:r>
+    </w:p>
+    <w:p>
+      <w:pPr>
+        <w:spacing w:after="10" w:before="0"/>
+      </w:pPr>
+      <w:r>
+        <w:rPr>
+          <w:rFonts w:ascii="Calibri" w:cs="Calibri" w:eastAsia="Calibri" w:hAnsi="Calibri"/>
           <w:color w:val="444444"/>
           <w:sz w:val="19"/>
           <w:szCs w:val="19"/>
         </w:rPr>
+        <w:t xml:space="preserve">Arduino, C++, WS2812B, Embedded Systems</w:t>
+      </w:r>
+      <w:r>
+        <w:rPr>
+          <w:rFonts w:ascii="Calibri" w:cs="Calibri" w:eastAsia="Calibri" w:hAnsi="Calibri"/>
+          <w:sz w:val="19"/>
+          <w:szCs w:val="19"/>
+        </w:rPr>
+        <w:t xml:space="preserve">   </w:t>
+      </w:r>
+      <w:hyperlink w:history="1" r:id="rIdryijjkgbbeu5388pxzz5c">
+        <w:r>
+          <w:rPr>
+            <w:rFonts w:ascii="Calibri" w:cs="Calibri" w:eastAsia="Calibri" w:hAnsi="Calibri"/>
+            <w:color w:val="1a5cc8"/>
+            <w:sz w:val="19"/>
+            <w:szCs w:val="19"/>
+            <w:u w:val="single"/>
+          </w:rPr>
+          <w:t xml:space="preserve">GitHub ↗</w:t>
+        </w:r>
+      </w:hyperlink>
+      <w:r>
+        <w:rPr>
+          <w:rFonts w:ascii="Calibri" w:cs="Calibri" w:eastAsia="Calibri" w:hAnsi="Calibri"/>
+          <w:sz w:val="19"/>
+          <w:szCs w:val="19"/>
+        </w:rPr>
+        <w:t xml:space="preserve">   </w:t>
+      </w:r>
+      <w:r>
+        <w:rPr>
+          <w:rFonts w:ascii="Calibri" w:cs="Calibri" w:eastAsia="Calibri" w:hAnsi="Calibri"/>
+          <w:sz w:val="19"/>
+          <w:szCs w:val="19"/>
+        </w:rPr>
+        <w:t xml:space="preserve">| </w:t>
+      </w:r>
+      <w:hyperlink w:history="1" r:id="rIdi4wwt_en_mpgpzmni0dc4">
+        <w:r>
+          <w:rPr>
+            <w:rFonts w:ascii="Calibri" w:cs="Calibri" w:eastAsia="Calibri" w:hAnsi="Calibri"/>
+            <w:color w:val="1a5cc8"/>
+            <w:sz w:val="19"/>
+            <w:szCs w:val="19"/>
+            <w:u w:val="single"/>
+          </w:rPr>
+          <w:t xml:space="preserve">Portfolio ↗</w:t>
+        </w:r>
+      </w:hyperlink>
+    </w:p>
+    <w:p>
+      <w:pPr>
+        <w:spacing w:after="20" w:before="0"/>
+        <w:ind w:left="316" w:hanging="259"/>
+      </w:pPr>
+      <w:r>
+        <w:rPr>
+          <w:rFonts w:ascii="Calibri" w:cs="Calibri" w:eastAsia="Calibri" w:hAnsi="Calibri"/>
+          <w:sz w:val="19"/>
+          <w:szCs w:val="19"/>
+        </w:rPr>
+        <w:t xml:space="preserve">•  </w:t>
+      </w:r>
+      <w:r>
+        <w:rPr>
+          <w:rFonts w:ascii="Calibri" w:cs="Calibri" w:eastAsia="Calibri" w:hAnsi="Calibri"/>
+          <w:sz w:val="19"/>
+          <w:szCs w:val="19"/>
+        </w:rPr>
+        <w:t xml:space="preserve">
+            Built a 64-LED interactive display with a </w:t>
+      </w:r>
+      <w:r>
+        <w:rPr>
+          <w:rFonts w:ascii="Calibri" w:cs="Calibri" w:eastAsia="Calibri" w:hAnsi="Calibri"/>
+          <w:b/>
+          <w:bCs/>
+          <w:sz w:val="19"/>
+          <w:szCs w:val="19"/>
+        </w:rPr>
+        <w:t xml:space="preserve">non-blocking state machine architecture</w:t>
+      </w:r>
+      <w:r>
+        <w:rPr>
+          <w:rFonts w:ascii="Calibri" w:cs="Calibri" w:eastAsia="Calibri" w:hAnsi="Calibri"/>
+          <w:sz w:val="19"/>
+          <w:szCs w:val="19"/>
+        </w:rPr>
+        <w:t xml:space="preserve"> using
+            millis()
+          </w:t>
+      </w:r>
+    </w:p>
+    <w:p>
+      <w:pPr>
+        <w:spacing w:after="20" w:before="0"/>
+        <w:ind w:left="316" w:hanging="259"/>
+      </w:pPr>
+      <w:r>
+        <w:rPr>
+          <w:rFonts w:ascii="Calibri" w:cs="Calibri" w:eastAsia="Calibri" w:hAnsi="Calibri"/>
+          <w:sz w:val="19"/>
+          <w:szCs w:val="19"/>
+        </w:rPr>
+        <w:t xml:space="preserve">•  </w:t>
+      </w:r>
+      <w:r>
+        <w:rPr>
+          <w:rFonts w:ascii="Calibri" w:cs="Calibri" w:eastAsia="Calibri" w:hAnsi="Calibri"/>
+          <w:sz w:val="19"/>
+          <w:szCs w:val="19"/>
+        </w:rPr>
+        <w:t xml:space="preserve">
+            Introduced four animation modes, ambient-light adaptive brightness and debounced user
+            controls
+          </w:t>
+      </w:r>
+    </w:p>
+    <w:p>
+      <w:pPr>
+        <w:spacing w:after="80" w:before="0"/>
+      </w:pPr>
+    </w:p>
+    <w:p>
+      <w:pPr>
+        <w:tabs>
+          <w:tab w:val="right" w:pos="9026"/>
+        </w:tabs>
+        <w:spacing w:after="10" w:before="0"/>
+      </w:pPr>
+      <w:r>
+        <w:rPr>
+          <w:rFonts w:ascii="Calibri" w:cs="Calibri" w:eastAsia="Calibri" w:hAnsi="Calibri"/>
+          <w:b/>
+          <w:bCs/>
+          <w:sz w:val="20"/>
+          <w:szCs w:val="20"/>
+        </w:rPr>
+        <w:t xml:space="preserve">CNC Milling Machine Control System</w:t>
+      </w:r>
+      <w:r>
+        <w:rPr>
+          <w:rFonts w:ascii="Calibri" w:cs="Calibri" w:eastAsia="Calibri" w:hAnsi="Calibri"/>
+          <w:sz w:val="20"/>
+          <w:szCs w:val="20"/>
+        </w:rPr>
+        <w:t xml:space="preserve">	2024</w:t>
+      </w:r>
+    </w:p>
+    <w:p>
+      <w:pPr>
+        <w:spacing w:after="10" w:before="0"/>
+      </w:pPr>
+      <w:r>
+        <w:rPr>
+          <w:rFonts w:ascii="Calibri" w:cs="Calibri" w:eastAsia="Calibri" w:hAnsi="Calibri"/>
+          <w:color w:val="444444"/>
+          <w:sz w:val="19"/>
+          <w:szCs w:val="19"/>
+        </w:rPr>
+        <w:t xml:space="preserve">Arduino, C++, Safety Systems, State Machines</w:t>
+      </w:r>
+      <w:r>
+        <w:rPr>
+          <w:rFonts w:ascii="Calibri" w:cs="Calibri" w:eastAsia="Calibri" w:hAnsi="Calibri"/>
+          <w:sz w:val="19"/>
+          <w:szCs w:val="19"/>
+        </w:rPr>
+        <w:t xml:space="preserve">   </w:t>
+      </w:r>
+      <w:hyperlink w:history="1" r:id="rIdu0g3xlflxjc0lahyc54lx">
+        <w:r>
+          <w:rPr>
+            <w:rFonts w:ascii="Calibri" w:cs="Calibri" w:eastAsia="Calibri" w:hAnsi="Calibri"/>
+            <w:color w:val="1a5cc8"/>
+            <w:sz w:val="19"/>
+            <w:szCs w:val="19"/>
+            <w:u w:val="single"/>
+          </w:rPr>
+          <w:t xml:space="preserve">Portfolio ↗</w:t>
+        </w:r>
+      </w:hyperlink>
+    </w:p>
+    <w:p>
+      <w:pPr>
+        <w:spacing w:after="20" w:before="0"/>
+        <w:ind w:left="316" w:hanging="259"/>
+      </w:pPr>
+      <w:r>
+        <w:rPr>
+          <w:rFonts w:ascii="Calibri" w:cs="Calibri" w:eastAsia="Calibri" w:hAnsi="Calibri"/>
+          <w:sz w:val="19"/>
+          <w:szCs w:val="19"/>
+        </w:rPr>
+        <w:t xml:space="preserve">•  </w:t>
+      </w:r>
+      <w:r>
+        <w:rPr>
+          <w:rFonts w:ascii="Calibri" w:cs="Calibri" w:eastAsia="Calibri" w:hAnsi="Calibri"/>
+          <w:sz w:val="19"/>
+          <w:szCs w:val="19"/>
+        </w:rPr>
+        <w:t xml:space="preserve">
+            Engineered a </w:t>
+      </w:r>
+      <w:r>
+        <w:rPr>
+          <w:rFonts w:ascii="Calibri" w:cs="Calibri" w:eastAsia="Calibri" w:hAnsi="Calibri"/>
+          <w:b/>
+          <w:bCs/>
+          <w:sz w:val="19"/>
+          <w:szCs w:val="19"/>
+        </w:rPr>
+        <w:t xml:space="preserve">safety-focused controller</w:t>
+      </w:r>
+      <w:r>
+        <w:rPr>
+          <w:rFonts w:ascii="Calibri" w:cs="Calibri" w:eastAsia="Calibri" w:hAnsi="Calibri"/>
+          <w:sz w:val="19"/>
+          <w:szCs w:val="19"/>
+        </w:rPr>
+        <w:t xml:space="preserve"> using </w:t>
+      </w:r>
+      <w:r>
+        <w:rPr>
+          <w:rFonts w:ascii="Calibri" w:cs="Calibri" w:eastAsia="Calibri" w:hAnsi="Calibri"/>
+          <w:b/>
+          <w:bCs/>
+          <w:sz w:val="19"/>
+          <w:szCs w:val="19"/>
+        </w:rPr>
+        <w:t xml:space="preserve">finite state machine logic</w:t>
+      </w:r>
+      <w:r>
+        <w:rPr>
+          <w:rFonts w:ascii="Calibri" w:cs="Calibri" w:eastAsia="Calibri" w:hAnsi="Calibri"/>
+          <w:sz w:val="19"/>
+          <w:szCs w:val="19"/>
+        </w:rPr>
+        <w:t xml:space="preserve"> and strict
+            transition validation
+          </w:t>
+      </w:r>
+    </w:p>
+    <w:p>
+      <w:pPr>
+        <w:spacing w:after="20" w:before="0"/>
+        <w:ind w:left="316" w:hanging="259"/>
+      </w:pPr>
+      <w:r>
+        <w:rPr>
+          <w:rFonts w:ascii="Calibri" w:cs="Calibri" w:eastAsia="Calibri" w:hAnsi="Calibri"/>
+          <w:sz w:val="19"/>
+          <w:szCs w:val="19"/>
+        </w:rPr>
+        <w:t xml:space="preserve">•  </w:t>
+      </w:r>
+      <w:r>
+        <w:rPr>
+          <w:rFonts w:ascii="Calibri" w:cs="Calibri" w:eastAsia="Calibri" w:hAnsi="Calibri"/>
+          <w:sz w:val="19"/>
+          <w:szCs w:val="19"/>
+        </w:rPr>
+        <w:t xml:space="preserve">
+            Integrated door interlocks, </w:t>
+      </w:r>
+      <w:r>
+        <w:rPr>
+          <w:rFonts w:ascii="Calibri" w:cs="Calibri" w:eastAsia="Calibri" w:hAnsi="Calibri"/>
+          <w:b/>
+          <w:bCs/>
+          <w:sz w:val="19"/>
+          <w:szCs w:val="19"/>
+        </w:rPr>
+        <w:t xml:space="preserve">emergency stop handling</w:t>
+      </w:r>
+      <w:r>
+        <w:rPr>
+          <w:rFonts w:ascii="Calibri" w:cs="Calibri" w:eastAsia="Calibri" w:hAnsi="Calibri"/>
+          <w:sz w:val="19"/>
+          <w:szCs w:val="19"/>
+        </w:rPr>
+        <w:t xml:space="preserve">, timed cooldown and LCD status
+            feedback for safe operation
+          </w:t>
+      </w:r>
+    </w:p>
+    <w:p>
+      <w:pPr>
+        <w:spacing w:after="80" w:before="0"/>
+      </w:pPr>
+    </w:p>
+    <w:p>
+      <w:pPr>
+        <w:tabs>
+          <w:tab w:val="right" w:pos="9026"/>
+        </w:tabs>
+        <w:spacing w:after="10" w:before="0"/>
+      </w:pPr>
+      <w:r>
+        <w:rPr>
+          <w:rFonts w:ascii="Calibri" w:cs="Calibri" w:eastAsia="Calibri" w:hAnsi="Calibri"/>
+          <w:b/>
+          <w:bCs/>
+          <w:sz w:val="20"/>
+          <w:szCs w:val="20"/>
+        </w:rPr>
+        <w:t xml:space="preserve">Two-Stage Audio Amplifier</w:t>
+      </w:r>
+      <w:r>
+        <w:rPr>
+          <w:rFonts w:ascii="Calibri" w:cs="Calibri" w:eastAsia="Calibri" w:hAnsi="Calibri"/>
+          <w:sz w:val="20"/>
+          <w:szCs w:val="20"/>
+        </w:rPr>
+        <w:t xml:space="preserve">	2026</w:t>
+      </w:r>
+    </w:p>
+    <w:p>
+      <w:pPr>
+        <w:spacing w:after="10" w:before="0"/>
+      </w:pPr>
+      <w:r>
+        <w:rPr>
+          <w:rFonts w:ascii="Calibri" w:cs="Calibri" w:eastAsia="Calibri" w:hAnsi="Calibri"/>
+          <w:color w:val="444444"/>
+          <w:sz w:val="19"/>
+          <w:szCs w:val="19"/>
+        </w:rPr>
+        <w:t xml:space="preserve">Analogue Design, PCB Design, KiCad, Proteus, Electronics</w:t>
+      </w:r>
+      <w:r>
+        <w:rPr>
+          <w:rFonts w:ascii="Calibri" w:cs="Calibri" w:eastAsia="Calibri" w:hAnsi="Calibri"/>
+          <w:sz w:val="19"/>
+          <w:szCs w:val="19"/>
+        </w:rPr>
+        <w:t xml:space="preserve">   </w:t>
+      </w:r>
+      <w:hyperlink w:history="1" r:id="rIdki95obezdyqnhv0h7zyk9">
+        <w:r>
+          <w:rPr>
+            <w:rFonts w:ascii="Calibri" w:cs="Calibri" w:eastAsia="Calibri" w:hAnsi="Calibri"/>
+            <w:color w:val="1a5cc8"/>
+            <w:sz w:val="19"/>
+            <w:szCs w:val="19"/>
+            <w:u w:val="single"/>
+          </w:rPr>
+          <w:t xml:space="preserve">Portfolio ↗</w:t>
+        </w:r>
+      </w:hyperlink>
+    </w:p>
+    <w:p>
+      <w:pPr>
+        <w:spacing w:after="20" w:before="0"/>
+        <w:ind w:left="316" w:hanging="259"/>
+      </w:pPr>
+      <w:r>
+        <w:rPr>
+          <w:rFonts w:ascii="Calibri" w:cs="Calibri" w:eastAsia="Calibri" w:hAnsi="Calibri"/>
+          <w:sz w:val="19"/>
+          <w:szCs w:val="19"/>
+        </w:rPr>
+        <w:t xml:space="preserve">•  </w:t>
+      </w:r>
+      <w:r>
+        <w:rPr>
+          <w:rFonts w:ascii="Calibri" w:cs="Calibri" w:eastAsia="Calibri" w:hAnsi="Calibri"/>
+          <w:sz w:val="19"/>
+          <w:szCs w:val="19"/>
+        </w:rPr>
+        <w:t xml:space="preserve">
+            Delivered a </w:t>
+      </w:r>
+      <w:r>
+        <w:rPr>
+          <w:rFonts w:ascii="Calibri" w:cs="Calibri" w:eastAsia="Calibri" w:hAnsi="Calibri"/>
+          <w:b/>
+          <w:bCs/>
+          <w:sz w:val="19"/>
+          <w:szCs w:val="19"/>
+        </w:rPr>
+        <w:t xml:space="preserve">full engineering workflow: simulation, breadboard validation, PCB layout and</w:t>
+      </w:r>
+      <w:r>
+        <w:rPr>
+          <w:rFonts w:ascii="Calibri" w:cs="Calibri" w:eastAsia="Calibri" w:hAnsi="Calibri"/>
+          <w:sz w:val="19"/>
+          <w:szCs w:val="19"/>
+        </w:rPr>
+        <w:t xml:space="preserve">
+            bench testing
+          </w:t>
+      </w:r>
+    </w:p>
+    <w:p>
+      <w:pPr>
+        <w:spacing w:after="20" w:before="0"/>
+        <w:ind w:left="316" w:hanging="259"/>
+      </w:pPr>
+      <w:r>
+        <w:rPr>
+          <w:rFonts w:ascii="Calibri" w:cs="Calibri" w:eastAsia="Calibri" w:hAnsi="Calibri"/>
+          <w:sz w:val="19"/>
+          <w:szCs w:val="19"/>
+        </w:rPr>
+        <w:t xml:space="preserve">•  </w:t>
+      </w:r>
+      <w:r>
+        <w:rPr>
+          <w:rFonts w:ascii="Calibri" w:cs="Calibri" w:eastAsia="Calibri" w:hAnsi="Calibri"/>
+          <w:sz w:val="19"/>
+          <w:szCs w:val="19"/>
+        </w:rPr>
+        <w:t xml:space="preserve">
+            Validated performance with measured output of </w:t>
+      </w:r>
+      <w:r>
+        <w:rPr>
+          <w:rFonts w:ascii="Calibri" w:cs="Calibri" w:eastAsia="Calibri" w:hAnsi="Calibri"/>
+          <w:b/>
+          <w:bCs/>
+          <w:sz w:val="19"/>
+          <w:szCs w:val="19"/>
+        </w:rPr>
+        <w:t xml:space="preserve">2.980 Vpp against a 3 Vpp design target</w:t>
+      </w:r>
+      <w:r>
+        <w:rPr>
+          <w:rFonts w:ascii="Calibri" w:cs="Calibri" w:eastAsia="Calibri" w:hAnsi="Calibri"/>
+          <w:sz w:val="19"/>
+          <w:szCs w:val="19"/>
+        </w:rPr>
+        <w:t xml:space="preserve">
+          </w:t>
+      </w:r>
+    </w:p>
+    <w:p>
+      <w:pPr>
+        <w:spacing w:after="80" w:before="0"/>
+      </w:pPr>
+    </w:p>
+    <w:p>
+      <w:pPr>
+        <w:tabs>
+          <w:tab w:val="right" w:pos="9026"/>
+        </w:tabs>
+        <w:spacing w:after="10" w:before="0"/>
+      </w:pPr>
+      <w:r>
+        <w:rPr>
+          <w:rFonts w:ascii="Calibri" w:cs="Calibri" w:eastAsia="Calibri" w:hAnsi="Calibri"/>
+          <w:b/>
+          <w:bCs/>
+          <w:sz w:val="20"/>
+          <w:szCs w:val="20"/>
+        </w:rPr>
+        <w:t xml:space="preserve">AstonCV - Full-Stack CV Database</w:t>
+      </w:r>
+      <w:r>
+        <w:rPr>
+          <w:rFonts w:ascii="Calibri" w:cs="Calibri" w:eastAsia="Calibri" w:hAnsi="Calibri"/>
+          <w:sz w:val="20"/>
+          <w:szCs w:val="20"/>
+        </w:rPr>
+        <w:t xml:space="preserve">	2026</w:t>
+      </w:r>
+    </w:p>
+    <w:p>
+      <w:pPr>
+        <w:spacing w:after="10" w:before="0"/>
+      </w:pPr>
+      <w:r>
+        <w:rPr>
+          <w:rFonts w:ascii="Calibri" w:cs="Calibri" w:eastAsia="Calibri" w:hAnsi="Calibri"/>
+          <w:color w:val="444444"/>
+          <w:sz w:val="19"/>
+          <w:szCs w:val="19"/>
+        </w:rPr>
+        <w:t xml:space="preserve">PHP, MySQL, CSS, Apache, Cloudflare</w:t>
+      </w:r>
+      <w:r>
+        <w:rPr>
+          <w:rFonts w:ascii="Calibri" w:cs="Calibri" w:eastAsia="Calibri" w:hAnsi="Calibri"/>
+          <w:sz w:val="19"/>
+          <w:szCs w:val="19"/>
+        </w:rPr>
+        <w:t xml:space="preserve">   </w:t>
+      </w:r>
+      <w:hyperlink w:history="1" r:id="rIdyv9o8jlsctto4vgwtelas">
+        <w:r>
+          <w:rPr>
+            <w:rFonts w:ascii="Calibri" w:cs="Calibri" w:eastAsia="Calibri" w:hAnsi="Calibri"/>
+            <w:color w:val="1a5cc8"/>
+            <w:sz w:val="19"/>
+            <w:szCs w:val="19"/>
+            <w:u w:val="single"/>
+          </w:rPr>
+          <w:t xml:space="preserve">Website ↗</w:t>
+        </w:r>
+      </w:hyperlink>
+      <w:r>
+        <w:rPr>
+          <w:rFonts w:ascii="Calibri" w:cs="Calibri" w:eastAsia="Calibri" w:hAnsi="Calibri"/>
+          <w:sz w:val="19"/>
+          <w:szCs w:val="19"/>
+        </w:rPr>
+        <w:t xml:space="preserve">   </w:t>
+      </w:r>
+      <w:r>
+        <w:rPr>
+          <w:rFonts w:ascii="Calibri" w:cs="Calibri" w:eastAsia="Calibri" w:hAnsi="Calibri"/>
+          <w:sz w:val="19"/>
+          <w:szCs w:val="19"/>
+        </w:rPr>
+        <w:t xml:space="preserve">| </w:t>
+      </w:r>
+      <w:hyperlink w:history="1" r:id="rId30wpetyrd2jp2sr3ok0nx">
+        <w:r>
+          <w:rPr>
+            <w:rFonts w:ascii="Calibri" w:cs="Calibri" w:eastAsia="Calibri" w:hAnsi="Calibri"/>
+            <w:color w:val="1a5cc8"/>
+            <w:sz w:val="19"/>
+            <w:szCs w:val="19"/>
+            <w:u w:val="single"/>
+          </w:rPr>
+          <w:t xml:space="preserve">GitHub ↗</w:t>
+        </w:r>
+      </w:hyperlink>
+      <w:r>
+        <w:rPr>
+          <w:rFonts w:ascii="Calibri" w:cs="Calibri" w:eastAsia="Calibri" w:hAnsi="Calibri"/>
+          <w:sz w:val="19"/>
+          <w:szCs w:val="19"/>
+        </w:rPr>
+        <w:t xml:space="preserve">   </w:t>
+      </w:r>
+      <w:r>
+        <w:rPr>
+          <w:rFonts w:ascii="Calibri" w:cs="Calibri" w:eastAsia="Calibri" w:hAnsi="Calibri"/>
+          <w:sz w:val="19"/>
+          <w:szCs w:val="19"/>
+        </w:rPr>
+        <w:t xml:space="preserve">| </w:t>
+      </w:r>
+      <w:hyperlink w:history="1" r:id="rIdmfaha8bgajd7j4csb9xf9">
+        <w:r>
+          <w:rPr>
+            <w:rFonts w:ascii="Calibri" w:cs="Calibri" w:eastAsia="Calibri" w:hAnsi="Calibri"/>
+            <w:color w:val="1a5cc8"/>
+            <w:sz w:val="19"/>
+            <w:szCs w:val="19"/>
+            <w:u w:val="single"/>
+          </w:rPr>
+          <w:t xml:space="preserve">Portfolio ↗</w:t>
+        </w:r>
+      </w:hyperlink>
+    </w:p>
+    <w:p>
+      <w:pPr>
+        <w:spacing w:after="20" w:before="0"/>
+        <w:ind w:left="316" w:hanging="259"/>
+      </w:pPr>
+      <w:r>
+        <w:rPr>
+          <w:rFonts w:ascii="Calibri" w:cs="Calibri" w:eastAsia="Calibri" w:hAnsi="Calibri"/>
+          <w:sz w:val="19"/>
+          <w:szCs w:val="19"/>
+        </w:rPr>
+        <w:t xml:space="preserve">•  </w:t>
+      </w:r>
+      <w:r>
+        <w:rPr>
+          <w:rFonts w:ascii="Calibri" w:cs="Calibri" w:eastAsia="Calibri" w:hAnsi="Calibri"/>
+          <w:sz w:val="19"/>
+          <w:szCs w:val="19"/>
+        </w:rPr>
+        <w:t xml:space="preserve">
+            Engineered </w:t>
+      </w:r>
+      <w:r>
+        <w:rPr>
+          <w:rFonts w:ascii="Calibri" w:cs="Calibri" w:eastAsia="Calibri" w:hAnsi="Calibri"/>
+          <w:b/>
+          <w:bCs/>
+          <w:sz w:val="19"/>
+          <w:szCs w:val="19"/>
+        </w:rPr>
+        <w:t xml:space="preserve">12+ security controls</w:t>
+      </w:r>
+      <w:r>
+        <w:rPr>
+          <w:rFonts w:ascii="Calibri" w:cs="Calibri" w:eastAsia="Calibri" w:hAnsi="Calibri"/>
+          <w:sz w:val="19"/>
+          <w:szCs w:val="19"/>
+        </w:rPr>
+        <w:t xml:space="preserve"> including </w:t>
+      </w:r>
+      <w:r>
+        <w:rPr>
+          <w:rFonts w:ascii="Calibri" w:cs="Calibri" w:eastAsia="Calibri" w:hAnsi="Calibri"/>
+          <w:b/>
+          <w:bCs/>
+          <w:sz w:val="19"/>
+          <w:szCs w:val="19"/>
+        </w:rPr>
+        <w:t xml:space="preserve">bcrypt hashing, CSRF tokens, PDO prepared statements and brute-force protection</w:t>
+      </w:r>
+      <w:r>
+        <w:rPr>
+          <w:rFonts w:ascii="Calibri" w:cs="Calibri" w:eastAsia="Calibri" w:hAnsi="Calibri"/>
+          <w:sz w:val="19"/>
+          <w:szCs w:val="19"/>
+        </w:rPr>
+        <w:t xml:space="preserve">
+          </w:t>
+      </w:r>
+    </w:p>
+    <w:p>
+      <w:pPr>
+        <w:spacing w:after="20" w:before="0"/>
+        <w:ind w:left="316" w:hanging="259"/>
+      </w:pPr>
+      <w:r>
+        <w:rPr>
+          <w:rFonts w:ascii="Calibri" w:cs="Calibri" w:eastAsia="Calibri" w:hAnsi="Calibri"/>
+          <w:sz w:val="19"/>
+          <w:szCs w:val="19"/>
+        </w:rPr>
+        <w:t xml:space="preserve">•  </w:t>
+      </w:r>
+      <w:r>
+        <w:rPr>
+          <w:rFonts w:ascii="Calibri" w:cs="Calibri" w:eastAsia="Calibri" w:hAnsi="Calibri"/>
+          <w:sz w:val="19"/>
+          <w:szCs w:val="19"/>
+        </w:rPr>
+        <w:t xml:space="preserve">
+            </w:t>
+      </w:r>
+      <w:r>
+        <w:rPr>
+          <w:rFonts w:ascii="Calibri" w:cs="Calibri" w:eastAsia="Calibri" w:hAnsi="Calibri"/>
+          <w:b/>
+          <w:bCs/>
+          <w:sz w:val="19"/>
+          <w:szCs w:val="19"/>
+        </w:rPr>
+        <w:t xml:space="preserve">Deployed live</w:t>
+      </w:r>
+      <w:r>
+        <w:rPr>
+          <w:rFonts w:ascii="Calibri" w:cs="Calibri" w:eastAsia="Calibri" w:hAnsi="Calibri"/>
+          <w:sz w:val="19"/>
+          <w:szCs w:val="19"/>
+        </w:rPr>
+        <w:t xml:space="preserve"> with searchable profiles, sorting/filtering and server-side PDF export
+          </w:t>
+      </w:r>
+    </w:p>
+    <w:p>
+      <w:pPr>
+        <w:spacing w:after="80" w:before="0"/>
+      </w:pPr>
+    </w:p>
+    <w:p>
+      <w:pPr>
+        <w:tabs>
+          <w:tab w:val="right" w:pos="9026"/>
+        </w:tabs>
+        <w:spacing w:after="10" w:before="0"/>
+      </w:pPr>
+      <w:r>
+        <w:rPr>
+          <w:rFonts w:ascii="Calibri" w:cs="Calibri" w:eastAsia="Calibri" w:hAnsi="Calibri"/>
+          <w:b/>
+          <w:bCs/>
+          <w:sz w:val="20"/>
+          <w:szCs w:val="20"/>
+        </w:rPr>
+        <w:t xml:space="preserve">git-unlocked - Open Source Git Course</w:t>
+      </w:r>
+      <w:r>
+        <w:rPr>
+          <w:rFonts w:ascii="Calibri" w:cs="Calibri" w:eastAsia="Calibri" w:hAnsi="Calibri"/>
+          <w:sz w:val="20"/>
+          <w:szCs w:val="20"/>
+        </w:rPr>
+        <w:t xml:space="preserve">	2026</w:t>
+      </w:r>
+    </w:p>
+    <w:p>
+      <w:pPr>
+        <w:spacing w:after="10" w:before="0"/>
+      </w:pPr>
+      <w:r>
+        <w:rPr>
+          <w:rFonts w:ascii="Calibri" w:cs="Calibri" w:eastAsia="Calibri" w:hAnsi="Calibri"/>
+          <w:color w:val="444444"/>
+          <w:sz w:val="19"/>
+          <w:szCs w:val="19"/>
+        </w:rPr>
+        <w:t xml:space="preserve">Git, GitHub, GitLab, Markdown, Open Source</w:t>
+      </w:r>
+      <w:r>
+        <w:rPr>
+          <w:rFonts w:ascii="Calibri" w:cs="Calibri" w:eastAsia="Calibri" w:hAnsi="Calibri"/>
+          <w:sz w:val="19"/>
+          <w:szCs w:val="19"/>
+        </w:rPr>
+        <w:t xml:space="preserve">   </w:t>
+      </w:r>
+      <w:hyperlink w:history="1" r:id="rIdb8oivjm7b0xcxkmjwmyp0">
+        <w:r>
+          <w:rPr>
+            <w:rFonts w:ascii="Calibri" w:cs="Calibri" w:eastAsia="Calibri" w:hAnsi="Calibri"/>
+            <w:color w:val="1a5cc8"/>
+            <w:sz w:val="19"/>
+            <w:szCs w:val="19"/>
+            <w:u w:val="single"/>
+          </w:rPr>
+          <w:t xml:space="preserve">GitHub ↗</w:t>
+        </w:r>
+      </w:hyperlink>
+      <w:r>
+        <w:rPr>
+          <w:rFonts w:ascii="Calibri" w:cs="Calibri" w:eastAsia="Calibri" w:hAnsi="Calibri"/>
+          <w:sz w:val="19"/>
+          <w:szCs w:val="19"/>
+        </w:rPr>
+        <w:t xml:space="preserve">   </w:t>
+      </w:r>
+      <w:r>
+        <w:rPr>
+          <w:rFonts w:ascii="Calibri" w:cs="Calibri" w:eastAsia="Calibri" w:hAnsi="Calibri"/>
+          <w:sz w:val="19"/>
+          <w:szCs w:val="19"/>
+        </w:rPr>
+        <w:t xml:space="preserve">| </w:t>
+      </w:r>
+      <w:hyperlink w:history="1" r:id="rIdhqg_837gnvqv4aey2dgi6">
+        <w:r>
+          <w:rPr>
+            <w:rFonts w:ascii="Calibri" w:cs="Calibri" w:eastAsia="Calibri" w:hAnsi="Calibri"/>
+            <w:color w:val="1a5cc8"/>
+            <w:sz w:val="19"/>
+            <w:szCs w:val="19"/>
+            <w:u w:val="single"/>
+          </w:rPr>
+          <w:t xml:space="preserve">Portfolio ↗</w:t>
+        </w:r>
+      </w:hyperlink>
+    </w:p>
+    <w:p>
+      <w:pPr>
+        <w:spacing w:after="20" w:before="0"/>
+        <w:ind w:left="316" w:hanging="259"/>
+      </w:pPr>
+      <w:r>
+        <w:rPr>
+          <w:rFonts w:ascii="Calibri" w:cs="Calibri" w:eastAsia="Calibri" w:hAnsi="Calibri"/>
+          <w:sz w:val="19"/>
+          <w:szCs w:val="19"/>
+        </w:rPr>
+        <w:t xml:space="preserve">•  </w:t>
+      </w:r>
+      <w:r>
+        <w:rPr>
+          <w:rFonts w:ascii="Calibri" w:cs="Calibri" w:eastAsia="Calibri" w:hAnsi="Calibri"/>
+          <w:sz w:val="19"/>
+          <w:szCs w:val="19"/>
+        </w:rPr>
+        <w:t xml:space="preserve">
+            Created a structured learning resource with </w:t>
+      </w:r>
+      <w:r>
+        <w:rPr>
+          <w:rFonts w:ascii="Calibri" w:cs="Calibri" w:eastAsia="Calibri" w:hAnsi="Calibri"/>
+          <w:b/>
+          <w:bCs/>
+          <w:sz w:val="19"/>
+          <w:szCs w:val="19"/>
+        </w:rPr>
+        <w:t xml:space="preserve">217+ topic files</w:t>
+      </w:r>
+      <w:r>
+        <w:rPr>
+          <w:rFonts w:ascii="Calibri" w:cs="Calibri" w:eastAsia="Calibri" w:hAnsi="Calibri"/>
+          <w:sz w:val="19"/>
+          <w:szCs w:val="19"/>
+        </w:rPr>
+        <w:t xml:space="preserve"> covering fundamentals to advanced workflows across Git, GitHub, GitLab and 5 other platforms
+          </w:t>
+      </w:r>
+    </w:p>
+    <w:p>
+      <w:pPr>
+        <w:spacing w:after="20" w:before="0"/>
+        <w:ind w:left="316" w:hanging="259"/>
+      </w:pPr>
+      <w:r>
+        <w:rPr>
+          <w:rFonts w:ascii="Calibri" w:cs="Calibri" w:eastAsia="Calibri" w:hAnsi="Calibri"/>
+          <w:sz w:val="19"/>
+          <w:szCs w:val="19"/>
+        </w:rPr>
+        <w:t xml:space="preserve">•  </w:t>
+      </w:r>
+      <w:r>
+        <w:rPr>
+          <w:rFonts w:ascii="Calibri" w:cs="Calibri" w:eastAsia="Calibri" w:hAnsi="Calibri"/>
+          <w:sz w:val="19"/>
+          <w:szCs w:val="19"/>
+        </w:rPr>
+        <w:t xml:space="preserve">Maintained contributor workflow with issue templates, PR standards and CI checks</w:t>
+      </w:r>
+    </w:p>
+    <w:p>
+      <w:pPr>
+        <w:spacing w:after="80" w:before="0"/>
+      </w:pPr>
+    </w:p>
+    <w:p>
+      <w:pPr>
+        <w:pBdr>
+          <w:bottom w:val="single" w:color="000000" w:sz="6" w:space="1"/>
+        </w:pBdr>
+        <w:spacing w:after="40" w:before="160"/>
+      </w:pPr>
+      <w:r>
+        <w:rPr>
+          <w:rFonts w:ascii="Calibri" w:cs="Calibri" w:eastAsia="Calibri" w:hAnsi="Calibri"/>
+          <w:b/>
+          <w:bCs/>
+          <w:sz w:val="21"/>
+          <w:szCs w:val="21"/>
+        </w:rPr>
+        <w:t xml:space="preserve">EXPERIENCE</w:t>
+      </w:r>
+    </w:p>
+    <w:p>
+      <w:pPr>
+        <w:tabs>
+          <w:tab w:val="right" w:pos="9026"/>
+        </w:tabs>
+        <w:spacing w:after="10" w:before="0"/>
+      </w:pPr>
+      <w:r>
+        <w:rPr>
+          <w:rFonts w:ascii="Calibri" w:cs="Calibri" w:eastAsia="Calibri" w:hAnsi="Calibri"/>
+          <w:b/>
+          <w:bCs/>
+          <w:sz w:val="20"/>
+          <w:szCs w:val="20"/>
+        </w:rPr>
+        <w:t xml:space="preserve">Junior Apprentice HVAC Technician</w:t>
+      </w:r>
+      <w:r>
+        <w:rPr>
+          <w:rFonts w:ascii="Calibri" w:cs="Calibri" w:eastAsia="Calibri" w:hAnsi="Calibri"/>
+          <w:sz w:val="20"/>
+          <w:szCs w:val="20"/>
+        </w:rPr>
+        <w:t xml:space="preserve">	Massive Refrigeration Services, Accra, Ghana</w:t>
+      </w:r>
+    </w:p>
+    <w:p>
+      <w:pPr>
+        <w:tabs>
+          <w:tab w:val="right" w:pos="9026"/>
+        </w:tabs>
+        <w:spacing w:after="10" w:before="0"/>
+      </w:pPr>
+      <w:r>
+        <w:rPr>
+          <w:rFonts w:ascii="Calibri" w:cs="Calibri" w:eastAsia="Calibri" w:hAnsi="Calibri"/>
+          <w:color w:val="444444"/>
+          <w:sz w:val="19"/>
+          <w:szCs w:val="19"/>
+        </w:rPr>
+        <w:t xml:space="preserve">Field servicing, diagnostics, installation support</w:t>
+      </w:r>
+      <w:r>
+        <w:rPr>
+          <w:rFonts w:ascii="Calibri" w:cs="Calibri" w:eastAsia="Calibri" w:hAnsi="Calibri"/>
+          <w:sz w:val="19"/>
+          <w:szCs w:val="19"/>
+        </w:rPr>
+        <w:t xml:space="preserve">	Jul 2019 - Jul 2021</w:t>
+      </w:r>
+    </w:p>
+    <w:p>
+      <w:pPr>
+        <w:spacing w:after="20" w:before="0"/>
+        <w:ind w:left="316" w:hanging="259"/>
+      </w:pPr>
+      <w:r>
+        <w:rPr>
+          <w:rFonts w:ascii="Calibri" w:cs="Calibri" w:eastAsia="Calibri" w:hAnsi="Calibri"/>
+          <w:sz w:val="19"/>
+          <w:szCs w:val="19"/>
+        </w:rPr>
+        <w:t xml:space="preserve">•  </w:t>
+      </w:r>
+      <w:r>
+        <w:rPr>
+          <w:rFonts w:ascii="Calibri" w:cs="Calibri" w:eastAsia="Calibri" w:hAnsi="Calibri"/>
+          <w:sz w:val="19"/>
+          <w:szCs w:val="19"/>
+        </w:rPr>
+        <w:t xml:space="preserve">Serviced, installed and maintained </w:t>
+      </w:r>
+      <w:r>
+        <w:rPr>
+          <w:rFonts w:ascii="Calibri" w:cs="Calibri" w:eastAsia="Calibri" w:hAnsi="Calibri"/>
+          <w:b/>
+          <w:bCs/>
+          <w:sz w:val="19"/>
+          <w:szCs w:val="19"/>
+        </w:rPr>
+        <w:t xml:space="preserve">50+ air conditioning units</w:t>
+      </w:r>
+      <w:r>
+        <w:rPr>
+          <w:rFonts w:ascii="Calibri" w:cs="Calibri" w:eastAsia="Calibri" w:hAnsi="Calibri"/>
+          <w:sz w:val="19"/>
+          <w:szCs w:val="19"/>
+        </w:rPr>
+        <w:t xml:space="preserve">, applying practical knowledge of </w:t>
+      </w:r>
+      <w:r>
+        <w:rPr>
+          <w:rFonts w:ascii="Calibri" w:cs="Calibri" w:eastAsia="Calibri" w:hAnsi="Calibri"/>
+          <w:b/>
+          <w:bCs/>
+          <w:sz w:val="19"/>
+          <w:szCs w:val="19"/>
+        </w:rPr>
+        <w:t xml:space="preserve">electrical systems</w:t>
+      </w:r>
+      <w:r>
+        <w:rPr>
+          <w:rFonts w:ascii="Calibri" w:cs="Calibri" w:eastAsia="Calibri" w:hAnsi="Calibri"/>
+          <w:sz w:val="19"/>
+          <w:szCs w:val="19"/>
+        </w:rPr>
+        <w:t xml:space="preserve">, refrigerant circuits, thermodynamics and diagnostic instrumentation in live field environments</w:t>
+      </w:r>
+    </w:p>
+    <w:p>
+      <w:pPr>
+        <w:spacing w:after="80" w:before="0"/>
+      </w:pPr>
+    </w:p>
+    <w:p>
+      <w:pPr>
+        <w:tabs>
+          <w:tab w:val="right" w:pos="9026"/>
+        </w:tabs>
+        <w:spacing w:after="10" w:before="0"/>
+      </w:pPr>
+      <w:r>
+        <w:rPr>
+          <w:rFonts w:ascii="Calibri" w:cs="Calibri" w:eastAsia="Calibri" w:hAnsi="Calibri"/>
+          <w:b/>
+          <w:bCs/>
+          <w:sz w:val="20"/>
+          <w:szCs w:val="20"/>
+        </w:rPr>
+        <w:t xml:space="preserve">Student Representative</w:t>
+      </w:r>
+      <w:r>
+        <w:rPr>
+          <w:rFonts w:ascii="Calibri" w:cs="Calibri" w:eastAsia="Calibri" w:hAnsi="Calibri"/>
+          <w:sz w:val="20"/>
+          <w:szCs w:val="20"/>
+        </w:rPr>
+        <w:t xml:space="preserve">	Aston Students' Union, Birmingham, UK</w:t>
+      </w:r>
+    </w:p>
+    <w:p>
+      <w:pPr>
+        <w:tabs>
+          <w:tab w:val="right" w:pos="9026"/>
+        </w:tabs>
+        <w:spacing w:after="10" w:before="0"/>
+      </w:pPr>
+      <w:r>
+        <w:rPr>
+          <w:rFonts w:ascii="Calibri" w:cs="Calibri" w:eastAsia="Calibri" w:hAnsi="Calibri"/>
+          <w:color w:val="444444"/>
+          <w:sz w:val="19"/>
+          <w:szCs w:val="19"/>
+        </w:rPr>
+        <w:t xml:space="preserve">Student advocacy, stakeholder communication, academic liaison</w:t>
+      </w:r>
+      <w:r>
+        <w:rPr>
+          <w:rFonts w:ascii="Calibri" w:cs="Calibri" w:eastAsia="Calibri" w:hAnsi="Calibri"/>
+          <w:sz w:val="19"/>
+          <w:szCs w:val="19"/>
+        </w:rPr>
+        <w:t xml:space="preserve">	Sep 2025 - Present</w:t>
+      </w:r>
+    </w:p>
+    <w:p>
+      <w:pPr>
+        <w:spacing w:after="20" w:before="0"/>
+        <w:ind w:left="316" w:hanging="259"/>
+      </w:pPr>
+      <w:r>
+        <w:rPr>
+          <w:rFonts w:ascii="Calibri" w:cs="Calibri" w:eastAsia="Calibri" w:hAnsi="Calibri"/>
+          <w:sz w:val="19"/>
+          <w:szCs w:val="19"/>
+        </w:rPr>
+        <w:t xml:space="preserve">•  </w:t>
+      </w:r>
+      <w:r>
+        <w:rPr>
+          <w:rFonts w:ascii="Calibri" w:cs="Calibri" w:eastAsia="Calibri" w:hAnsi="Calibri"/>
+          <w:sz w:val="19"/>
+          <w:szCs w:val="19"/>
+        </w:rPr>
+        <w:t xml:space="preserve">Represent Electronic Engineering students, conveying technical module feedback to academic staff through </w:t>
+      </w:r>
+      <w:r>
+        <w:rPr>
+          <w:rFonts w:ascii="Calibri" w:cs="Calibri" w:eastAsia="Calibri" w:hAnsi="Calibri"/>
+          <w:b/>
+          <w:bCs/>
+          <w:sz w:val="19"/>
+          <w:szCs w:val="19"/>
+        </w:rPr>
+        <w:t xml:space="preserve">SSLC, Senate and Council meetings</w:t>
+      </w:r>
+    </w:p>
+    <w:p>
+      <w:pPr>
+        <w:spacing w:after="20" w:before="0"/>
+        <w:ind w:left="316" w:hanging="259"/>
+      </w:pPr>
+      <w:r>
+        <w:rPr>
+          <w:rFonts w:ascii="Calibri" w:cs="Calibri" w:eastAsia="Calibri" w:hAnsi="Calibri"/>
+          <w:sz w:val="19"/>
+          <w:szCs w:val="19"/>
+        </w:rPr>
+        <w:t xml:space="preserve">•  </w:t>
+      </w:r>
+      <w:r>
+        <w:rPr>
+          <w:rFonts w:ascii="Calibri" w:cs="Calibri" w:eastAsia="Calibri" w:hAnsi="Calibri"/>
+          <w:sz w:val="19"/>
+          <w:szCs w:val="19"/>
+        </w:rPr>
+        <w:t xml:space="preserve">Influenced </w:t>
+      </w:r>
+      <w:r>
+        <w:rPr>
+          <w:rFonts w:ascii="Calibri" w:cs="Calibri" w:eastAsia="Calibri" w:hAnsi="Calibri"/>
+          <w:b/>
+          <w:bCs/>
+          <w:sz w:val="19"/>
+          <w:szCs w:val="19"/>
+        </w:rPr>
+        <w:t xml:space="preserve">electronics and programming curriculum improvements</w:t>
+      </w:r>
+      <w:r>
+        <w:rPr>
+          <w:rFonts w:ascii="Calibri" w:cs="Calibri" w:eastAsia="Calibri" w:hAnsi="Calibri"/>
+          <w:sz w:val="19"/>
+          <w:szCs w:val="19"/>
+        </w:rPr>
+        <w:t xml:space="preserve"> by gathering cohort feedback and presenting actionable proposals at staff-student forums</w:t>
+      </w:r>
+    </w:p>
+    <w:p>
+      <w:pPr>
+        <w:spacing w:after="80" w:before="0"/>
+      </w:pPr>
+    </w:p>
+    <w:p>
+      <w:pPr>
+        <w:tabs>
+          <w:tab w:val="right" w:pos="9026"/>
+        </w:tabs>
+        <w:spacing w:after="10" w:before="0"/>
+      </w:pPr>
+      <w:r>
+        <w:rPr>
+          <w:rFonts w:ascii="Calibri" w:cs="Calibri" w:eastAsia="Calibri" w:hAnsi="Calibri"/>
+          <w:b/>
+          <w:bCs/>
+          <w:sz w:val="20"/>
+          <w:szCs w:val="20"/>
+        </w:rPr>
+        <w:t xml:space="preserve">Diplomatic, Consular and Estates Intern</w:t>
+      </w:r>
+      <w:r>
+        <w:rPr>
+          <w:rFonts w:ascii="Calibri" w:cs="Calibri" w:eastAsia="Calibri" w:hAnsi="Calibri"/>
+          <w:sz w:val="20"/>
+          <w:szCs w:val="20"/>
+        </w:rPr>
+        <w:t xml:space="preserve">	Ghana High Commission, London, UK</w:t>
+      </w:r>
+    </w:p>
+    <w:p>
+      <w:pPr>
+        <w:tabs>
+          <w:tab w:val="right" w:pos="9026"/>
+        </w:tabs>
+        <w:spacing w:after="10" w:before="0"/>
+      </w:pPr>
+      <w:r>
+        <w:rPr>
+          <w:rFonts w:ascii="Calibri" w:cs="Calibri" w:eastAsia="Calibri" w:hAnsi="Calibri"/>
+          <w:color w:val="444444"/>
+          <w:sz w:val="19"/>
+          <w:szCs w:val="19"/>
+        </w:rPr>
+        <w:t xml:space="preserve">Consular operations, diplomatic property, document processing, client support</w:t>
+      </w:r>
+      <w:r>
+        <w:rPr>
+          <w:rFonts w:ascii="Calibri" w:cs="Calibri" w:eastAsia="Calibri" w:hAnsi="Calibri"/>
+          <w:sz w:val="19"/>
+          <w:szCs w:val="19"/>
+        </w:rPr>
+        <w:t xml:space="preserve">	Mar 2024 - Aug 2024</w:t>
+      </w:r>
+    </w:p>
+    <w:p>
+      <w:pPr>
+        <w:spacing w:after="20" w:before="0"/>
+        <w:ind w:left="316" w:hanging="259"/>
+      </w:pPr>
+      <w:r>
+        <w:rPr>
+          <w:rFonts w:ascii="Calibri" w:cs="Calibri" w:eastAsia="Calibri" w:hAnsi="Calibri"/>
+          <w:sz w:val="19"/>
+          <w:szCs w:val="19"/>
+        </w:rPr>
+        <w:t xml:space="preserve">•  </w:t>
+      </w:r>
+      <w:r>
+        <w:rPr>
+          <w:rFonts w:ascii="Calibri" w:cs="Calibri" w:eastAsia="Calibri" w:hAnsi="Calibri"/>
+          <w:sz w:val="19"/>
+          <w:szCs w:val="19"/>
+        </w:rPr>
+        <w:t xml:space="preserve">Operated official consular processing systems handling </w:t>
+      </w:r>
+      <w:r>
+        <w:rPr>
+          <w:rFonts w:ascii="Calibri" w:cs="Calibri" w:eastAsia="Calibri" w:hAnsi="Calibri"/>
+          <w:b/>
+          <w:bCs/>
+          <w:sz w:val="19"/>
+          <w:szCs w:val="19"/>
+        </w:rPr>
+        <w:t xml:space="preserve">biometric capture</w:t>
+      </w:r>
+      <w:r>
+        <w:rPr>
+          <w:rFonts w:ascii="Calibri" w:cs="Calibri" w:eastAsia="Calibri" w:hAnsi="Calibri"/>
+          <w:sz w:val="19"/>
+          <w:szCs w:val="19"/>
+        </w:rPr>
+        <w:t xml:space="preserve">, document authentication and physical visa and passport production, supporting </w:t>
+      </w:r>
+      <w:r>
+        <w:rPr>
+          <w:rFonts w:ascii="Calibri" w:cs="Calibri" w:eastAsia="Calibri" w:hAnsi="Calibri"/>
+          <w:b/>
+          <w:bCs/>
+          <w:sz w:val="19"/>
+          <w:szCs w:val="19"/>
+        </w:rPr>
+        <w:t xml:space="preserve">100+ daily client interactions</w:t>
+      </w:r>
+    </w:p>
+    <w:p>
+      <w:pPr>
+        <w:spacing w:after="20" w:before="0"/>
+        <w:ind w:left="316" w:hanging="259"/>
+      </w:pPr>
+      <w:r>
+        <w:rPr>
+          <w:rFonts w:ascii="Calibri" w:cs="Calibri" w:eastAsia="Calibri" w:hAnsi="Calibri"/>
+          <w:sz w:val="19"/>
+          <w:szCs w:val="19"/>
+        </w:rPr>
+        <w:t xml:space="preserve">•  </w:t>
+      </w:r>
+      <w:r>
+        <w:rPr>
+          <w:rFonts w:ascii="Calibri" w:cs="Calibri" w:eastAsia="Calibri" w:hAnsi="Calibri"/>
+          <w:sz w:val="19"/>
+          <w:szCs w:val="19"/>
+        </w:rPr>
+        <w:t xml:space="preserve">Assisted with </w:t>
+      </w:r>
+      <w:r>
+        <w:rPr>
+          <w:rFonts w:ascii="Calibri" w:cs="Calibri" w:eastAsia="Calibri" w:hAnsi="Calibri"/>
+          <w:b/>
+          <w:bCs/>
+          <w:sz w:val="19"/>
+          <w:szCs w:val="19"/>
+        </w:rPr>
+        <w:t xml:space="preserve">physical site inspections</w:t>
+      </w:r>
+      <w:r>
+        <w:rPr>
+          <w:rFonts w:ascii="Calibri" w:cs="Calibri" w:eastAsia="Calibri" w:hAnsi="Calibri"/>
+          <w:sz w:val="19"/>
+          <w:szCs w:val="19"/>
+        </w:rPr>
+        <w:t xml:space="preserve"> and facility surveys, maintaining estates and maintenance records and coordinating with officers on operational logistics</w:t>
+      </w:r>
+    </w:p>
+    <w:p>
+      <w:pPr>
+        <w:spacing w:after="80" w:before="0"/>
+      </w:pPr>
+    </w:p>
+    <w:p>
+      <w:pPr>
+        <w:pBdr>
+          <w:bottom w:val="single" w:color="000000" w:sz="6" w:space="1"/>
+        </w:pBdr>
+        <w:spacing w:after="40" w:before="160"/>
+      </w:pPr>
+      <w:r>
+        <w:rPr>
+          <w:rFonts w:ascii="Calibri" w:cs="Calibri" w:eastAsia="Calibri" w:hAnsi="Calibri"/>
+          <w:b/>
+          <w:bCs/>
+          <w:sz w:val="21"/>
+          <w:szCs w:val="21"/>
+        </w:rPr>
+        <w:t xml:space="preserve">RESEARCH &amp; PUBLICATIONS</w:t>
+      </w:r>
+    </w:p>
+    <w:p>
+      <w:pPr>
+        <w:tabs>
+          <w:tab w:val="right" w:pos="9026"/>
+        </w:tabs>
+        <w:spacing w:after="10" w:before="0"/>
+      </w:pPr>
+      <w:r>
+        <w:rPr>
+          <w:rFonts w:ascii="Calibri" w:cs="Calibri" w:eastAsia="Calibri" w:hAnsi="Calibri"/>
+          <w:b/>
+          <w:bCs/>
+          <w:sz w:val="20"/>
+          <w:szCs w:val="20"/>
+        </w:rPr>
+        <w:t xml:space="preserve">git-unlocked: An Open-Source Modular Curriculum for Git and Version Control Education</w:t>
+      </w:r>
+    </w:p>
+    <w:p>
+      <w:pPr>
+        <w:tabs>
+          <w:tab w:val="right" w:pos="9026"/>
+        </w:tabs>
+        <w:spacing w:after="10" w:before="0"/>
+      </w:pPr>
+      <w:r>
+        <w:rPr>
+          <w:rFonts w:ascii="Calibri" w:cs="Calibri" w:eastAsia="Calibri" w:hAnsi="Calibri"/>
+          <w:color w:val="444444"/>
+          <w:sz w:val="19"/>
+          <w:szCs w:val="19"/>
+        </w:rPr>
         <w:t xml:space="preserve">I. Adjei · Zenodo · Jun 2026</w:t>
       </w:r>
       <w:r>
@@ -781,7 +2404,7 @@
         </w:rPr>
         <w:t xml:space="preserve">   </w:t>
       </w:r>
-      <w:hyperlink w:history="1" r:id="rIdwt2-zsgra1ybfae54nd5y">
+      <w:hyperlink w:history="1" r:id="rIde0d1o7x6f7wkmrzwpjphc">
         <w:r>
           <w:rPr>
             <w:rFonts w:ascii="Calibri" w:cs="Calibri" w:eastAsia="Calibri" w:hAnsi="Calibri"/>
@@ -809,7 +2432,7 @@
         </w:rPr>
         <w:t xml:space="preserve">| </w:t>
       </w:r>
-      <w:hyperlink w:history="1" r:id="rIdb6cpp8ylf3ndbvmz3bf38">
+      <w:hyperlink w:history="1" r:id="rIdpbulznjgj54rk_fp0ge72">
         <w:r>
           <w:rPr>
             <w:rFonts w:ascii="Calibri" w:cs="Calibri" w:eastAsia="Calibri" w:hAnsi="Calibri"/>

--- a/public/resume/cv-embedded.docx
+++ b/public/resume/cv-embedded.docx
@@ -33,7 +33,7 @@
         </w:rPr>
         <w:t xml:space="preserve">✉ </w:t>
       </w:r>
-      <w:hyperlink w:history="1" r:id="rId0q1yh_ss-tnt8dxs09yt6">
+      <w:hyperlink w:history="1" r:id="rIdutot_gj6wumrpmlwmyrhv">
         <w:r>
           <w:rPr>
             <w:rFonts w:ascii="Calibri" w:cs="Calibri" w:eastAsia="Calibri" w:hAnsi="Calibri"/>
@@ -63,7 +63,7 @@
         </w:rPr>
         <w:t xml:space="preserve">• </w:t>
       </w:r>
-      <w:hyperlink w:history="1" r:id="rIdszayozv_5ii1i2ji0gudx">
+      <w:hyperlink w:history="1" r:id="rId9b2d2upyzuqz5prguqkta">
         <w:r>
           <w:rPr>
             <w:rFonts w:ascii="Calibri" w:cs="Calibri" w:eastAsia="Calibri" w:hAnsi="Calibri"/>
@@ -93,7 +93,7 @@
         </w:rPr>
         <w:t xml:space="preserve">⁠in </w:t>
       </w:r>
-      <w:hyperlink w:history="1" r:id="rId4qha9kludnwu52gu74xr0">
+      <w:hyperlink w:history="1" r:id="rId13gnyncbav3tobotsmahg">
         <w:r>
           <w:rPr>
             <w:rFonts w:ascii="Calibri" w:cs="Calibri" w:eastAsia="Calibri" w:hAnsi="Calibri"/>
@@ -123,7 +123,7 @@
         </w:rPr>
         <w:t xml:space="preserve">◔ </w:t>
       </w:r>
-      <w:hyperlink w:history="1" r:id="rIdiki9wlbjhzyg-jhkj6j-y">
+      <w:hyperlink w:history="1" r:id="rId0cn-sggjr3v5zo1x0ejco">
         <w:r>
           <w:rPr>
             <w:rFonts w:ascii="Calibri" w:cs="Calibri" w:eastAsia="Calibri" w:hAnsi="Calibri"/>
@@ -153,7 +153,7 @@
         </w:rPr>
         <w:t xml:space="preserve">Ⓘ </w:t>
       </w:r>
-      <w:hyperlink w:history="1" r:id="rId2aspicsvno7pe_o0yscv1">
+      <w:hyperlink w:history="1" r:id="rIdx_kpm0wrlsdwfvpvoagn9">
         <w:r>
           <w:rPr>
             <w:rFonts w:ascii="Calibri" w:cs="Calibri" w:eastAsia="Calibri" w:hAnsi="Calibri"/>
@@ -716,7 +716,7 @@
         </w:rPr>
         <w:t xml:space="preserve">   </w:t>
       </w:r>
-      <w:hyperlink w:history="1" r:id="rIdf6nnaqtzspdnsxarnmubw">
+      <w:hyperlink w:history="1" r:id="rIdduvqa4xogmnj3yhd8enyt">
         <w:r>
           <w:rPr>
             <w:rFonts w:ascii="Calibri" w:cs="Calibri" w:eastAsia="Calibri" w:hAnsi="Calibri"/>
@@ -744,7 +744,7 @@
         </w:rPr>
         <w:t xml:space="preserve">| </w:t>
       </w:r>
-      <w:hyperlink w:history="1" r:id="rIdwakj_dompdifzygyimdfm">
+      <w:hyperlink w:history="1" r:id="rIdqmuyot8tqbmm8oue8a_pd">
         <w:r>
           <w:rPr>
             <w:rFonts w:ascii="Calibri" w:cs="Calibri" w:eastAsia="Calibri" w:hAnsi="Calibri"/>
@@ -772,7 +772,7 @@
         </w:rPr>
         <w:t xml:space="preserve">| </w:t>
       </w:r>
-      <w:hyperlink w:history="1" r:id="rIdyyspjabhq3vb2oy0ij83y">
+      <w:hyperlink w:history="1" r:id="rIddqs7ekdtb0y2nxwuhk6mh">
         <w:r>
           <w:rPr>
             <w:rFonts w:ascii="Calibri" w:cs="Calibri" w:eastAsia="Calibri" w:hAnsi="Calibri"/>
@@ -1125,7 +1125,7 @@
         </w:rPr>
         <w:t xml:space="preserve">   </w:t>
       </w:r>
-      <w:hyperlink w:history="1" r:id="rIdryijjkgbbeu5388pxzz5c">
+      <w:hyperlink w:history="1" r:id="rIdbpzin4bh4r5go0gnobpcs">
         <w:r>
           <w:rPr>
             <w:rFonts w:ascii="Calibri" w:cs="Calibri" w:eastAsia="Calibri" w:hAnsi="Calibri"/>
@@ -1153,7 +1153,7 @@
         </w:rPr>
         <w:t xml:space="preserve">| </w:t>
       </w:r>
-      <w:hyperlink w:history="1" r:id="rIdi4wwt_en_mpgpzmni0dc4">
+      <w:hyperlink w:history="1" r:id="rIdtsr7vlccr096uyuyuj2kx">
         <w:r>
           <w:rPr>
             <w:rFonts w:ascii="Calibri" w:cs="Calibri" w:eastAsia="Calibri" w:hAnsi="Calibri"/>
@@ -1286,7 +1286,7 @@
         </w:rPr>
         <w:t xml:space="preserve">   </w:t>
       </w:r>
-      <w:hyperlink w:history="1" r:id="rIdu0g3xlflxjc0lahyc54lx">
+      <w:hyperlink w:history="1" r:id="rIdn1fv3i-kt2sugf5zgsx7e">
         <w:r>
           <w:rPr>
             <w:rFonts w:ascii="Calibri" w:cs="Calibri" w:eastAsia="Calibri" w:hAnsi="Calibri"/>
@@ -1455,7 +1455,7 @@
         </w:rPr>
         <w:t xml:space="preserve">   </w:t>
       </w:r>
-      <w:hyperlink w:history="1" r:id="rIdki95obezdyqnhv0h7zyk9">
+      <w:hyperlink w:history="1" r:id="rIdzf-zyakpln-e_-w0ghimj">
         <w:r>
           <w:rPr>
             <w:rFonts w:ascii="Calibri" w:cs="Calibri" w:eastAsia="Calibri" w:hAnsi="Calibri"/>
@@ -1605,7 +1605,7 @@
         </w:rPr>
         <w:t xml:space="preserve">   </w:t>
       </w:r>
-      <w:hyperlink w:history="1" r:id="rIdyv9o8jlsctto4vgwtelas">
+      <w:hyperlink w:history="1" r:id="rId_avp4vs1htc8kahdgg4nv">
         <w:r>
           <w:rPr>
             <w:rFonts w:ascii="Calibri" w:cs="Calibri" w:eastAsia="Calibri" w:hAnsi="Calibri"/>
@@ -1633,7 +1633,7 @@
         </w:rPr>
         <w:t xml:space="preserve">| </w:t>
       </w:r>
-      <w:hyperlink w:history="1" r:id="rId30wpetyrd2jp2sr3ok0nx">
+      <w:hyperlink w:history="1" r:id="rIdipjvv-4agsm1o8cxy1m36">
         <w:r>
           <w:rPr>
             <w:rFonts w:ascii="Calibri" w:cs="Calibri" w:eastAsia="Calibri" w:hAnsi="Calibri"/>
@@ -1661,7 +1661,7 @@
         </w:rPr>
         <w:t xml:space="preserve">| </w:t>
       </w:r>
-      <w:hyperlink w:history="1" r:id="rIdmfaha8bgajd7j4csb9xf9">
+      <w:hyperlink w:history="1" r:id="rIdljndw4tv-zgkmevfuawjb">
         <w:r>
           <w:rPr>
             <w:rFonts w:ascii="Calibri" w:cs="Calibri" w:eastAsia="Calibri" w:hAnsi="Calibri"/>
@@ -1828,7 +1828,7 @@
         </w:rPr>
         <w:t xml:space="preserve">   </w:t>
       </w:r>
-      <w:hyperlink w:history="1" r:id="rIdb8oivjm7b0xcxkmjwmyp0">
+      <w:hyperlink w:history="1" r:id="rIdn6s8eka_okzbh84ybuh4v">
         <w:r>
           <w:rPr>
             <w:rFonts w:ascii="Calibri" w:cs="Calibri" w:eastAsia="Calibri" w:hAnsi="Calibri"/>
@@ -1856,7 +1856,7 @@
         </w:rPr>
         <w:t xml:space="preserve">| </w:t>
       </w:r>
-      <w:hyperlink w:history="1" r:id="rIdhqg_837gnvqv4aey2dgi6">
+      <w:hyperlink w:history="1" r:id="rIdym19bbma24e68motqp4qg">
         <w:r>
           <w:rPr>
             <w:rFonts w:ascii="Calibri" w:cs="Calibri" w:eastAsia="Calibri" w:hAnsi="Calibri"/>
@@ -2404,7 +2404,7 @@
         </w:rPr>
         <w:t xml:space="preserve">   </w:t>
       </w:r>
-      <w:hyperlink w:history="1" r:id="rIde0d1o7x6f7wkmrzwpjphc">
+      <w:hyperlink w:history="1" r:id="rIdev5fpvsnwpmgrwns-95ac">
         <w:r>
           <w:rPr>
             <w:rFonts w:ascii="Calibri" w:cs="Calibri" w:eastAsia="Calibri" w:hAnsi="Calibri"/>
@@ -2432,7 +2432,7 @@
         </w:rPr>
         <w:t xml:space="preserve">| </w:t>
       </w:r>
-      <w:hyperlink w:history="1" r:id="rIdpbulznjgj54rk_fp0ge72">
+      <w:hyperlink w:history="1" r:id="rIdju_hy31gxrkbvn1abtu1v">
         <w:r>
           <w:rPr>
             <w:rFonts w:ascii="Calibri" w:cs="Calibri" w:eastAsia="Calibri" w:hAnsi="Calibri"/>

--- a/public/resume/cv-embedded.docx
+++ b/public/resume/cv-embedded.docx
@@ -33,7 +33,7 @@
         </w:rPr>
         <w:t xml:space="preserve">✉ </w:t>
       </w:r>
-      <w:hyperlink w:history="1" r:id="rIdutot_gj6wumrpmlwmyrhv">
+      <w:hyperlink w:history="1" r:id="rIdpqsk_pokrbw7vtwtwyhm6">
         <w:r>
           <w:rPr>
             <w:rFonts w:ascii="Calibri" w:cs="Calibri" w:eastAsia="Calibri" w:hAnsi="Calibri"/>
@@ -63,7 +63,7 @@
         </w:rPr>
         <w:t xml:space="preserve">• </w:t>
       </w:r>
-      <w:hyperlink w:history="1" r:id="rId9b2d2upyzuqz5prguqkta">
+      <w:hyperlink w:history="1" r:id="rIdfhhlm-2bvm5toleekkpya">
         <w:r>
           <w:rPr>
             <w:rFonts w:ascii="Calibri" w:cs="Calibri" w:eastAsia="Calibri" w:hAnsi="Calibri"/>
@@ -93,7 +93,7 @@
         </w:rPr>
         <w:t xml:space="preserve">⁠in </w:t>
       </w:r>
-      <w:hyperlink w:history="1" r:id="rId13gnyncbav3tobotsmahg">
+      <w:hyperlink w:history="1" r:id="rIdvuql6p0odkm6stpfebo53">
         <w:r>
           <w:rPr>
             <w:rFonts w:ascii="Calibri" w:cs="Calibri" w:eastAsia="Calibri" w:hAnsi="Calibri"/>
@@ -123,7 +123,7 @@
         </w:rPr>
         <w:t xml:space="preserve">◔ </w:t>
       </w:r>
-      <w:hyperlink w:history="1" r:id="rId0cn-sggjr3v5zo1x0ejco">
+      <w:hyperlink w:history="1" r:id="rId1gbmomkn6x_1aouiebyu7">
         <w:r>
           <w:rPr>
             <w:rFonts w:ascii="Calibri" w:cs="Calibri" w:eastAsia="Calibri" w:hAnsi="Calibri"/>
@@ -153,7 +153,7 @@
         </w:rPr>
         <w:t xml:space="preserve">Ⓘ </w:t>
       </w:r>
-      <w:hyperlink w:history="1" r:id="rIdx_kpm0wrlsdwfvpvoagn9">
+      <w:hyperlink w:history="1" r:id="rIdc4cjny6lskdu_gd92h1w0">
         <w:r>
           <w:rPr>
             <w:rFonts w:ascii="Calibri" w:cs="Calibri" w:eastAsia="Calibri" w:hAnsi="Calibri"/>
@@ -716,7 +716,7 @@
         </w:rPr>
         <w:t xml:space="preserve">   </w:t>
       </w:r>
-      <w:hyperlink w:history="1" r:id="rIdduvqa4xogmnj3yhd8enyt">
+      <w:hyperlink w:history="1" r:id="rIdozx7ob_stdg-ogcexxczm">
         <w:r>
           <w:rPr>
             <w:rFonts w:ascii="Calibri" w:cs="Calibri" w:eastAsia="Calibri" w:hAnsi="Calibri"/>
@@ -744,7 +744,7 @@
         </w:rPr>
         <w:t xml:space="preserve">| </w:t>
       </w:r>
-      <w:hyperlink w:history="1" r:id="rIdqmuyot8tqbmm8oue8a_pd">
+      <w:hyperlink w:history="1" r:id="rIdhf69y-tz36etwigvk3qzr">
         <w:r>
           <w:rPr>
             <w:rFonts w:ascii="Calibri" w:cs="Calibri" w:eastAsia="Calibri" w:hAnsi="Calibri"/>
@@ -772,7 +772,7 @@
         </w:rPr>
         <w:t xml:space="preserve">| </w:t>
       </w:r>
-      <w:hyperlink w:history="1" r:id="rIddqs7ekdtb0y2nxwuhk6mh">
+      <w:hyperlink w:history="1" r:id="rIdiqvykycrrc_fbe1vzzzxg">
         <w:r>
           <w:rPr>
             <w:rFonts w:ascii="Calibri" w:cs="Calibri" w:eastAsia="Calibri" w:hAnsi="Calibri"/>
@@ -1125,7 +1125,7 @@
         </w:rPr>
         <w:t xml:space="preserve">   </w:t>
       </w:r>
-      <w:hyperlink w:history="1" r:id="rIdbpzin4bh4r5go0gnobpcs">
+      <w:hyperlink w:history="1" r:id="rId_xci0kzzlosry1bzyahx3">
         <w:r>
           <w:rPr>
             <w:rFonts w:ascii="Calibri" w:cs="Calibri" w:eastAsia="Calibri" w:hAnsi="Calibri"/>
@@ -1153,7 +1153,7 @@
         </w:rPr>
         <w:t xml:space="preserve">| </w:t>
       </w:r>
-      <w:hyperlink w:history="1" r:id="rIdtsr7vlccr096uyuyuj2kx">
+      <w:hyperlink w:history="1" r:id="rIdv_vwc5ugwv87ebj9rwhau">
         <w:r>
           <w:rPr>
             <w:rFonts w:ascii="Calibri" w:cs="Calibri" w:eastAsia="Calibri" w:hAnsi="Calibri"/>
@@ -1286,7 +1286,7 @@
         </w:rPr>
         <w:t xml:space="preserve">   </w:t>
       </w:r>
-      <w:hyperlink w:history="1" r:id="rIdn1fv3i-kt2sugf5zgsx7e">
+      <w:hyperlink w:history="1" r:id="rIdvq1rqh3tbrsvsczp75pxh">
         <w:r>
           <w:rPr>
             <w:rFonts w:ascii="Calibri" w:cs="Calibri" w:eastAsia="Calibri" w:hAnsi="Calibri"/>
@@ -1455,7 +1455,7 @@
         </w:rPr>
         <w:t xml:space="preserve">   </w:t>
       </w:r>
-      <w:hyperlink w:history="1" r:id="rIdzf-zyakpln-e_-w0ghimj">
+      <w:hyperlink w:history="1" r:id="rIdtbkofe5_qkwlp5ijdjl3v">
         <w:r>
           <w:rPr>
             <w:rFonts w:ascii="Calibri" w:cs="Calibri" w:eastAsia="Calibri" w:hAnsi="Calibri"/>
@@ -1605,7 +1605,7 @@
         </w:rPr>
         <w:t xml:space="preserve">   </w:t>
       </w:r>
-      <w:hyperlink w:history="1" r:id="rId_avp4vs1htc8kahdgg4nv">
+      <w:hyperlink w:history="1" r:id="rIdcgc0lwgg7n3qtfgccc7lv">
         <w:r>
           <w:rPr>
             <w:rFonts w:ascii="Calibri" w:cs="Calibri" w:eastAsia="Calibri" w:hAnsi="Calibri"/>
@@ -1633,7 +1633,7 @@
         </w:rPr>
         <w:t xml:space="preserve">| </w:t>
       </w:r>
-      <w:hyperlink w:history="1" r:id="rIdipjvv-4agsm1o8cxy1m36">
+      <w:hyperlink w:history="1" r:id="rIdc-l_pisj7ghhy4ice2wcu">
         <w:r>
           <w:rPr>
             <w:rFonts w:ascii="Calibri" w:cs="Calibri" w:eastAsia="Calibri" w:hAnsi="Calibri"/>
@@ -1661,7 +1661,7 @@
         </w:rPr>
         <w:t xml:space="preserve">| </w:t>
       </w:r>
-      <w:hyperlink w:history="1" r:id="rIdljndw4tv-zgkmevfuawjb">
+      <w:hyperlink w:history="1" r:id="rIdvo2eekdhwiqpf-9ij5ivu">
         <w:r>
           <w:rPr>
             <w:rFonts w:ascii="Calibri" w:cs="Calibri" w:eastAsia="Calibri" w:hAnsi="Calibri"/>
@@ -1828,7 +1828,7 @@
         </w:rPr>
         <w:t xml:space="preserve">   </w:t>
       </w:r>
-      <w:hyperlink w:history="1" r:id="rIdn6s8eka_okzbh84ybuh4v">
+      <w:hyperlink w:history="1" r:id="rIdwb9cdioiu2pm9jdfwwqfp">
         <w:r>
           <w:rPr>
             <w:rFonts w:ascii="Calibri" w:cs="Calibri" w:eastAsia="Calibri" w:hAnsi="Calibri"/>
@@ -1856,7 +1856,7 @@
         </w:rPr>
         <w:t xml:space="preserve">| </w:t>
       </w:r>
-      <w:hyperlink w:history="1" r:id="rIdym19bbma24e68motqp4qg">
+      <w:hyperlink w:history="1" r:id="rIdzxkrowwnsgo0yn8btqurn">
         <w:r>
           <w:rPr>
             <w:rFonts w:ascii="Calibri" w:cs="Calibri" w:eastAsia="Calibri" w:hAnsi="Calibri"/>
@@ -2404,7 +2404,7 @@
         </w:rPr>
         <w:t xml:space="preserve">   </w:t>
       </w:r>
-      <w:hyperlink w:history="1" r:id="rIdev5fpvsnwpmgrwns-95ac">
+      <w:hyperlink w:history="1" r:id="rIdx-dnmzbor6mqt_4wnoyar">
         <w:r>
           <w:rPr>
             <w:rFonts w:ascii="Calibri" w:cs="Calibri" w:eastAsia="Calibri" w:hAnsi="Calibri"/>
@@ -2432,7 +2432,7 @@
         </w:rPr>
         <w:t xml:space="preserve">| </w:t>
       </w:r>
-      <w:hyperlink w:history="1" r:id="rIdju_hy31gxrkbvn1abtu1v">
+      <w:hyperlink w:history="1" r:id="rId3gtuucuuhsfhc-i1nvepj">
         <w:r>
           <w:rPr>
             <w:rFonts w:ascii="Calibri" w:cs="Calibri" w:eastAsia="Calibri" w:hAnsi="Calibri"/>

--- a/public/resume/cv-embedded.docx
+++ b/public/resume/cv-embedded.docx
@@ -33,7 +33,7 @@
         </w:rPr>
         <w:t xml:space="preserve">✉ </w:t>
       </w:r>
-      <w:hyperlink w:history="1" r:id="rIdpqsk_pokrbw7vtwtwyhm6">
+      <w:hyperlink w:history="1" r:id="rId9ybszplseixm3lgmakelc">
         <w:r>
           <w:rPr>
             <w:rFonts w:ascii="Calibri" w:cs="Calibri" w:eastAsia="Calibri" w:hAnsi="Calibri"/>
@@ -63,7 +63,7 @@
         </w:rPr>
         <w:t xml:space="preserve">• </w:t>
       </w:r>
-      <w:hyperlink w:history="1" r:id="rIdfhhlm-2bvm5toleekkpya">
+      <w:hyperlink w:history="1" r:id="rId_l0nhheipvdw88cn-2vla">
         <w:r>
           <w:rPr>
             <w:rFonts w:ascii="Calibri" w:cs="Calibri" w:eastAsia="Calibri" w:hAnsi="Calibri"/>
@@ -93,7 +93,7 @@
         </w:rPr>
         <w:t xml:space="preserve">⁠in </w:t>
       </w:r>
-      <w:hyperlink w:history="1" r:id="rIdvuql6p0odkm6stpfebo53">
+      <w:hyperlink w:history="1" r:id="rId7ueupx_unsnpna7iviw1g">
         <w:r>
           <w:rPr>
             <w:rFonts w:ascii="Calibri" w:cs="Calibri" w:eastAsia="Calibri" w:hAnsi="Calibri"/>
@@ -123,7 +123,7 @@
         </w:rPr>
         <w:t xml:space="preserve">◔ </w:t>
       </w:r>
-      <w:hyperlink w:history="1" r:id="rId1gbmomkn6x_1aouiebyu7">
+      <w:hyperlink w:history="1" r:id="rIddvlmtdfnvokku0f-d-jul">
         <w:r>
           <w:rPr>
             <w:rFonts w:ascii="Calibri" w:cs="Calibri" w:eastAsia="Calibri" w:hAnsi="Calibri"/>
@@ -153,7 +153,7 @@
         </w:rPr>
         <w:t xml:space="preserve">Ⓘ </w:t>
       </w:r>
-      <w:hyperlink w:history="1" r:id="rIdc4cjny6lskdu_gd92h1w0">
+      <w:hyperlink w:history="1" r:id="rIdfp3rhzzqvs-qlmvivucnn">
         <w:r>
           <w:rPr>
             <w:rFonts w:ascii="Calibri" w:cs="Calibri" w:eastAsia="Calibri" w:hAnsi="Calibri"/>
@@ -716,7 +716,7 @@
         </w:rPr>
         <w:t xml:space="preserve">   </w:t>
       </w:r>
-      <w:hyperlink w:history="1" r:id="rIdozx7ob_stdg-ogcexxczm">
+      <w:hyperlink w:history="1" r:id="rIdvigm7koz45u-rqivx7x6j">
         <w:r>
           <w:rPr>
             <w:rFonts w:ascii="Calibri" w:cs="Calibri" w:eastAsia="Calibri" w:hAnsi="Calibri"/>
@@ -744,7 +744,7 @@
         </w:rPr>
         <w:t xml:space="preserve">| </w:t>
       </w:r>
-      <w:hyperlink w:history="1" r:id="rIdhf69y-tz36etwigvk3qzr">
+      <w:hyperlink w:history="1" r:id="rIdk7ng7uhf2qfeq2czyuibm">
         <w:r>
           <w:rPr>
             <w:rFonts w:ascii="Calibri" w:cs="Calibri" w:eastAsia="Calibri" w:hAnsi="Calibri"/>
@@ -772,7 +772,7 @@
         </w:rPr>
         <w:t xml:space="preserve">| </w:t>
       </w:r>
-      <w:hyperlink w:history="1" r:id="rIdiqvykycrrc_fbe1vzzzxg">
+      <w:hyperlink w:history="1" r:id="rIdxtqtuxfbb7ngegemt_zxz">
         <w:r>
           <w:rPr>
             <w:rFonts w:ascii="Calibri" w:cs="Calibri" w:eastAsia="Calibri" w:hAnsi="Calibri"/>
@@ -1125,7 +1125,7 @@
         </w:rPr>
         <w:t xml:space="preserve">   </w:t>
       </w:r>
-      <w:hyperlink w:history="1" r:id="rId_xci0kzzlosry1bzyahx3">
+      <w:hyperlink w:history="1" r:id="rIdruydmbj47fznjf5w2awo-">
         <w:r>
           <w:rPr>
             <w:rFonts w:ascii="Calibri" w:cs="Calibri" w:eastAsia="Calibri" w:hAnsi="Calibri"/>
@@ -1153,7 +1153,7 @@
         </w:rPr>
         <w:t xml:space="preserve">| </w:t>
       </w:r>
-      <w:hyperlink w:history="1" r:id="rIdv_vwc5ugwv87ebj9rwhau">
+      <w:hyperlink w:history="1" r:id="rId99tfei8h5c7gwbad3shww">
         <w:r>
           <w:rPr>
             <w:rFonts w:ascii="Calibri" w:cs="Calibri" w:eastAsia="Calibri" w:hAnsi="Calibri"/>
@@ -1286,7 +1286,7 @@
         </w:rPr>
         <w:t xml:space="preserve">   </w:t>
       </w:r>
-      <w:hyperlink w:history="1" r:id="rIdvq1rqh3tbrsvsczp75pxh">
+      <w:hyperlink w:history="1" r:id="rIdfjgpnegdgudq08whugfuj">
         <w:r>
           <w:rPr>
             <w:rFonts w:ascii="Calibri" w:cs="Calibri" w:eastAsia="Calibri" w:hAnsi="Calibri"/>
@@ -1455,7 +1455,7 @@
         </w:rPr>
         <w:t xml:space="preserve">   </w:t>
       </w:r>
-      <w:hyperlink w:history="1" r:id="rIdtbkofe5_qkwlp5ijdjl3v">
+      <w:hyperlink w:history="1" r:id="rIdsqacmuwgkgba85unzb__w">
         <w:r>
           <w:rPr>
             <w:rFonts w:ascii="Calibri" w:cs="Calibri" w:eastAsia="Calibri" w:hAnsi="Calibri"/>
@@ -1605,7 +1605,7 @@
         </w:rPr>
         <w:t xml:space="preserve">   </w:t>
       </w:r>
-      <w:hyperlink w:history="1" r:id="rIdcgc0lwgg7n3qtfgccc7lv">
+      <w:hyperlink w:history="1" r:id="rIdkftyskw0b5wdxnr6dvnls">
         <w:r>
           <w:rPr>
             <w:rFonts w:ascii="Calibri" w:cs="Calibri" w:eastAsia="Calibri" w:hAnsi="Calibri"/>
@@ -1633,7 +1633,7 @@
         </w:rPr>
         <w:t xml:space="preserve">| </w:t>
       </w:r>
-      <w:hyperlink w:history="1" r:id="rIdc-l_pisj7ghhy4ice2wcu">
+      <w:hyperlink w:history="1" r:id="rIdx7ss6m8eisjsvhbbbrwi4">
         <w:r>
           <w:rPr>
             <w:rFonts w:ascii="Calibri" w:cs="Calibri" w:eastAsia="Calibri" w:hAnsi="Calibri"/>
@@ -1661,7 +1661,7 @@
         </w:rPr>
         <w:t xml:space="preserve">| </w:t>
       </w:r>
-      <w:hyperlink w:history="1" r:id="rIdvo2eekdhwiqpf-9ij5ivu">
+      <w:hyperlink w:history="1" r:id="rIdtgmf9qyywuz8jmnmkvs8y">
         <w:r>
           <w:rPr>
             <w:rFonts w:ascii="Calibri" w:cs="Calibri" w:eastAsia="Calibri" w:hAnsi="Calibri"/>
@@ -1828,7 +1828,7 @@
         </w:rPr>
         <w:t xml:space="preserve">   </w:t>
       </w:r>
-      <w:hyperlink w:history="1" r:id="rIdwb9cdioiu2pm9jdfwwqfp">
+      <w:hyperlink w:history="1" r:id="rIdxrq7zr0dwkcomjezfgkbq">
         <w:r>
           <w:rPr>
             <w:rFonts w:ascii="Calibri" w:cs="Calibri" w:eastAsia="Calibri" w:hAnsi="Calibri"/>
@@ -1856,7 +1856,7 @@
         </w:rPr>
         <w:t xml:space="preserve">| </w:t>
       </w:r>
-      <w:hyperlink w:history="1" r:id="rIdzxkrowwnsgo0yn8btqurn">
+      <w:hyperlink w:history="1" r:id="rId9o56g1wj--hezfdr18-z8">
         <w:r>
           <w:rPr>
             <w:rFonts w:ascii="Calibri" w:cs="Calibri" w:eastAsia="Calibri" w:hAnsi="Calibri"/>
@@ -2404,7 +2404,7 @@
         </w:rPr>
         <w:t xml:space="preserve">   </w:t>
       </w:r>
-      <w:hyperlink w:history="1" r:id="rIdx-dnmzbor6mqt_4wnoyar">
+      <w:hyperlink w:history="1" r:id="rId4svzmxaja3an6_73iowll">
         <w:r>
           <w:rPr>
             <w:rFonts w:ascii="Calibri" w:cs="Calibri" w:eastAsia="Calibri" w:hAnsi="Calibri"/>
@@ -2432,7 +2432,7 @@
         </w:rPr>
         <w:t xml:space="preserve">| </w:t>
       </w:r>
-      <w:hyperlink w:history="1" r:id="rId3gtuucuuhsfhc-i1nvepj">
+      <w:hyperlink w:history="1" r:id="rId-fkxyse0opzr4faybtzu_">
         <w:r>
           <w:rPr>
             <w:rFonts w:ascii="Calibri" w:cs="Calibri" w:eastAsia="Calibri" w:hAnsi="Calibri"/>

--- a/public/resume/cv-embedded.docx
+++ b/public/resume/cv-embedded.docx
@@ -33,7 +33,7 @@
         </w:rPr>
         <w:t xml:space="preserve">✉ </w:t>
       </w:r>
-      <w:hyperlink w:history="1" r:id="rId9ybszplseixm3lgmakelc">
+      <w:hyperlink w:history="1" r:id="rIdfeydgxyiscw3jstgtbpsq">
         <w:r>
           <w:rPr>
             <w:rFonts w:ascii="Calibri" w:cs="Calibri" w:eastAsia="Calibri" w:hAnsi="Calibri"/>
@@ -63,7 +63,7 @@
         </w:rPr>
         <w:t xml:space="preserve">• </w:t>
       </w:r>
-      <w:hyperlink w:history="1" r:id="rId_l0nhheipvdw88cn-2vla">
+      <w:hyperlink w:history="1" r:id="rIdvov5jtw_ti217uwpf2jzq">
         <w:r>
           <w:rPr>
             <w:rFonts w:ascii="Calibri" w:cs="Calibri" w:eastAsia="Calibri" w:hAnsi="Calibri"/>
@@ -93,7 +93,7 @@
         </w:rPr>
         <w:t xml:space="preserve">⁠in </w:t>
       </w:r>
-      <w:hyperlink w:history="1" r:id="rId7ueupx_unsnpna7iviw1g">
+      <w:hyperlink w:history="1" r:id="rIdbns63mrizjgfhsnjdhone">
         <w:r>
           <w:rPr>
             <w:rFonts w:ascii="Calibri" w:cs="Calibri" w:eastAsia="Calibri" w:hAnsi="Calibri"/>
@@ -123,7 +123,7 @@
         </w:rPr>
         <w:t xml:space="preserve">◔ </w:t>
       </w:r>
-      <w:hyperlink w:history="1" r:id="rIddvlmtdfnvokku0f-d-jul">
+      <w:hyperlink w:history="1" r:id="rIdiann38fgze-fhkmctlysy">
         <w:r>
           <w:rPr>
             <w:rFonts w:ascii="Calibri" w:cs="Calibri" w:eastAsia="Calibri" w:hAnsi="Calibri"/>
@@ -153,7 +153,7 @@
         </w:rPr>
         <w:t xml:space="preserve">Ⓘ </w:t>
       </w:r>
-      <w:hyperlink w:history="1" r:id="rIdfp3rhzzqvs-qlmvivucnn">
+      <w:hyperlink w:history="1" r:id="rId7xrrzltkxapko9te5zvzg">
         <w:r>
           <w:rPr>
             <w:rFonts w:ascii="Calibri" w:cs="Calibri" w:eastAsia="Calibri" w:hAnsi="Calibri"/>
@@ -716,7 +716,7 @@
         </w:rPr>
         <w:t xml:space="preserve">   </w:t>
       </w:r>
-      <w:hyperlink w:history="1" r:id="rIdvigm7koz45u-rqivx7x6j">
+      <w:hyperlink w:history="1" r:id="rIdeqqudya7jkuozovcnuhob">
         <w:r>
           <w:rPr>
             <w:rFonts w:ascii="Calibri" w:cs="Calibri" w:eastAsia="Calibri" w:hAnsi="Calibri"/>
@@ -744,7 +744,7 @@
         </w:rPr>
         <w:t xml:space="preserve">| </w:t>
       </w:r>
-      <w:hyperlink w:history="1" r:id="rIdk7ng7uhf2qfeq2czyuibm">
+      <w:hyperlink w:history="1" r:id="rIdxwis0zafarz-vofkzztxb">
         <w:r>
           <w:rPr>
             <w:rFonts w:ascii="Calibri" w:cs="Calibri" w:eastAsia="Calibri" w:hAnsi="Calibri"/>
@@ -772,7 +772,7 @@
         </w:rPr>
         <w:t xml:space="preserve">| </w:t>
       </w:r>
-      <w:hyperlink w:history="1" r:id="rIdxtqtuxfbb7ngegemt_zxz">
+      <w:hyperlink w:history="1" r:id="rId1rifmirw-ap2lvkpxsw4l">
         <w:r>
           <w:rPr>
             <w:rFonts w:ascii="Calibri" w:cs="Calibri" w:eastAsia="Calibri" w:hAnsi="Calibri"/>
@@ -1125,7 +1125,7 @@
         </w:rPr>
         <w:t xml:space="preserve">   </w:t>
       </w:r>
-      <w:hyperlink w:history="1" r:id="rIdruydmbj47fznjf5w2awo-">
+      <w:hyperlink w:history="1" r:id="rId0bqvrvm9eamqn1mnzo652">
         <w:r>
           <w:rPr>
             <w:rFonts w:ascii="Calibri" w:cs="Calibri" w:eastAsia="Calibri" w:hAnsi="Calibri"/>
@@ -1153,7 +1153,7 @@
         </w:rPr>
         <w:t xml:space="preserve">| </w:t>
       </w:r>
-      <w:hyperlink w:history="1" r:id="rId99tfei8h5c7gwbad3shww">
+      <w:hyperlink w:history="1" r:id="rId2jdzqon0_bbn_hloaixvv">
         <w:r>
           <w:rPr>
             <w:rFonts w:ascii="Calibri" w:cs="Calibri" w:eastAsia="Calibri" w:hAnsi="Calibri"/>
@@ -1286,7 +1286,7 @@
         </w:rPr>
         <w:t xml:space="preserve">   </w:t>
       </w:r>
-      <w:hyperlink w:history="1" r:id="rIdfjgpnegdgudq08whugfuj">
+      <w:hyperlink w:history="1" r:id="rIdqu51r8a9ykavptr6b22hp">
         <w:r>
           <w:rPr>
             <w:rFonts w:ascii="Calibri" w:cs="Calibri" w:eastAsia="Calibri" w:hAnsi="Calibri"/>
@@ -1455,7 +1455,7 @@
         </w:rPr>
         <w:t xml:space="preserve">   </w:t>
       </w:r>
-      <w:hyperlink w:history="1" r:id="rIdsqacmuwgkgba85unzb__w">
+      <w:hyperlink w:history="1" r:id="rIdt6hdmmlxcxszv7bfuybtb">
         <w:r>
           <w:rPr>
             <w:rFonts w:ascii="Calibri" w:cs="Calibri" w:eastAsia="Calibri" w:hAnsi="Calibri"/>
@@ -1605,7 +1605,7 @@
         </w:rPr>
         <w:t xml:space="preserve">   </w:t>
       </w:r>
-      <w:hyperlink w:history="1" r:id="rIdkftyskw0b5wdxnr6dvnls">
+      <w:hyperlink w:history="1" r:id="rIdj4cyk4kjcpluugt3rlvl5">
         <w:r>
           <w:rPr>
             <w:rFonts w:ascii="Calibri" w:cs="Calibri" w:eastAsia="Calibri" w:hAnsi="Calibri"/>
@@ -1633,7 +1633,7 @@
         </w:rPr>
         <w:t xml:space="preserve">| </w:t>
       </w:r>
-      <w:hyperlink w:history="1" r:id="rIdx7ss6m8eisjsvhbbbrwi4">
+      <w:hyperlink w:history="1" r:id="rIdn8cupg2ivu1scug6t7n-v">
         <w:r>
           <w:rPr>
             <w:rFonts w:ascii="Calibri" w:cs="Calibri" w:eastAsia="Calibri" w:hAnsi="Calibri"/>
@@ -1661,7 +1661,7 @@
         </w:rPr>
         <w:t xml:space="preserve">| </w:t>
       </w:r>
-      <w:hyperlink w:history="1" r:id="rIdtgmf9qyywuz8jmnmkvs8y">
+      <w:hyperlink w:history="1" r:id="rIduyygjiybm-cta4nqxpe8w">
         <w:r>
           <w:rPr>
             <w:rFonts w:ascii="Calibri" w:cs="Calibri" w:eastAsia="Calibri" w:hAnsi="Calibri"/>
@@ -1828,7 +1828,7 @@
         </w:rPr>
         <w:t xml:space="preserve">   </w:t>
       </w:r>
-      <w:hyperlink w:history="1" r:id="rIdxrq7zr0dwkcomjezfgkbq">
+      <w:hyperlink w:history="1" r:id="rId5cugnitmejlvhyhrn0dwn">
         <w:r>
           <w:rPr>
             <w:rFonts w:ascii="Calibri" w:cs="Calibri" w:eastAsia="Calibri" w:hAnsi="Calibri"/>
@@ -1856,7 +1856,7 @@
         </w:rPr>
         <w:t xml:space="preserve">| </w:t>
       </w:r>
-      <w:hyperlink w:history="1" r:id="rId9o56g1wj--hezfdr18-z8">
+      <w:hyperlink w:history="1" r:id="rIdtiqhts2vftpagxyit8cfk">
         <w:r>
           <w:rPr>
             <w:rFonts w:ascii="Calibri" w:cs="Calibri" w:eastAsia="Calibri" w:hAnsi="Calibri"/>
@@ -2404,7 +2404,7 @@
         </w:rPr>
         <w:t xml:space="preserve">   </w:t>
       </w:r>
-      <w:hyperlink w:history="1" r:id="rId4svzmxaja3an6_73iowll">
+      <w:hyperlink w:history="1" r:id="rIdt0fx1oou_ogzfp-zhnjbi">
         <w:r>
           <w:rPr>
             <w:rFonts w:ascii="Calibri" w:cs="Calibri" w:eastAsia="Calibri" w:hAnsi="Calibri"/>
@@ -2432,7 +2432,7 @@
         </w:rPr>
         <w:t xml:space="preserve">| </w:t>
       </w:r>
-      <w:hyperlink w:history="1" r:id="rId-fkxyse0opzr4faybtzu_">
+      <w:hyperlink w:history="1" r:id="rIdhquncdvf-2nrcpqopbgqc">
         <w:r>
           <w:rPr>
             <w:rFonts w:ascii="Calibri" w:cs="Calibri" w:eastAsia="Calibri" w:hAnsi="Calibri"/>

--- a/public/resume/cv-embedded.docx
+++ b/public/resume/cv-embedded.docx
@@ -33,7 +33,7 @@
         </w:rPr>
         <w:t xml:space="preserve">✉ </w:t>
       </w:r>
-      <w:hyperlink w:history="1" r:id="rId9ybszplseixm3lgmakelc">
+      <w:hyperlink w:history="1" r:id="rIdggzznkli8wgky-xijpxaa">
         <w:r>
           <w:rPr>
             <w:rFonts w:ascii="Calibri" w:cs="Calibri" w:eastAsia="Calibri" w:hAnsi="Calibri"/>
@@ -63,7 +63,7 @@
         </w:rPr>
         <w:t xml:space="preserve">• </w:t>
       </w:r>
-      <w:hyperlink w:history="1" r:id="rId_l0nhheipvdw88cn-2vla">
+      <w:hyperlink w:history="1" r:id="rIdzlx676d09jipwetdcncyp">
         <w:r>
           <w:rPr>
             <w:rFonts w:ascii="Calibri" w:cs="Calibri" w:eastAsia="Calibri" w:hAnsi="Calibri"/>
@@ -93,7 +93,7 @@
         </w:rPr>
         <w:t xml:space="preserve">⁠in </w:t>
       </w:r>
-      <w:hyperlink w:history="1" r:id="rId7ueupx_unsnpna7iviw1g">
+      <w:hyperlink w:history="1" r:id="rIdpwv0s1u593ne7g6im6vld">
         <w:r>
           <w:rPr>
             <w:rFonts w:ascii="Calibri" w:cs="Calibri" w:eastAsia="Calibri" w:hAnsi="Calibri"/>
@@ -123,7 +123,7 @@
         </w:rPr>
         <w:t xml:space="preserve">◔ </w:t>
       </w:r>
-      <w:hyperlink w:history="1" r:id="rIddvlmtdfnvokku0f-d-jul">
+      <w:hyperlink w:history="1" r:id="rIdxhxkcsfl4qtrnmpiieghh">
         <w:r>
           <w:rPr>
             <w:rFonts w:ascii="Calibri" w:cs="Calibri" w:eastAsia="Calibri" w:hAnsi="Calibri"/>
@@ -153,7 +153,7 @@
         </w:rPr>
         <w:t xml:space="preserve">Ⓘ </w:t>
       </w:r>
-      <w:hyperlink w:history="1" r:id="rIdfp3rhzzqvs-qlmvivucnn">
+      <w:hyperlink w:history="1" r:id="rIdbwkmkqqfsa944eakmwduu">
         <w:r>
           <w:rPr>
             <w:rFonts w:ascii="Calibri" w:cs="Calibri" w:eastAsia="Calibri" w:hAnsi="Calibri"/>
@@ -716,7 +716,7 @@
         </w:rPr>
         <w:t xml:space="preserve">   </w:t>
       </w:r>
-      <w:hyperlink w:history="1" r:id="rIdvigm7koz45u-rqivx7x6j">
+      <w:hyperlink w:history="1" r:id="rIdq527uzjrqjo0s_w1evh8t">
         <w:r>
           <w:rPr>
             <w:rFonts w:ascii="Calibri" w:cs="Calibri" w:eastAsia="Calibri" w:hAnsi="Calibri"/>
@@ -744,7 +744,7 @@
         </w:rPr>
         <w:t xml:space="preserve">| </w:t>
       </w:r>
-      <w:hyperlink w:history="1" r:id="rIdk7ng7uhf2qfeq2czyuibm">
+      <w:hyperlink w:history="1" r:id="rIdyavcumx-gg3m8dq3nbmsk">
         <w:r>
           <w:rPr>
             <w:rFonts w:ascii="Calibri" w:cs="Calibri" w:eastAsia="Calibri" w:hAnsi="Calibri"/>
@@ -772,7 +772,7 @@
         </w:rPr>
         <w:t xml:space="preserve">| </w:t>
       </w:r>
-      <w:hyperlink w:history="1" r:id="rIdxtqtuxfbb7ngegemt_zxz">
+      <w:hyperlink w:history="1" r:id="rIdaokx8eare2ymswwrfq2bu">
         <w:r>
           <w:rPr>
             <w:rFonts w:ascii="Calibri" w:cs="Calibri" w:eastAsia="Calibri" w:hAnsi="Calibri"/>
@@ -1125,7 +1125,7 @@
         </w:rPr>
         <w:t xml:space="preserve">   </w:t>
       </w:r>
-      <w:hyperlink w:history="1" r:id="rIdruydmbj47fznjf5w2awo-">
+      <w:hyperlink w:history="1" r:id="rId9crb3tdqovmectnutbkjr">
         <w:r>
           <w:rPr>
             <w:rFonts w:ascii="Calibri" w:cs="Calibri" w:eastAsia="Calibri" w:hAnsi="Calibri"/>
@@ -1153,7 +1153,7 @@
         </w:rPr>
         <w:t xml:space="preserve">| </w:t>
       </w:r>
-      <w:hyperlink w:history="1" r:id="rId99tfei8h5c7gwbad3shww">
+      <w:hyperlink w:history="1" r:id="rIdqq7qubq8v6ovsn7z0dtba">
         <w:r>
           <w:rPr>
             <w:rFonts w:ascii="Calibri" w:cs="Calibri" w:eastAsia="Calibri" w:hAnsi="Calibri"/>
@@ -1286,7 +1286,7 @@
         </w:rPr>
         <w:t xml:space="preserve">   </w:t>
       </w:r>
-      <w:hyperlink w:history="1" r:id="rIdfjgpnegdgudq08whugfuj">
+      <w:hyperlink w:history="1" r:id="rIdlbx4umtegjjjykbkvmksz">
         <w:r>
           <w:rPr>
             <w:rFonts w:ascii="Calibri" w:cs="Calibri" w:eastAsia="Calibri" w:hAnsi="Calibri"/>
@@ -1455,7 +1455,7 @@
         </w:rPr>
         <w:t xml:space="preserve">   </w:t>
       </w:r>
-      <w:hyperlink w:history="1" r:id="rIdsqacmuwgkgba85unzb__w">
+      <w:hyperlink w:history="1" r:id="rIdnp1o7em2w613ujc2hew6m">
         <w:r>
           <w:rPr>
             <w:rFonts w:ascii="Calibri" w:cs="Calibri" w:eastAsia="Calibri" w:hAnsi="Calibri"/>
@@ -1605,7 +1605,7 @@
         </w:rPr>
         <w:t xml:space="preserve">   </w:t>
       </w:r>
-      <w:hyperlink w:history="1" r:id="rIdkftyskw0b5wdxnr6dvnls">
+      <w:hyperlink w:history="1" r:id="rIdirukqnpnljtyfmh0qiz1b">
         <w:r>
           <w:rPr>
             <w:rFonts w:ascii="Calibri" w:cs="Calibri" w:eastAsia="Calibri" w:hAnsi="Calibri"/>
@@ -1633,7 +1633,7 @@
         </w:rPr>
         <w:t xml:space="preserve">| </w:t>
       </w:r>
-      <w:hyperlink w:history="1" r:id="rIdx7ss6m8eisjsvhbbbrwi4">
+      <w:hyperlink w:history="1" r:id="rIdhksvdtatrttabgybz3qhc">
         <w:r>
           <w:rPr>
             <w:rFonts w:ascii="Calibri" w:cs="Calibri" w:eastAsia="Calibri" w:hAnsi="Calibri"/>
@@ -1661,7 +1661,7 @@
         </w:rPr>
         <w:t xml:space="preserve">| </w:t>
       </w:r>
-      <w:hyperlink w:history="1" r:id="rIdtgmf9qyywuz8jmnmkvs8y">
+      <w:hyperlink w:history="1" r:id="rId2bw1qjxwnjhpbq9sxbm8s">
         <w:r>
           <w:rPr>
             <w:rFonts w:ascii="Calibri" w:cs="Calibri" w:eastAsia="Calibri" w:hAnsi="Calibri"/>
@@ -1828,7 +1828,7 @@
         </w:rPr>
         <w:t xml:space="preserve">   </w:t>
       </w:r>
-      <w:hyperlink w:history="1" r:id="rIdxrq7zr0dwkcomjezfgkbq">
+      <w:hyperlink w:history="1" r:id="rIdbsjhgc__9prvmivamzd9e">
         <w:r>
           <w:rPr>
             <w:rFonts w:ascii="Calibri" w:cs="Calibri" w:eastAsia="Calibri" w:hAnsi="Calibri"/>
@@ -1856,7 +1856,7 @@
         </w:rPr>
         <w:t xml:space="preserve">| </w:t>
       </w:r>
-      <w:hyperlink w:history="1" r:id="rId9o56g1wj--hezfdr18-z8">
+      <w:hyperlink w:history="1" r:id="rIdlltnfxa0eg65asn6qncpo">
         <w:r>
           <w:rPr>
             <w:rFonts w:ascii="Calibri" w:cs="Calibri" w:eastAsia="Calibri" w:hAnsi="Calibri"/>
@@ -2404,7 +2404,7 @@
         </w:rPr>
         <w:t xml:space="preserve">   </w:t>
       </w:r>
-      <w:hyperlink w:history="1" r:id="rId4svzmxaja3an6_73iowll">
+      <w:hyperlink w:history="1" r:id="rIdgsmj17x4chgd9pzwquzss">
         <w:r>
           <w:rPr>
             <w:rFonts w:ascii="Calibri" w:cs="Calibri" w:eastAsia="Calibri" w:hAnsi="Calibri"/>
@@ -2432,7 +2432,7 @@
         </w:rPr>
         <w:t xml:space="preserve">| </w:t>
       </w:r>
-      <w:hyperlink w:history="1" r:id="rId-fkxyse0opzr4faybtzu_">
+      <w:hyperlink w:history="1" r:id="rIdl-zimlopbva8olza5k-ph">
         <w:r>
           <w:rPr>
             <w:rFonts w:ascii="Calibri" w:cs="Calibri" w:eastAsia="Calibri" w:hAnsi="Calibri"/>

--- a/public/resume/cv-embedded.docx
+++ b/public/resume/cv-embedded.docx
@@ -33,7 +33,7 @@
         </w:rPr>
         <w:t xml:space="preserve">✉ </w:t>
       </w:r>
-      <w:hyperlink w:history="1" r:id="rIdfeydgxyiscw3jstgtbpsq">
+      <w:hyperlink w:history="1" r:id="rIduw-fefvrvvju_bzpee7od">
         <w:r>
           <w:rPr>
             <w:rFonts w:ascii="Calibri" w:cs="Calibri" w:eastAsia="Calibri" w:hAnsi="Calibri"/>
@@ -63,7 +63,7 @@
         </w:rPr>
         <w:t xml:space="preserve">• </w:t>
       </w:r>
-      <w:hyperlink w:history="1" r:id="rIdvov5jtw_ti217uwpf2jzq">
+      <w:hyperlink w:history="1" r:id="rIdtgmgvdxk0nun5mm2obgii">
         <w:r>
           <w:rPr>
             <w:rFonts w:ascii="Calibri" w:cs="Calibri" w:eastAsia="Calibri" w:hAnsi="Calibri"/>
@@ -93,7 +93,7 @@
         </w:rPr>
         <w:t xml:space="preserve">⁠in </w:t>
       </w:r>
-      <w:hyperlink w:history="1" r:id="rIdbns63mrizjgfhsnjdhone">
+      <w:hyperlink w:history="1" r:id="rIdzgetu3_acd63jnwkl3bhn">
         <w:r>
           <w:rPr>
             <w:rFonts w:ascii="Calibri" w:cs="Calibri" w:eastAsia="Calibri" w:hAnsi="Calibri"/>
@@ -123,7 +123,7 @@
         </w:rPr>
         <w:t xml:space="preserve">◔ </w:t>
       </w:r>
-      <w:hyperlink w:history="1" r:id="rIdiann38fgze-fhkmctlysy">
+      <w:hyperlink w:history="1" r:id="rIdz7hqwlcxtliqenxnknje7">
         <w:r>
           <w:rPr>
             <w:rFonts w:ascii="Calibri" w:cs="Calibri" w:eastAsia="Calibri" w:hAnsi="Calibri"/>
@@ -153,7 +153,7 @@
         </w:rPr>
         <w:t xml:space="preserve">Ⓘ </w:t>
       </w:r>
-      <w:hyperlink w:history="1" r:id="rId7xrrzltkxapko9te5zvzg">
+      <w:hyperlink w:history="1" r:id="rIdecptkukuskk6jwxesgtyo">
         <w:r>
           <w:rPr>
             <w:rFonts w:ascii="Calibri" w:cs="Calibri" w:eastAsia="Calibri" w:hAnsi="Calibri"/>
@@ -716,7 +716,7 @@
         </w:rPr>
         <w:t xml:space="preserve">   </w:t>
       </w:r>
-      <w:hyperlink w:history="1" r:id="rIdeqqudya7jkuozovcnuhob">
+      <w:hyperlink w:history="1" r:id="rIde68ogn4ni1spwg1os8vom">
         <w:r>
           <w:rPr>
             <w:rFonts w:ascii="Calibri" w:cs="Calibri" w:eastAsia="Calibri" w:hAnsi="Calibri"/>
@@ -744,7 +744,7 @@
         </w:rPr>
         <w:t xml:space="preserve">| </w:t>
       </w:r>
-      <w:hyperlink w:history="1" r:id="rIdxwis0zafarz-vofkzztxb">
+      <w:hyperlink w:history="1" r:id="rIdk5ll_peoadot6pqucx31j">
         <w:r>
           <w:rPr>
             <w:rFonts w:ascii="Calibri" w:cs="Calibri" w:eastAsia="Calibri" w:hAnsi="Calibri"/>
@@ -772,7 +772,7 @@
         </w:rPr>
         <w:t xml:space="preserve">| </w:t>
       </w:r>
-      <w:hyperlink w:history="1" r:id="rId1rifmirw-ap2lvkpxsw4l">
+      <w:hyperlink w:history="1" r:id="rIdyznp_u1zj-68vlqeir2yv">
         <w:r>
           <w:rPr>
             <w:rFonts w:ascii="Calibri" w:cs="Calibri" w:eastAsia="Calibri" w:hAnsi="Calibri"/>
@@ -1125,7 +1125,7 @@
         </w:rPr>
         <w:t xml:space="preserve">   </w:t>
       </w:r>
-      <w:hyperlink w:history="1" r:id="rId0bqvrvm9eamqn1mnzo652">
+      <w:hyperlink w:history="1" r:id="rIdlcymosdrxbf0ffwurnv21">
         <w:r>
           <w:rPr>
             <w:rFonts w:ascii="Calibri" w:cs="Calibri" w:eastAsia="Calibri" w:hAnsi="Calibri"/>
@@ -1153,7 +1153,7 @@
         </w:rPr>
         <w:t xml:space="preserve">| </w:t>
       </w:r>
-      <w:hyperlink w:history="1" r:id="rId2jdzqon0_bbn_hloaixvv">
+      <w:hyperlink w:history="1" r:id="rIdqmlev9ckjfzketscd5ovb">
         <w:r>
           <w:rPr>
             <w:rFonts w:ascii="Calibri" w:cs="Calibri" w:eastAsia="Calibri" w:hAnsi="Calibri"/>
@@ -1286,7 +1286,7 @@
         </w:rPr>
         <w:t xml:space="preserve">   </w:t>
       </w:r>
-      <w:hyperlink w:history="1" r:id="rIdqu51r8a9ykavptr6b22hp">
+      <w:hyperlink w:history="1" r:id="rIdhvkm4d4bkxkxxd0gaxep9">
         <w:r>
           <w:rPr>
             <w:rFonts w:ascii="Calibri" w:cs="Calibri" w:eastAsia="Calibri" w:hAnsi="Calibri"/>
@@ -1455,7 +1455,7 @@
         </w:rPr>
         <w:t xml:space="preserve">   </w:t>
       </w:r>
-      <w:hyperlink w:history="1" r:id="rIdt6hdmmlxcxszv7bfuybtb">
+      <w:hyperlink w:history="1" r:id="rIdaw0j-uve60cfh5hnf_-xq">
         <w:r>
           <w:rPr>
             <w:rFonts w:ascii="Calibri" w:cs="Calibri" w:eastAsia="Calibri" w:hAnsi="Calibri"/>
@@ -1605,7 +1605,7 @@
         </w:rPr>
         <w:t xml:space="preserve">   </w:t>
       </w:r>
-      <w:hyperlink w:history="1" r:id="rIdj4cyk4kjcpluugt3rlvl5">
+      <w:hyperlink w:history="1" r:id="rIddchfrvxql-cjsbgvbqa56">
         <w:r>
           <w:rPr>
             <w:rFonts w:ascii="Calibri" w:cs="Calibri" w:eastAsia="Calibri" w:hAnsi="Calibri"/>
@@ -1633,7 +1633,7 @@
         </w:rPr>
         <w:t xml:space="preserve">| </w:t>
       </w:r>
-      <w:hyperlink w:history="1" r:id="rIdn8cupg2ivu1scug6t7n-v">
+      <w:hyperlink w:history="1" r:id="rId1srvd5d-ea3xv1_di02s6">
         <w:r>
           <w:rPr>
             <w:rFonts w:ascii="Calibri" w:cs="Calibri" w:eastAsia="Calibri" w:hAnsi="Calibri"/>
@@ -1661,7 +1661,7 @@
         </w:rPr>
         <w:t xml:space="preserve">| </w:t>
       </w:r>
-      <w:hyperlink w:history="1" r:id="rIduyygjiybm-cta4nqxpe8w">
+      <w:hyperlink w:history="1" r:id="rId0ppmsassa5fbnvynxeagq">
         <w:r>
           <w:rPr>
             <w:rFonts w:ascii="Calibri" w:cs="Calibri" w:eastAsia="Calibri" w:hAnsi="Calibri"/>
@@ -1828,7 +1828,7 @@
         </w:rPr>
         <w:t xml:space="preserve">   </w:t>
       </w:r>
-      <w:hyperlink w:history="1" r:id="rId5cugnitmejlvhyhrn0dwn">
+      <w:hyperlink w:history="1" r:id="rIdttu6oy1db0ycxzrkdig61">
         <w:r>
           <w:rPr>
             <w:rFonts w:ascii="Calibri" w:cs="Calibri" w:eastAsia="Calibri" w:hAnsi="Calibri"/>
@@ -1856,7 +1856,7 @@
         </w:rPr>
         <w:t xml:space="preserve">| </w:t>
       </w:r>
-      <w:hyperlink w:history="1" r:id="rIdtiqhts2vftpagxyit8cfk">
+      <w:hyperlink w:history="1" r:id="rIdqfufp3kr2qt4s6nn_ii5p">
         <w:r>
           <w:rPr>
             <w:rFonts w:ascii="Calibri" w:cs="Calibri" w:eastAsia="Calibri" w:hAnsi="Calibri"/>
@@ -2404,7 +2404,7 @@
         </w:rPr>
         <w:t xml:space="preserve">   </w:t>
       </w:r>
-      <w:hyperlink w:history="1" r:id="rIdt0fx1oou_ogzfp-zhnjbi">
+      <w:hyperlink w:history="1" r:id="rIda6zpdp1yxp6_udmp2axo2">
         <w:r>
           <w:rPr>
             <w:rFonts w:ascii="Calibri" w:cs="Calibri" w:eastAsia="Calibri" w:hAnsi="Calibri"/>
@@ -2432,7 +2432,7 @@
         </w:rPr>
         <w:t xml:space="preserve">| </w:t>
       </w:r>
-      <w:hyperlink w:history="1" r:id="rIdhquncdvf-2nrcpqopbgqc">
+      <w:hyperlink w:history="1" r:id="rIdwqznsgwsezjsw9d454mzi">
         <w:r>
           <w:rPr>
             <w:rFonts w:ascii="Calibri" w:cs="Calibri" w:eastAsia="Calibri" w:hAnsi="Calibri"/>

--- a/public/resume/cv-embedded.docx
+++ b/public/resume/cv-embedded.docx
@@ -33,7 +33,7 @@
         </w:rPr>
         <w:t xml:space="preserve">✉ </w:t>
       </w:r>
-      <w:hyperlink w:history="1" r:id="rIduw-fefvrvvju_bzpee7od">
+      <w:hyperlink w:history="1" r:id="rIdkzwzxzu6tifbhzmko-rol">
         <w:r>
           <w:rPr>
             <w:rFonts w:ascii="Calibri" w:cs="Calibri" w:eastAsia="Calibri" w:hAnsi="Calibri"/>
@@ -63,7 +63,7 @@
         </w:rPr>
         <w:t xml:space="preserve">• </w:t>
       </w:r>
-      <w:hyperlink w:history="1" r:id="rIdtgmgvdxk0nun5mm2obgii">
+      <w:hyperlink w:history="1" r:id="rIdvhyzizslz1br6rkz-srwx">
         <w:r>
           <w:rPr>
             <w:rFonts w:ascii="Calibri" w:cs="Calibri" w:eastAsia="Calibri" w:hAnsi="Calibri"/>
@@ -93,7 +93,7 @@
         </w:rPr>
         <w:t xml:space="preserve">⁠in </w:t>
       </w:r>
-      <w:hyperlink w:history="1" r:id="rIdzgetu3_acd63jnwkl3bhn">
+      <w:hyperlink w:history="1" r:id="rIddrvhloutupnxmqpr9fzbi">
         <w:r>
           <w:rPr>
             <w:rFonts w:ascii="Calibri" w:cs="Calibri" w:eastAsia="Calibri" w:hAnsi="Calibri"/>
@@ -123,7 +123,7 @@
         </w:rPr>
         <w:t xml:space="preserve">◔ </w:t>
       </w:r>
-      <w:hyperlink w:history="1" r:id="rIdz7hqwlcxtliqenxnknje7">
+      <w:hyperlink w:history="1" r:id="rIdydhetn0tth5atlh-sdz1r">
         <w:r>
           <w:rPr>
             <w:rFonts w:ascii="Calibri" w:cs="Calibri" w:eastAsia="Calibri" w:hAnsi="Calibri"/>
@@ -153,7 +153,7 @@
         </w:rPr>
         <w:t xml:space="preserve">Ⓘ </w:t>
       </w:r>
-      <w:hyperlink w:history="1" r:id="rIdecptkukuskk6jwxesgtyo">
+      <w:hyperlink w:history="1" r:id="rId4wdzbctsisw_xzsalh0xa">
         <w:r>
           <w:rPr>
             <w:rFonts w:ascii="Calibri" w:cs="Calibri" w:eastAsia="Calibri" w:hAnsi="Calibri"/>
@@ -716,7 +716,7 @@
         </w:rPr>
         <w:t xml:space="preserve">   </w:t>
       </w:r>
-      <w:hyperlink w:history="1" r:id="rIde68ogn4ni1spwg1os8vom">
+      <w:hyperlink w:history="1" r:id="rIdr7vw4yeqzvhpzuuu3j1ap">
         <w:r>
           <w:rPr>
             <w:rFonts w:ascii="Calibri" w:cs="Calibri" w:eastAsia="Calibri" w:hAnsi="Calibri"/>
@@ -744,7 +744,7 @@
         </w:rPr>
         <w:t xml:space="preserve">| </w:t>
       </w:r>
-      <w:hyperlink w:history="1" r:id="rIdk5ll_peoadot6pqucx31j">
+      <w:hyperlink w:history="1" r:id="rIduejastl5oylx0hvnf6n74">
         <w:r>
           <w:rPr>
             <w:rFonts w:ascii="Calibri" w:cs="Calibri" w:eastAsia="Calibri" w:hAnsi="Calibri"/>
@@ -772,7 +772,7 @@
         </w:rPr>
         <w:t xml:space="preserve">| </w:t>
       </w:r>
-      <w:hyperlink w:history="1" r:id="rIdyznp_u1zj-68vlqeir2yv">
+      <w:hyperlink w:history="1" r:id="rIdmsb0vwysvlqnsh-9sgswp">
         <w:r>
           <w:rPr>
             <w:rFonts w:ascii="Calibri" w:cs="Calibri" w:eastAsia="Calibri" w:hAnsi="Calibri"/>
@@ -1125,7 +1125,7 @@
         </w:rPr>
         <w:t xml:space="preserve">   </w:t>
       </w:r>
-      <w:hyperlink w:history="1" r:id="rIdlcymosdrxbf0ffwurnv21">
+      <w:hyperlink w:history="1" r:id="rIdceffywlj7lbqd1majp-rz">
         <w:r>
           <w:rPr>
             <w:rFonts w:ascii="Calibri" w:cs="Calibri" w:eastAsia="Calibri" w:hAnsi="Calibri"/>
@@ -1153,7 +1153,7 @@
         </w:rPr>
         <w:t xml:space="preserve">| </w:t>
       </w:r>
-      <w:hyperlink w:history="1" r:id="rIdqmlev9ckjfzketscd5ovb">
+      <w:hyperlink w:history="1" r:id="rId_ip_l_jfs4bfjanhn2mvc">
         <w:r>
           <w:rPr>
             <w:rFonts w:ascii="Calibri" w:cs="Calibri" w:eastAsia="Calibri" w:hAnsi="Calibri"/>
@@ -1286,7 +1286,7 @@
         </w:rPr>
         <w:t xml:space="preserve">   </w:t>
       </w:r>
-      <w:hyperlink w:history="1" r:id="rIdhvkm4d4bkxkxxd0gaxep9">
+      <w:hyperlink w:history="1" r:id="rId73yafvge1pobtobiwst3c">
         <w:r>
           <w:rPr>
             <w:rFonts w:ascii="Calibri" w:cs="Calibri" w:eastAsia="Calibri" w:hAnsi="Calibri"/>
@@ -1455,7 +1455,7 @@
         </w:rPr>
         <w:t xml:space="preserve">   </w:t>
       </w:r>
-      <w:hyperlink w:history="1" r:id="rIdaw0j-uve60cfh5hnf_-xq">
+      <w:hyperlink w:history="1" r:id="rIdoo1zf54kq08jzps0pyqea">
         <w:r>
           <w:rPr>
             <w:rFonts w:ascii="Calibri" w:cs="Calibri" w:eastAsia="Calibri" w:hAnsi="Calibri"/>
@@ -1605,7 +1605,7 @@
         </w:rPr>
         <w:t xml:space="preserve">   </w:t>
       </w:r>
-      <w:hyperlink w:history="1" r:id="rIddchfrvxql-cjsbgvbqa56">
+      <w:hyperlink w:history="1" r:id="rIdzeptgnqr9lqn0qqyuuepd">
         <w:r>
           <w:rPr>
             <w:rFonts w:ascii="Calibri" w:cs="Calibri" w:eastAsia="Calibri" w:hAnsi="Calibri"/>
@@ -1633,7 +1633,7 @@
         </w:rPr>
         <w:t xml:space="preserve">| </w:t>
       </w:r>
-      <w:hyperlink w:history="1" r:id="rId1srvd5d-ea3xv1_di02s6">
+      <w:hyperlink w:history="1" r:id="rIdf0vjmq-mh3qncws-aotxf">
         <w:r>
           <w:rPr>
             <w:rFonts w:ascii="Calibri" w:cs="Calibri" w:eastAsia="Calibri" w:hAnsi="Calibri"/>
@@ -1661,7 +1661,7 @@
         </w:rPr>
         <w:t xml:space="preserve">| </w:t>
       </w:r>
-      <w:hyperlink w:history="1" r:id="rId0ppmsassa5fbnvynxeagq">
+      <w:hyperlink w:history="1" r:id="rIdgwnsspn2imfzcmnm2kpxl">
         <w:r>
           <w:rPr>
             <w:rFonts w:ascii="Calibri" w:cs="Calibri" w:eastAsia="Calibri" w:hAnsi="Calibri"/>
@@ -1828,7 +1828,7 @@
         </w:rPr>
         <w:t xml:space="preserve">   </w:t>
       </w:r>
-      <w:hyperlink w:history="1" r:id="rIdttu6oy1db0ycxzrkdig61">
+      <w:hyperlink w:history="1" r:id="rId-zzjcswhqodk8bcrlxfbv">
         <w:r>
           <w:rPr>
             <w:rFonts w:ascii="Calibri" w:cs="Calibri" w:eastAsia="Calibri" w:hAnsi="Calibri"/>
@@ -1856,7 +1856,7 @@
         </w:rPr>
         <w:t xml:space="preserve">| </w:t>
       </w:r>
-      <w:hyperlink w:history="1" r:id="rIdqfufp3kr2qt4s6nn_ii5p">
+      <w:hyperlink w:history="1" r:id="rIdf8tqmzy5hwblzigcepsyg">
         <w:r>
           <w:rPr>
             <w:rFonts w:ascii="Calibri" w:cs="Calibri" w:eastAsia="Calibri" w:hAnsi="Calibri"/>
@@ -2404,7 +2404,7 @@
         </w:rPr>
         <w:t xml:space="preserve">   </w:t>
       </w:r>
-      <w:hyperlink w:history="1" r:id="rIda6zpdp1yxp6_udmp2axo2">
+      <w:hyperlink w:history="1" r:id="rIdbuqdlzxkqmmksrqxjezkx">
         <w:r>
           <w:rPr>
             <w:rFonts w:ascii="Calibri" w:cs="Calibri" w:eastAsia="Calibri" w:hAnsi="Calibri"/>
@@ -2432,7 +2432,7 @@
         </w:rPr>
         <w:t xml:space="preserve">| </w:t>
       </w:r>
-      <w:hyperlink w:history="1" r:id="rIdwqznsgwsezjsw9d454mzi">
+      <w:hyperlink w:history="1" r:id="rIdnyo7pdushftmlryvu_ksi">
         <w:r>
           <w:rPr>
             <w:rFonts w:ascii="Calibri" w:cs="Calibri" w:eastAsia="Calibri" w:hAnsi="Calibri"/>

--- a/public/resume/cv-embedded.docx
+++ b/public/resume/cv-embedded.docx
@@ -33,7 +33,7 @@
         </w:rPr>
         <w:t xml:space="preserve">✉ </w:t>
       </w:r>
-      <w:hyperlink w:history="1" r:id="rIdkzwzxzu6tifbhzmko-rol">
+      <w:hyperlink w:history="1" r:id="rIdzfq_5ln4uofybqakfrihp">
         <w:r>
           <w:rPr>
             <w:rFonts w:ascii="Calibri" w:cs="Calibri" w:eastAsia="Calibri" w:hAnsi="Calibri"/>
@@ -63,7 +63,7 @@
         </w:rPr>
         <w:t xml:space="preserve">• </w:t>
       </w:r>
-      <w:hyperlink w:history="1" r:id="rIdvhyzizslz1br6rkz-srwx">
+      <w:hyperlink w:history="1" r:id="rIdm-1nowbmhycmxg7jl6gyt">
         <w:r>
           <w:rPr>
             <w:rFonts w:ascii="Calibri" w:cs="Calibri" w:eastAsia="Calibri" w:hAnsi="Calibri"/>
@@ -93,7 +93,7 @@
         </w:rPr>
         <w:t xml:space="preserve">⁠in </w:t>
       </w:r>
-      <w:hyperlink w:history="1" r:id="rIddrvhloutupnxmqpr9fzbi">
+      <w:hyperlink w:history="1" r:id="rIdx6xlm7ie0selyrsgopdfl">
         <w:r>
           <w:rPr>
             <w:rFonts w:ascii="Calibri" w:cs="Calibri" w:eastAsia="Calibri" w:hAnsi="Calibri"/>
@@ -123,7 +123,7 @@
         </w:rPr>
         <w:t xml:space="preserve">◔ </w:t>
       </w:r>
-      <w:hyperlink w:history="1" r:id="rIdydhetn0tth5atlh-sdz1r">
+      <w:hyperlink w:history="1" r:id="rIdqllrqbmalsewyfj0miapv">
         <w:r>
           <w:rPr>
             <w:rFonts w:ascii="Calibri" w:cs="Calibri" w:eastAsia="Calibri" w:hAnsi="Calibri"/>
@@ -153,7 +153,7 @@
         </w:rPr>
         <w:t xml:space="preserve">Ⓘ </w:t>
       </w:r>
-      <w:hyperlink w:history="1" r:id="rId4wdzbctsisw_xzsalh0xa">
+      <w:hyperlink w:history="1" r:id="rIdegy7_wug_zqi7luxjvdzv">
         <w:r>
           <w:rPr>
             <w:rFonts w:ascii="Calibri" w:cs="Calibri" w:eastAsia="Calibri" w:hAnsi="Calibri"/>
@@ -716,7 +716,7 @@
         </w:rPr>
         <w:t xml:space="preserve">   </w:t>
       </w:r>
-      <w:hyperlink w:history="1" r:id="rIdr7vw4yeqzvhpzuuu3j1ap">
+      <w:hyperlink w:history="1" r:id="rIdcmrwpflllwiri04x2b0yp">
         <w:r>
           <w:rPr>
             <w:rFonts w:ascii="Calibri" w:cs="Calibri" w:eastAsia="Calibri" w:hAnsi="Calibri"/>
@@ -744,7 +744,7 @@
         </w:rPr>
         <w:t xml:space="preserve">| </w:t>
       </w:r>
-      <w:hyperlink w:history="1" r:id="rIduejastl5oylx0hvnf6n74">
+      <w:hyperlink w:history="1" r:id="rIdwy1upygqgqnp1mbaeg6kp">
         <w:r>
           <w:rPr>
             <w:rFonts w:ascii="Calibri" w:cs="Calibri" w:eastAsia="Calibri" w:hAnsi="Calibri"/>
@@ -772,7 +772,7 @@
         </w:rPr>
         <w:t xml:space="preserve">| </w:t>
       </w:r>
-      <w:hyperlink w:history="1" r:id="rIdmsb0vwysvlqnsh-9sgswp">
+      <w:hyperlink w:history="1" r:id="rIdker1xok7jl952j57yztxx">
         <w:r>
           <w:rPr>
             <w:rFonts w:ascii="Calibri" w:cs="Calibri" w:eastAsia="Calibri" w:hAnsi="Calibri"/>
@@ -1125,7 +1125,7 @@
         </w:rPr>
         <w:t xml:space="preserve">   </w:t>
       </w:r>
-      <w:hyperlink w:history="1" r:id="rIdceffywlj7lbqd1majp-rz">
+      <w:hyperlink w:history="1" r:id="rId6kq9pcbpdwn40krkf8qfr">
         <w:r>
           <w:rPr>
             <w:rFonts w:ascii="Calibri" w:cs="Calibri" w:eastAsia="Calibri" w:hAnsi="Calibri"/>
@@ -1153,7 +1153,7 @@
         </w:rPr>
         <w:t xml:space="preserve">| </w:t>
       </w:r>
-      <w:hyperlink w:history="1" r:id="rId_ip_l_jfs4bfjanhn2mvc">
+      <w:hyperlink w:history="1" r:id="rIdwmwl-h3ifzeuodjh0obty">
         <w:r>
           <w:rPr>
             <w:rFonts w:ascii="Calibri" w:cs="Calibri" w:eastAsia="Calibri" w:hAnsi="Calibri"/>
@@ -1286,7 +1286,7 @@
         </w:rPr>
         <w:t xml:space="preserve">   </w:t>
       </w:r>
-      <w:hyperlink w:history="1" r:id="rId73yafvge1pobtobiwst3c">
+      <w:hyperlink w:history="1" r:id="rIdwytx8rshjtnbx_hjdg0ig">
         <w:r>
           <w:rPr>
             <w:rFonts w:ascii="Calibri" w:cs="Calibri" w:eastAsia="Calibri" w:hAnsi="Calibri"/>
@@ -1455,7 +1455,7 @@
         </w:rPr>
         <w:t xml:space="preserve">   </w:t>
       </w:r>
-      <w:hyperlink w:history="1" r:id="rIdoo1zf54kq08jzps0pyqea">
+      <w:hyperlink w:history="1" r:id="rIds10tdtiblds9h08evenex">
         <w:r>
           <w:rPr>
             <w:rFonts w:ascii="Calibri" w:cs="Calibri" w:eastAsia="Calibri" w:hAnsi="Calibri"/>
@@ -1605,7 +1605,7 @@
         </w:rPr>
         <w:t xml:space="preserve">   </w:t>
       </w:r>
-      <w:hyperlink w:history="1" r:id="rIdzeptgnqr9lqn0qqyuuepd">
+      <w:hyperlink w:history="1" r:id="rIdv_vgksfxcc-wqtpzerrfj">
         <w:r>
           <w:rPr>
             <w:rFonts w:ascii="Calibri" w:cs="Calibri" w:eastAsia="Calibri" w:hAnsi="Calibri"/>
@@ -1633,7 +1633,7 @@
         </w:rPr>
         <w:t xml:space="preserve">| </w:t>
       </w:r>
-      <w:hyperlink w:history="1" r:id="rIdf0vjmq-mh3qncws-aotxf">
+      <w:hyperlink w:history="1" r:id="rId9en0ckx-ydc8tohty-_sd">
         <w:r>
           <w:rPr>
             <w:rFonts w:ascii="Calibri" w:cs="Calibri" w:eastAsia="Calibri" w:hAnsi="Calibri"/>
@@ -1661,7 +1661,7 @@
         </w:rPr>
         <w:t xml:space="preserve">| </w:t>
       </w:r>
-      <w:hyperlink w:history="1" r:id="rIdgwnsspn2imfzcmnm2kpxl">
+      <w:hyperlink w:history="1" r:id="rIdjpnhdo4zegf18etx3hrbr">
         <w:r>
           <w:rPr>
             <w:rFonts w:ascii="Calibri" w:cs="Calibri" w:eastAsia="Calibri" w:hAnsi="Calibri"/>
@@ -1828,7 +1828,7 @@
         </w:rPr>
         <w:t xml:space="preserve">   </w:t>
       </w:r>
-      <w:hyperlink w:history="1" r:id="rId-zzjcswhqodk8bcrlxfbv">
+      <w:hyperlink w:history="1" r:id="rIdzhypzm4zovw0f07z-yfc5">
         <w:r>
           <w:rPr>
             <w:rFonts w:ascii="Calibri" w:cs="Calibri" w:eastAsia="Calibri" w:hAnsi="Calibri"/>
@@ -1856,7 +1856,7 @@
         </w:rPr>
         <w:t xml:space="preserve">| </w:t>
       </w:r>
-      <w:hyperlink w:history="1" r:id="rIdf8tqmzy5hwblzigcepsyg">
+      <w:hyperlink w:history="1" r:id="rIdn8ohic-n8z5ympm_lrnnb">
         <w:r>
           <w:rPr>
             <w:rFonts w:ascii="Calibri" w:cs="Calibri" w:eastAsia="Calibri" w:hAnsi="Calibri"/>
@@ -2404,7 +2404,7 @@
         </w:rPr>
         <w:t xml:space="preserve">   </w:t>
       </w:r>
-      <w:hyperlink w:history="1" r:id="rIdbuqdlzxkqmmksrqxjezkx">
+      <w:hyperlink w:history="1" r:id="rIdqjyvqi9kk5t5gqlekpzz8">
         <w:r>
           <w:rPr>
             <w:rFonts w:ascii="Calibri" w:cs="Calibri" w:eastAsia="Calibri" w:hAnsi="Calibri"/>
@@ -2432,7 +2432,7 @@
         </w:rPr>
         <w:t xml:space="preserve">| </w:t>
       </w:r>
-      <w:hyperlink w:history="1" r:id="rIdnyo7pdushftmlryvu_ksi">
+      <w:hyperlink w:history="1" r:id="rIdslv3czzhnpgdpvxfg28cq">
         <w:r>
           <w:rPr>
             <w:rFonts w:ascii="Calibri" w:cs="Calibri" w:eastAsia="Calibri" w:hAnsi="Calibri"/>

--- a/public/resume/cv-embedded.docx
+++ b/public/resume/cv-embedded.docx
@@ -33,7 +33,7 @@
         </w:rPr>
         <w:t xml:space="preserve">✉ </w:t>
       </w:r>
-      <w:hyperlink w:history="1" r:id="rIdzfq_5ln4uofybqakfrihp">
+      <w:hyperlink w:history="1" r:id="rIdmoeujh57sdjj6q42lnsaa">
         <w:r>
           <w:rPr>
             <w:rFonts w:ascii="Calibri" w:cs="Calibri" w:eastAsia="Calibri" w:hAnsi="Calibri"/>
@@ -63,7 +63,7 @@
         </w:rPr>
         <w:t xml:space="preserve">• </w:t>
       </w:r>
-      <w:hyperlink w:history="1" r:id="rIdm-1nowbmhycmxg7jl6gyt">
+      <w:hyperlink w:history="1" r:id="rIdzso5rjrzswckuobamzayl">
         <w:r>
           <w:rPr>
             <w:rFonts w:ascii="Calibri" w:cs="Calibri" w:eastAsia="Calibri" w:hAnsi="Calibri"/>
@@ -93,7 +93,7 @@
         </w:rPr>
         <w:t xml:space="preserve">⁠in </w:t>
       </w:r>
-      <w:hyperlink w:history="1" r:id="rIdx6xlm7ie0selyrsgopdfl">
+      <w:hyperlink w:history="1" r:id="rId2z25lqfs0rjpma0thscyh">
         <w:r>
           <w:rPr>
             <w:rFonts w:ascii="Calibri" w:cs="Calibri" w:eastAsia="Calibri" w:hAnsi="Calibri"/>
@@ -123,7 +123,7 @@
         </w:rPr>
         <w:t xml:space="preserve">◔ </w:t>
       </w:r>
-      <w:hyperlink w:history="1" r:id="rIdqllrqbmalsewyfj0miapv">
+      <w:hyperlink w:history="1" r:id="rIdozon1l3idi0p_omxhjrf6">
         <w:r>
           <w:rPr>
             <w:rFonts w:ascii="Calibri" w:cs="Calibri" w:eastAsia="Calibri" w:hAnsi="Calibri"/>
@@ -153,7 +153,7 @@
         </w:rPr>
         <w:t xml:space="preserve">Ⓘ </w:t>
       </w:r>
-      <w:hyperlink w:history="1" r:id="rIdegy7_wug_zqi7luxjvdzv">
+      <w:hyperlink w:history="1" r:id="rIdfddhjz6xpdwvytrxrf2-_">
         <w:r>
           <w:rPr>
             <w:rFonts w:ascii="Calibri" w:cs="Calibri" w:eastAsia="Calibri" w:hAnsi="Calibri"/>
@@ -716,7 +716,7 @@
         </w:rPr>
         <w:t xml:space="preserve">   </w:t>
       </w:r>
-      <w:hyperlink w:history="1" r:id="rIdcmrwpflllwiri04x2b0yp">
+      <w:hyperlink w:history="1" r:id="rIdktvcbdzwiwjvtqq80tajt">
         <w:r>
           <w:rPr>
             <w:rFonts w:ascii="Calibri" w:cs="Calibri" w:eastAsia="Calibri" w:hAnsi="Calibri"/>
@@ -744,7 +744,7 @@
         </w:rPr>
         <w:t xml:space="preserve">| </w:t>
       </w:r>
-      <w:hyperlink w:history="1" r:id="rIdwy1upygqgqnp1mbaeg6kp">
+      <w:hyperlink w:history="1" r:id="rId3viy5tjjbjgkajmheycdr">
         <w:r>
           <w:rPr>
             <w:rFonts w:ascii="Calibri" w:cs="Calibri" w:eastAsia="Calibri" w:hAnsi="Calibri"/>
@@ -772,7 +772,7 @@
         </w:rPr>
         <w:t xml:space="preserve">| </w:t>
       </w:r>
-      <w:hyperlink w:history="1" r:id="rIdker1xok7jl952j57yztxx">
+      <w:hyperlink w:history="1" r:id="rIdvxluaa7ptev-xvn5vdmis">
         <w:r>
           <w:rPr>
             <w:rFonts w:ascii="Calibri" w:cs="Calibri" w:eastAsia="Calibri" w:hAnsi="Calibri"/>
@@ -1125,7 +1125,7 @@
         </w:rPr>
         <w:t xml:space="preserve">   </w:t>
       </w:r>
-      <w:hyperlink w:history="1" r:id="rId6kq9pcbpdwn40krkf8qfr">
+      <w:hyperlink w:history="1" r:id="rIdqolupdh1c_wq7c9g8r2cs">
         <w:r>
           <w:rPr>
             <w:rFonts w:ascii="Calibri" w:cs="Calibri" w:eastAsia="Calibri" w:hAnsi="Calibri"/>
@@ -1153,7 +1153,7 @@
         </w:rPr>
         <w:t xml:space="preserve">| </w:t>
       </w:r>
-      <w:hyperlink w:history="1" r:id="rIdwmwl-h3ifzeuodjh0obty">
+      <w:hyperlink w:history="1" r:id="rId0ywe57xzwnxn5usrmwfyp">
         <w:r>
           <w:rPr>
             <w:rFonts w:ascii="Calibri" w:cs="Calibri" w:eastAsia="Calibri" w:hAnsi="Calibri"/>
@@ -1286,7 +1286,7 @@
         </w:rPr>
         <w:t xml:space="preserve">   </w:t>
       </w:r>
-      <w:hyperlink w:history="1" r:id="rIdwytx8rshjtnbx_hjdg0ig">
+      <w:hyperlink w:history="1" r:id="rIdamny20c6e6ligfb3pzrqv">
         <w:r>
           <w:rPr>
             <w:rFonts w:ascii="Calibri" w:cs="Calibri" w:eastAsia="Calibri" w:hAnsi="Calibri"/>
@@ -1455,7 +1455,7 @@
         </w:rPr>
         <w:t xml:space="preserve">   </w:t>
       </w:r>
-      <w:hyperlink w:history="1" r:id="rIds10tdtiblds9h08evenex">
+      <w:hyperlink w:history="1" r:id="rId7rvk97bdbzu0zftjf42-6">
         <w:r>
           <w:rPr>
             <w:rFonts w:ascii="Calibri" w:cs="Calibri" w:eastAsia="Calibri" w:hAnsi="Calibri"/>
@@ -1605,7 +1605,7 @@
         </w:rPr>
         <w:t xml:space="preserve">   </w:t>
       </w:r>
-      <w:hyperlink w:history="1" r:id="rIdv_vgksfxcc-wqtpzerrfj">
+      <w:hyperlink w:history="1" r:id="rIdd72_tknxybyp64ipqm2jt">
         <w:r>
           <w:rPr>
             <w:rFonts w:ascii="Calibri" w:cs="Calibri" w:eastAsia="Calibri" w:hAnsi="Calibri"/>
@@ -1633,7 +1633,7 @@
         </w:rPr>
         <w:t xml:space="preserve">| </w:t>
       </w:r>
-      <w:hyperlink w:history="1" r:id="rId9en0ckx-ydc8tohty-_sd">
+      <w:hyperlink w:history="1" r:id="rIdyq-4wzzc3f5pggosgeoy_">
         <w:r>
           <w:rPr>
             <w:rFonts w:ascii="Calibri" w:cs="Calibri" w:eastAsia="Calibri" w:hAnsi="Calibri"/>
@@ -1661,7 +1661,7 @@
         </w:rPr>
         <w:t xml:space="preserve">| </w:t>
       </w:r>
-      <w:hyperlink w:history="1" r:id="rIdjpnhdo4zegf18etx3hrbr">
+      <w:hyperlink w:history="1" r:id="rIdtdb4aoqwlzmpmjn7wulvx">
         <w:r>
           <w:rPr>
             <w:rFonts w:ascii="Calibri" w:cs="Calibri" w:eastAsia="Calibri" w:hAnsi="Calibri"/>
@@ -1828,7 +1828,7 @@
         </w:rPr>
         <w:t xml:space="preserve">   </w:t>
       </w:r>
-      <w:hyperlink w:history="1" r:id="rIdzhypzm4zovw0f07z-yfc5">
+      <w:hyperlink w:history="1" r:id="rId5uvglctapaoxqyzn0jqil">
         <w:r>
           <w:rPr>
             <w:rFonts w:ascii="Calibri" w:cs="Calibri" w:eastAsia="Calibri" w:hAnsi="Calibri"/>
@@ -1856,7 +1856,7 @@
         </w:rPr>
         <w:t xml:space="preserve">| </w:t>
       </w:r>
-      <w:hyperlink w:history="1" r:id="rIdn8ohic-n8z5ympm_lrnnb">
+      <w:hyperlink w:history="1" r:id="rIdhlwkxoura7icddqt9ujie">
         <w:r>
           <w:rPr>
             <w:rFonts w:ascii="Calibri" w:cs="Calibri" w:eastAsia="Calibri" w:hAnsi="Calibri"/>
@@ -2404,7 +2404,7 @@
         </w:rPr>
         <w:t xml:space="preserve">   </w:t>
       </w:r>
-      <w:hyperlink w:history="1" r:id="rIdqjyvqi9kk5t5gqlekpzz8">
+      <w:hyperlink w:history="1" r:id="rIdo4rvf8etzak5a7qxera3a">
         <w:r>
           <w:rPr>
             <w:rFonts w:ascii="Calibri" w:cs="Calibri" w:eastAsia="Calibri" w:hAnsi="Calibri"/>
@@ -2432,7 +2432,7 @@
         </w:rPr>
         <w:t xml:space="preserve">| </w:t>
       </w:r>
-      <w:hyperlink w:history="1" r:id="rIdslv3czzhnpgdpvxfg28cq">
+      <w:hyperlink w:history="1" r:id="rIdgorlr-h37g2oee8zqsbxl">
         <w:r>
           <w:rPr>
             <w:rFonts w:ascii="Calibri" w:cs="Calibri" w:eastAsia="Calibri" w:hAnsi="Calibri"/>

--- a/public/resume/cv-embedded.docx
+++ b/public/resume/cv-embedded.docx
@@ -33,7 +33,7 @@
         </w:rPr>
         <w:t xml:space="preserve">✉ </w:t>
       </w:r>
-      <w:hyperlink w:history="1" r:id="rIdmoeujh57sdjj6q42lnsaa">
+      <w:hyperlink w:history="1" r:id="rId3yzujekpuhiqfda4jxqgw">
         <w:r>
           <w:rPr>
             <w:rFonts w:ascii="Calibri" w:cs="Calibri" w:eastAsia="Calibri" w:hAnsi="Calibri"/>
@@ -63,7 +63,7 @@
         </w:rPr>
         <w:t xml:space="preserve">• </w:t>
       </w:r>
-      <w:hyperlink w:history="1" r:id="rIdzso5rjrzswckuobamzayl">
+      <w:hyperlink w:history="1" r:id="rIdhe7ht-qn1lb0vjleqqi4n">
         <w:r>
           <w:rPr>
             <w:rFonts w:ascii="Calibri" w:cs="Calibri" w:eastAsia="Calibri" w:hAnsi="Calibri"/>
@@ -93,7 +93,7 @@
         </w:rPr>
         <w:t xml:space="preserve">⁠in </w:t>
       </w:r>
-      <w:hyperlink w:history="1" r:id="rId2z25lqfs0rjpma0thscyh">
+      <w:hyperlink w:history="1" r:id="rIdu21kufl9bgwdvgxigswfl">
         <w:r>
           <w:rPr>
             <w:rFonts w:ascii="Calibri" w:cs="Calibri" w:eastAsia="Calibri" w:hAnsi="Calibri"/>
@@ -123,7 +123,7 @@
         </w:rPr>
         <w:t xml:space="preserve">◔ </w:t>
       </w:r>
-      <w:hyperlink w:history="1" r:id="rIdozon1l3idi0p_omxhjrf6">
+      <w:hyperlink w:history="1" r:id="rIdpl9igc29cpbzx72nztuq3">
         <w:r>
           <w:rPr>
             <w:rFonts w:ascii="Calibri" w:cs="Calibri" w:eastAsia="Calibri" w:hAnsi="Calibri"/>
@@ -153,7 +153,7 @@
         </w:rPr>
         <w:t xml:space="preserve">Ⓘ </w:t>
       </w:r>
-      <w:hyperlink w:history="1" r:id="rIdfddhjz6xpdwvytrxrf2-_">
+      <w:hyperlink w:history="1" r:id="rIda-fowqa4zwu6h9lzsbukk">
         <w:r>
           <w:rPr>
             <w:rFonts w:ascii="Calibri" w:cs="Calibri" w:eastAsia="Calibri" w:hAnsi="Calibri"/>
@@ -716,7 +716,7 @@
         </w:rPr>
         <w:t xml:space="preserve">   </w:t>
       </w:r>
-      <w:hyperlink w:history="1" r:id="rIdktvcbdzwiwjvtqq80tajt">
+      <w:hyperlink w:history="1" r:id="rId8ck9ekudfxennr5m8cn01">
         <w:r>
           <w:rPr>
             <w:rFonts w:ascii="Calibri" w:cs="Calibri" w:eastAsia="Calibri" w:hAnsi="Calibri"/>
@@ -744,7 +744,7 @@
         </w:rPr>
         <w:t xml:space="preserve">| </w:t>
       </w:r>
-      <w:hyperlink w:history="1" r:id="rId3viy5tjjbjgkajmheycdr">
+      <w:hyperlink w:history="1" r:id="rIdh73po2o0pjjb-7wkqamkb">
         <w:r>
           <w:rPr>
             <w:rFonts w:ascii="Calibri" w:cs="Calibri" w:eastAsia="Calibri" w:hAnsi="Calibri"/>
@@ -772,7 +772,7 @@
         </w:rPr>
         <w:t xml:space="preserve">| </w:t>
       </w:r>
-      <w:hyperlink w:history="1" r:id="rIdvxluaa7ptev-xvn5vdmis">
+      <w:hyperlink w:history="1" r:id="rIdvnkdy8rtvxwqp7c2ddgeh">
         <w:r>
           <w:rPr>
             <w:rFonts w:ascii="Calibri" w:cs="Calibri" w:eastAsia="Calibri" w:hAnsi="Calibri"/>
@@ -1125,7 +1125,7 @@
         </w:rPr>
         <w:t xml:space="preserve">   </w:t>
       </w:r>
-      <w:hyperlink w:history="1" r:id="rIdqolupdh1c_wq7c9g8r2cs">
+      <w:hyperlink w:history="1" r:id="rIdhfvkunwyq9hlljw3h9gde">
         <w:r>
           <w:rPr>
             <w:rFonts w:ascii="Calibri" w:cs="Calibri" w:eastAsia="Calibri" w:hAnsi="Calibri"/>
@@ -1153,7 +1153,7 @@
         </w:rPr>
         <w:t xml:space="preserve">| </w:t>
       </w:r>
-      <w:hyperlink w:history="1" r:id="rId0ywe57xzwnxn5usrmwfyp">
+      <w:hyperlink w:history="1" r:id="rIdywa2eknwweb3uxee0bkv8">
         <w:r>
           <w:rPr>
             <w:rFonts w:ascii="Calibri" w:cs="Calibri" w:eastAsia="Calibri" w:hAnsi="Calibri"/>
@@ -1286,7 +1286,7 @@
         </w:rPr>
         <w:t xml:space="preserve">   </w:t>
       </w:r>
-      <w:hyperlink w:history="1" r:id="rIdamny20c6e6ligfb3pzrqv">
+      <w:hyperlink w:history="1" r:id="rIdnuv9pn_8mrlax-bgn-a3r">
         <w:r>
           <w:rPr>
             <w:rFonts w:ascii="Calibri" w:cs="Calibri" w:eastAsia="Calibri" w:hAnsi="Calibri"/>
@@ -1455,7 +1455,7 @@
         </w:rPr>
         <w:t xml:space="preserve">   </w:t>
       </w:r>
-      <w:hyperlink w:history="1" r:id="rId7rvk97bdbzu0zftjf42-6">
+      <w:hyperlink w:history="1" r:id="rId8jbzhd9ne2ratbkivpq1q">
         <w:r>
           <w:rPr>
             <w:rFonts w:ascii="Calibri" w:cs="Calibri" w:eastAsia="Calibri" w:hAnsi="Calibri"/>
@@ -1605,7 +1605,7 @@
         </w:rPr>
         <w:t xml:space="preserve">   </w:t>
       </w:r>
-      <w:hyperlink w:history="1" r:id="rIdd72_tknxybyp64ipqm2jt">
+      <w:hyperlink w:history="1" r:id="rIdp0dqwuwapjvb9itvuxgaw">
         <w:r>
           <w:rPr>
             <w:rFonts w:ascii="Calibri" w:cs="Calibri" w:eastAsia="Calibri" w:hAnsi="Calibri"/>
@@ -1633,7 +1633,7 @@
         </w:rPr>
         <w:t xml:space="preserve">| </w:t>
       </w:r>
-      <w:hyperlink w:history="1" r:id="rIdyq-4wzzc3f5pggosgeoy_">
+      <w:hyperlink w:history="1" r:id="rIdvcbwjcom7b8n7mikqrjjt">
         <w:r>
           <w:rPr>
             <w:rFonts w:ascii="Calibri" w:cs="Calibri" w:eastAsia="Calibri" w:hAnsi="Calibri"/>
@@ -1661,7 +1661,7 @@
         </w:rPr>
         <w:t xml:space="preserve">| </w:t>
       </w:r>
-      <w:hyperlink w:history="1" r:id="rIdtdb4aoqwlzmpmjn7wulvx">
+      <w:hyperlink w:history="1" r:id="rId96oysyr2qpwxo6iw3apss">
         <w:r>
           <w:rPr>
             <w:rFonts w:ascii="Calibri" w:cs="Calibri" w:eastAsia="Calibri" w:hAnsi="Calibri"/>
@@ -1828,7 +1828,7 @@
         </w:rPr>
         <w:t xml:space="preserve">   </w:t>
       </w:r>
-      <w:hyperlink w:history="1" r:id="rId5uvglctapaoxqyzn0jqil">
+      <w:hyperlink w:history="1" r:id="rIdhx0v3ffnzzyyo_riw5-h6">
         <w:r>
           <w:rPr>
             <w:rFonts w:ascii="Calibri" w:cs="Calibri" w:eastAsia="Calibri" w:hAnsi="Calibri"/>
@@ -1856,7 +1856,7 @@
         </w:rPr>
         <w:t xml:space="preserve">| </w:t>
       </w:r>
-      <w:hyperlink w:history="1" r:id="rIdhlwkxoura7icddqt9ujie">
+      <w:hyperlink w:history="1" r:id="rIdy_txdfcpjsoaejaon3r3y">
         <w:r>
           <w:rPr>
             <w:rFonts w:ascii="Calibri" w:cs="Calibri" w:eastAsia="Calibri" w:hAnsi="Calibri"/>
@@ -2404,7 +2404,7 @@
         </w:rPr>
         <w:t xml:space="preserve">   </w:t>
       </w:r>
-      <w:hyperlink w:history="1" r:id="rIdo4rvf8etzak5a7qxera3a">
+      <w:hyperlink w:history="1" r:id="rIdtigajghlzoird-2u12cuv">
         <w:r>
           <w:rPr>
             <w:rFonts w:ascii="Calibri" w:cs="Calibri" w:eastAsia="Calibri" w:hAnsi="Calibri"/>
@@ -2432,7 +2432,7 @@
         </w:rPr>
         <w:t xml:space="preserve">| </w:t>
       </w:r>
-      <w:hyperlink w:history="1" r:id="rIdgorlr-h37g2oee8zqsbxl">
+      <w:hyperlink w:history="1" r:id="rIdeekij1rllf_pv0i2hlep7">
         <w:r>
           <w:rPr>
             <w:rFonts w:ascii="Calibri" w:cs="Calibri" w:eastAsia="Calibri" w:hAnsi="Calibri"/>

--- a/public/resume/cv-embedded.docx
+++ b/public/resume/cv-embedded.docx
@@ -33,7 +33,7 @@
         </w:rPr>
         <w:t xml:space="preserve">✉ </w:t>
       </w:r>
-      <w:hyperlink w:history="1" r:id="rId3yzujekpuhiqfda4jxqgw">
+      <w:hyperlink w:history="1" r:id="rId2nxup0t--81j3fjqub-9c">
         <w:r>
           <w:rPr>
             <w:rFonts w:ascii="Calibri" w:cs="Calibri" w:eastAsia="Calibri" w:hAnsi="Calibri"/>
@@ -63,7 +63,7 @@
         </w:rPr>
         <w:t xml:space="preserve">• </w:t>
       </w:r>
-      <w:hyperlink w:history="1" r:id="rIdhe7ht-qn1lb0vjleqqi4n">
+      <w:hyperlink w:history="1" r:id="rIdh_0mlxs1xrrsk5njox24h">
         <w:r>
           <w:rPr>
             <w:rFonts w:ascii="Calibri" w:cs="Calibri" w:eastAsia="Calibri" w:hAnsi="Calibri"/>
@@ -93,7 +93,7 @@
         </w:rPr>
         <w:t xml:space="preserve">⁠in </w:t>
       </w:r>
-      <w:hyperlink w:history="1" r:id="rIdu21kufl9bgwdvgxigswfl">
+      <w:hyperlink w:history="1" r:id="rIduq_fv2xotla4ryhq0bwo6">
         <w:r>
           <w:rPr>
             <w:rFonts w:ascii="Calibri" w:cs="Calibri" w:eastAsia="Calibri" w:hAnsi="Calibri"/>
@@ -123,7 +123,7 @@
         </w:rPr>
         <w:t xml:space="preserve">◔ </w:t>
       </w:r>
-      <w:hyperlink w:history="1" r:id="rIdpl9igc29cpbzx72nztuq3">
+      <w:hyperlink w:history="1" r:id="rIdhajwgfdhwb8_-9xp4c-bo">
         <w:r>
           <w:rPr>
             <w:rFonts w:ascii="Calibri" w:cs="Calibri" w:eastAsia="Calibri" w:hAnsi="Calibri"/>
@@ -153,7 +153,7 @@
         </w:rPr>
         <w:t xml:space="preserve">Ⓘ </w:t>
       </w:r>
-      <w:hyperlink w:history="1" r:id="rIda-fowqa4zwu6h9lzsbukk">
+      <w:hyperlink w:history="1" r:id="rId5nkxkc2bkerg_rbwzdsso">
         <w:r>
           <w:rPr>
             <w:rFonts w:ascii="Calibri" w:cs="Calibri" w:eastAsia="Calibri" w:hAnsi="Calibri"/>
@@ -716,7 +716,7 @@
         </w:rPr>
         <w:t xml:space="preserve">   </w:t>
       </w:r>
-      <w:hyperlink w:history="1" r:id="rId8ck9ekudfxennr5m8cn01">
+      <w:hyperlink w:history="1" r:id="rIdlw_4z2zacn2dgkcjsfnhg">
         <w:r>
           <w:rPr>
             <w:rFonts w:ascii="Calibri" w:cs="Calibri" w:eastAsia="Calibri" w:hAnsi="Calibri"/>
@@ -744,7 +744,7 @@
         </w:rPr>
         <w:t xml:space="preserve">| </w:t>
       </w:r>
-      <w:hyperlink w:history="1" r:id="rIdh73po2o0pjjb-7wkqamkb">
+      <w:hyperlink w:history="1" r:id="rIdeexc3zd2zffb61ixjlsw4">
         <w:r>
           <w:rPr>
             <w:rFonts w:ascii="Calibri" w:cs="Calibri" w:eastAsia="Calibri" w:hAnsi="Calibri"/>
@@ -772,7 +772,7 @@
         </w:rPr>
         <w:t xml:space="preserve">| </w:t>
       </w:r>
-      <w:hyperlink w:history="1" r:id="rIdvnkdy8rtvxwqp7c2ddgeh">
+      <w:hyperlink w:history="1" r:id="rIdzxbxdsburdyjsciu_clah">
         <w:r>
           <w:rPr>
             <w:rFonts w:ascii="Calibri" w:cs="Calibri" w:eastAsia="Calibri" w:hAnsi="Calibri"/>
@@ -1125,7 +1125,7 @@
         </w:rPr>
         <w:t xml:space="preserve">   </w:t>
       </w:r>
-      <w:hyperlink w:history="1" r:id="rIdhfvkunwyq9hlljw3h9gde">
+      <w:hyperlink w:history="1" r:id="rIdeww9guks0svpfxsqleg7m">
         <w:r>
           <w:rPr>
             <w:rFonts w:ascii="Calibri" w:cs="Calibri" w:eastAsia="Calibri" w:hAnsi="Calibri"/>
@@ -1153,7 +1153,7 @@
         </w:rPr>
         <w:t xml:space="preserve">| </w:t>
       </w:r>
-      <w:hyperlink w:history="1" r:id="rIdywa2eknwweb3uxee0bkv8">
+      <w:hyperlink w:history="1" r:id="rId0ijxftoy8fuil55lv-squ">
         <w:r>
           <w:rPr>
             <w:rFonts w:ascii="Calibri" w:cs="Calibri" w:eastAsia="Calibri" w:hAnsi="Calibri"/>
@@ -1286,7 +1286,7 @@
         </w:rPr>
         <w:t xml:space="preserve">   </w:t>
       </w:r>
-      <w:hyperlink w:history="1" r:id="rIdnuv9pn_8mrlax-bgn-a3r">
+      <w:hyperlink w:history="1" r:id="rId9odl9bquupkqtpxtllnt4">
         <w:r>
           <w:rPr>
             <w:rFonts w:ascii="Calibri" w:cs="Calibri" w:eastAsia="Calibri" w:hAnsi="Calibri"/>
@@ -1455,7 +1455,7 @@
         </w:rPr>
         <w:t xml:space="preserve">   </w:t>
       </w:r>
-      <w:hyperlink w:history="1" r:id="rId8jbzhd9ne2ratbkivpq1q">
+      <w:hyperlink w:history="1" r:id="rIdp76axv-dw_6zxrymos1cs">
         <w:r>
           <w:rPr>
             <w:rFonts w:ascii="Calibri" w:cs="Calibri" w:eastAsia="Calibri" w:hAnsi="Calibri"/>
@@ -1605,7 +1605,7 @@
         </w:rPr>
         <w:t xml:space="preserve">   </w:t>
       </w:r>
-      <w:hyperlink w:history="1" r:id="rIdp0dqwuwapjvb9itvuxgaw">
+      <w:hyperlink w:history="1" r:id="rIdgbpeprcolrah9dpnvj6ll">
         <w:r>
           <w:rPr>
             <w:rFonts w:ascii="Calibri" w:cs="Calibri" w:eastAsia="Calibri" w:hAnsi="Calibri"/>
@@ -1633,7 +1633,7 @@
         </w:rPr>
         <w:t xml:space="preserve">| </w:t>
       </w:r>
-      <w:hyperlink w:history="1" r:id="rIdvcbwjcom7b8n7mikqrjjt">
+      <w:hyperlink w:history="1" r:id="rIdvubzrq8noju3fdrizkpkj">
         <w:r>
           <w:rPr>
             <w:rFonts w:ascii="Calibri" w:cs="Calibri" w:eastAsia="Calibri" w:hAnsi="Calibri"/>
@@ -1661,7 +1661,7 @@
         </w:rPr>
         <w:t xml:space="preserve">| </w:t>
       </w:r>
-      <w:hyperlink w:history="1" r:id="rId96oysyr2qpwxo6iw3apss">
+      <w:hyperlink w:history="1" r:id="rIdrmxb4f-mtdjblm7nfxz-3">
         <w:r>
           <w:rPr>
             <w:rFonts w:ascii="Calibri" w:cs="Calibri" w:eastAsia="Calibri" w:hAnsi="Calibri"/>
@@ -1828,7 +1828,7 @@
         </w:rPr>
         <w:t xml:space="preserve">   </w:t>
       </w:r>
-      <w:hyperlink w:history="1" r:id="rIdhx0v3ffnzzyyo_riw5-h6">
+      <w:hyperlink w:history="1" r:id="rIdf80s7tpmgy_ay51eei8d7">
         <w:r>
           <w:rPr>
             <w:rFonts w:ascii="Calibri" w:cs="Calibri" w:eastAsia="Calibri" w:hAnsi="Calibri"/>
@@ -1856,7 +1856,7 @@
         </w:rPr>
         <w:t xml:space="preserve">| </w:t>
       </w:r>
-      <w:hyperlink w:history="1" r:id="rIdy_txdfcpjsoaejaon3r3y">
+      <w:hyperlink w:history="1" r:id="rIdgo6s-kjx_ytfrp6bddead">
         <w:r>
           <w:rPr>
             <w:rFonts w:ascii="Calibri" w:cs="Calibri" w:eastAsia="Calibri" w:hAnsi="Calibri"/>
@@ -2404,7 +2404,7 @@
         </w:rPr>
         <w:t xml:space="preserve">   </w:t>
       </w:r>
-      <w:hyperlink w:history="1" r:id="rIdtigajghlzoird-2u12cuv">
+      <w:hyperlink w:history="1" r:id="rIdtguqki1um2vdzggpxfqwh">
         <w:r>
           <w:rPr>
             <w:rFonts w:ascii="Calibri" w:cs="Calibri" w:eastAsia="Calibri" w:hAnsi="Calibri"/>
@@ -2432,7 +2432,7 @@
         </w:rPr>
         <w:t xml:space="preserve">| </w:t>
       </w:r>
-      <w:hyperlink w:history="1" r:id="rIdeekij1rllf_pv0i2hlep7">
+      <w:hyperlink w:history="1" r:id="rIdiih9jx7cfly8pllnf5uxw">
         <w:r>
           <w:rPr>
             <w:rFonts w:ascii="Calibri" w:cs="Calibri" w:eastAsia="Calibri" w:hAnsi="Calibri"/>

--- a/public/resume/cv-embedded.docx
+++ b/public/resume/cv-embedded.docx
@@ -33,7 +33,7 @@
         </w:rPr>
         <w:t xml:space="preserve">✉ </w:t>
       </w:r>
-      <w:hyperlink w:history="1" r:id="rId2nxup0t--81j3fjqub-9c">
+      <w:hyperlink w:history="1" r:id="rIdl2gsxb_dpw6masqj13u9n">
         <w:r>
           <w:rPr>
             <w:rFonts w:ascii="Calibri" w:cs="Calibri" w:eastAsia="Calibri" w:hAnsi="Calibri"/>
@@ -63,7 +63,7 @@
         </w:rPr>
         <w:t xml:space="preserve">• </w:t>
       </w:r>
-      <w:hyperlink w:history="1" r:id="rIdh_0mlxs1xrrsk5njox24h">
+      <w:hyperlink w:history="1" r:id="rIdisx7_dnnlhl2a978ax27p">
         <w:r>
           <w:rPr>
             <w:rFonts w:ascii="Calibri" w:cs="Calibri" w:eastAsia="Calibri" w:hAnsi="Calibri"/>
@@ -93,7 +93,7 @@
         </w:rPr>
         <w:t xml:space="preserve">⁠in </w:t>
       </w:r>
-      <w:hyperlink w:history="1" r:id="rIduq_fv2xotla4ryhq0bwo6">
+      <w:hyperlink w:history="1" r:id="rIdlawgaf9qgu2troe42dw30">
         <w:r>
           <w:rPr>
             <w:rFonts w:ascii="Calibri" w:cs="Calibri" w:eastAsia="Calibri" w:hAnsi="Calibri"/>
@@ -123,7 +123,7 @@
         </w:rPr>
         <w:t xml:space="preserve">◔ </w:t>
       </w:r>
-      <w:hyperlink w:history="1" r:id="rIdhajwgfdhwb8_-9xp4c-bo">
+      <w:hyperlink w:history="1" r:id="rIdx_ejocjd594v9jcymq5lc">
         <w:r>
           <w:rPr>
             <w:rFonts w:ascii="Calibri" w:cs="Calibri" w:eastAsia="Calibri" w:hAnsi="Calibri"/>
@@ -153,7 +153,7 @@
         </w:rPr>
         <w:t xml:space="preserve">Ⓘ </w:t>
       </w:r>
-      <w:hyperlink w:history="1" r:id="rId5nkxkc2bkerg_rbwzdsso">
+      <w:hyperlink w:history="1" r:id="rIdjzdvjzkpu-jptea9muxid">
         <w:r>
           <w:rPr>
             <w:rFonts w:ascii="Calibri" w:cs="Calibri" w:eastAsia="Calibri" w:hAnsi="Calibri"/>
@@ -716,7 +716,7 @@
         </w:rPr>
         <w:t xml:space="preserve">   </w:t>
       </w:r>
-      <w:hyperlink w:history="1" r:id="rIdlw_4z2zacn2dgkcjsfnhg">
+      <w:hyperlink w:history="1" r:id="rIdslqzz3hkjb5ut0gdq1dwj">
         <w:r>
           <w:rPr>
             <w:rFonts w:ascii="Calibri" w:cs="Calibri" w:eastAsia="Calibri" w:hAnsi="Calibri"/>
@@ -744,7 +744,7 @@
         </w:rPr>
         <w:t xml:space="preserve">| </w:t>
       </w:r>
-      <w:hyperlink w:history="1" r:id="rIdeexc3zd2zffb61ixjlsw4">
+      <w:hyperlink w:history="1" r:id="rIdxeet5uvgh3tnsvjp-l32v">
         <w:r>
           <w:rPr>
             <w:rFonts w:ascii="Calibri" w:cs="Calibri" w:eastAsia="Calibri" w:hAnsi="Calibri"/>
@@ -772,7 +772,7 @@
         </w:rPr>
         <w:t xml:space="preserve">| </w:t>
       </w:r>
-      <w:hyperlink w:history="1" r:id="rIdzxbxdsburdyjsciu_clah">
+      <w:hyperlink w:history="1" r:id="rIdugxpxtleiwus8pzrpfva1">
         <w:r>
           <w:rPr>
             <w:rFonts w:ascii="Calibri" w:cs="Calibri" w:eastAsia="Calibri" w:hAnsi="Calibri"/>
@@ -1125,7 +1125,7 @@
         </w:rPr>
         <w:t xml:space="preserve">   </w:t>
       </w:r>
-      <w:hyperlink w:history="1" r:id="rIdeww9guks0svpfxsqleg7m">
+      <w:hyperlink w:history="1" r:id="rIdi3idmpbbkxqvep4mrrjeu">
         <w:r>
           <w:rPr>
             <w:rFonts w:ascii="Calibri" w:cs="Calibri" w:eastAsia="Calibri" w:hAnsi="Calibri"/>
@@ -1153,7 +1153,7 @@
         </w:rPr>
         <w:t xml:space="preserve">| </w:t>
       </w:r>
-      <w:hyperlink w:history="1" r:id="rId0ijxftoy8fuil55lv-squ">
+      <w:hyperlink w:history="1" r:id="rIdztw3gcypyraajpy-3qknh">
         <w:r>
           <w:rPr>
             <w:rFonts w:ascii="Calibri" w:cs="Calibri" w:eastAsia="Calibri" w:hAnsi="Calibri"/>
@@ -1286,7 +1286,7 @@
         </w:rPr>
         <w:t xml:space="preserve">   </w:t>
       </w:r>
-      <w:hyperlink w:history="1" r:id="rId9odl9bquupkqtpxtllnt4">
+      <w:hyperlink w:history="1" r:id="rIdrn7aptdfersdfmglnq9hw">
         <w:r>
           <w:rPr>
             <w:rFonts w:ascii="Calibri" w:cs="Calibri" w:eastAsia="Calibri" w:hAnsi="Calibri"/>
@@ -1455,7 +1455,7 @@
         </w:rPr>
         <w:t xml:space="preserve">   </w:t>
       </w:r>
-      <w:hyperlink w:history="1" r:id="rIdp76axv-dw_6zxrymos1cs">
+      <w:hyperlink w:history="1" r:id="rIdp3dqo6f2gzqtpfr2s8lrd">
         <w:r>
           <w:rPr>
             <w:rFonts w:ascii="Calibri" w:cs="Calibri" w:eastAsia="Calibri" w:hAnsi="Calibri"/>
@@ -1605,7 +1605,7 @@
         </w:rPr>
         <w:t xml:space="preserve">   </w:t>
       </w:r>
-      <w:hyperlink w:history="1" r:id="rIdgbpeprcolrah9dpnvj6ll">
+      <w:hyperlink w:history="1" r:id="rIdghgjdwg2h3k4uwzqhyp-9">
         <w:r>
           <w:rPr>
             <w:rFonts w:ascii="Calibri" w:cs="Calibri" w:eastAsia="Calibri" w:hAnsi="Calibri"/>
@@ -1633,7 +1633,7 @@
         </w:rPr>
         <w:t xml:space="preserve">| </w:t>
       </w:r>
-      <w:hyperlink w:history="1" r:id="rIdvubzrq8noju3fdrizkpkj">
+      <w:hyperlink w:history="1" r:id="rId9wk-kqidgjtl59eist7cf">
         <w:r>
           <w:rPr>
             <w:rFonts w:ascii="Calibri" w:cs="Calibri" w:eastAsia="Calibri" w:hAnsi="Calibri"/>
@@ -1661,7 +1661,7 @@
         </w:rPr>
         <w:t xml:space="preserve">| </w:t>
       </w:r>
-      <w:hyperlink w:history="1" r:id="rIdrmxb4f-mtdjblm7nfxz-3">
+      <w:hyperlink w:history="1" r:id="rIdqgdhf_nqyb6iaanakkckf">
         <w:r>
           <w:rPr>
             <w:rFonts w:ascii="Calibri" w:cs="Calibri" w:eastAsia="Calibri" w:hAnsi="Calibri"/>
@@ -1828,7 +1828,7 @@
         </w:rPr>
         <w:t xml:space="preserve">   </w:t>
       </w:r>
-      <w:hyperlink w:history="1" r:id="rIdf80s7tpmgy_ay51eei8d7">
+      <w:hyperlink w:history="1" r:id="rIdgmuc6bdwhdym6fwjsqxu-">
         <w:r>
           <w:rPr>
             <w:rFonts w:ascii="Calibri" w:cs="Calibri" w:eastAsia="Calibri" w:hAnsi="Calibri"/>
@@ -1856,7 +1856,7 @@
         </w:rPr>
         <w:t xml:space="preserve">| </w:t>
       </w:r>
-      <w:hyperlink w:history="1" r:id="rIdgo6s-kjx_ytfrp6bddead">
+      <w:hyperlink w:history="1" r:id="rIddlmgjdyjr9bukt9dipub-">
         <w:r>
           <w:rPr>
             <w:rFonts w:ascii="Calibri" w:cs="Calibri" w:eastAsia="Calibri" w:hAnsi="Calibri"/>
@@ -2404,7 +2404,7 @@
         </w:rPr>
         <w:t xml:space="preserve">   </w:t>
       </w:r>
-      <w:hyperlink w:history="1" r:id="rIdtguqki1um2vdzggpxfqwh">
+      <w:hyperlink w:history="1" r:id="rIdz3qsspeyqp3wi57odntkc">
         <w:r>
           <w:rPr>
             <w:rFonts w:ascii="Calibri" w:cs="Calibri" w:eastAsia="Calibri" w:hAnsi="Calibri"/>
@@ -2432,7 +2432,7 @@
         </w:rPr>
         <w:t xml:space="preserve">| </w:t>
       </w:r>
-      <w:hyperlink w:history="1" r:id="rIdiih9jx7cfly8pllnf5uxw">
+      <w:hyperlink w:history="1" r:id="rIdgtfrw2hszvr3n5mezunnc">
         <w:r>
           <w:rPr>
             <w:rFonts w:ascii="Calibri" w:cs="Calibri" w:eastAsia="Calibri" w:hAnsi="Calibri"/>

--- a/public/resume/cv-embedded.docx
+++ b/public/resume/cv-embedded.docx
@@ -33,7 +33,7 @@
         </w:rPr>
         <w:t xml:space="preserve">✉ </w:t>
       </w:r>
-      <w:hyperlink w:history="1" r:id="rIdl2gsxb_dpw6masqj13u9n">
+      <w:hyperlink w:history="1" r:id="rIdh-dzlikn66_nugathmqjj">
         <w:r>
           <w:rPr>
             <w:rFonts w:ascii="Calibri" w:cs="Calibri" w:eastAsia="Calibri" w:hAnsi="Calibri"/>
@@ -63,7 +63,7 @@
         </w:rPr>
         <w:t xml:space="preserve">• </w:t>
       </w:r>
-      <w:hyperlink w:history="1" r:id="rIdisx7_dnnlhl2a978ax27p">
+      <w:hyperlink w:history="1" r:id="rId8u5tmxdcx6h8rlz47qd3q">
         <w:r>
           <w:rPr>
             <w:rFonts w:ascii="Calibri" w:cs="Calibri" w:eastAsia="Calibri" w:hAnsi="Calibri"/>
@@ -93,7 +93,7 @@
         </w:rPr>
         <w:t xml:space="preserve">⁠in </w:t>
       </w:r>
-      <w:hyperlink w:history="1" r:id="rIdlawgaf9qgu2troe42dw30">
+      <w:hyperlink w:history="1" r:id="rIdhvrctio6mi251xfe8emoy">
         <w:r>
           <w:rPr>
             <w:rFonts w:ascii="Calibri" w:cs="Calibri" w:eastAsia="Calibri" w:hAnsi="Calibri"/>
@@ -123,7 +123,7 @@
         </w:rPr>
         <w:t xml:space="preserve">◔ </w:t>
       </w:r>
-      <w:hyperlink w:history="1" r:id="rIdx_ejocjd594v9jcymq5lc">
+      <w:hyperlink w:history="1" r:id="rIdjwloi1kcphe1ijkrntcom">
         <w:r>
           <w:rPr>
             <w:rFonts w:ascii="Calibri" w:cs="Calibri" w:eastAsia="Calibri" w:hAnsi="Calibri"/>
@@ -153,7 +153,7 @@
         </w:rPr>
         <w:t xml:space="preserve">Ⓘ </w:t>
       </w:r>
-      <w:hyperlink w:history="1" r:id="rIdjzdvjzkpu-jptea9muxid">
+      <w:hyperlink w:history="1" r:id="rIdb4hf3tlzhmamob4eagqtk">
         <w:r>
           <w:rPr>
             <w:rFonts w:ascii="Calibri" w:cs="Calibri" w:eastAsia="Calibri" w:hAnsi="Calibri"/>
@@ -716,7 +716,7 @@
         </w:rPr>
         <w:t xml:space="preserve">   </w:t>
       </w:r>
-      <w:hyperlink w:history="1" r:id="rIdslqzz3hkjb5ut0gdq1dwj">
+      <w:hyperlink w:history="1" r:id="rIdxbvwx6xruhniyssnsmiob">
         <w:r>
           <w:rPr>
             <w:rFonts w:ascii="Calibri" w:cs="Calibri" w:eastAsia="Calibri" w:hAnsi="Calibri"/>
@@ -744,7 +744,7 @@
         </w:rPr>
         <w:t xml:space="preserve">| </w:t>
       </w:r>
-      <w:hyperlink w:history="1" r:id="rIdxeet5uvgh3tnsvjp-l32v">
+      <w:hyperlink w:history="1" r:id="rIdfahc1r-wju2sw7wy1hk_j">
         <w:r>
           <w:rPr>
             <w:rFonts w:ascii="Calibri" w:cs="Calibri" w:eastAsia="Calibri" w:hAnsi="Calibri"/>
@@ -772,7 +772,7 @@
         </w:rPr>
         <w:t xml:space="preserve">| </w:t>
       </w:r>
-      <w:hyperlink w:history="1" r:id="rIdugxpxtleiwus8pzrpfva1">
+      <w:hyperlink w:history="1" r:id="rIdz2mqi_7vzpyczc168ryfg">
         <w:r>
           <w:rPr>
             <w:rFonts w:ascii="Calibri" w:cs="Calibri" w:eastAsia="Calibri" w:hAnsi="Calibri"/>
@@ -1125,7 +1125,7 @@
         </w:rPr>
         <w:t xml:space="preserve">   </w:t>
       </w:r>
-      <w:hyperlink w:history="1" r:id="rIdi3idmpbbkxqvep4mrrjeu">
+      <w:hyperlink w:history="1" r:id="rIdauvvfnt8uxgmgocy9vzgg">
         <w:r>
           <w:rPr>
             <w:rFonts w:ascii="Calibri" w:cs="Calibri" w:eastAsia="Calibri" w:hAnsi="Calibri"/>
@@ -1153,7 +1153,7 @@
         </w:rPr>
         <w:t xml:space="preserve">| </w:t>
       </w:r>
-      <w:hyperlink w:history="1" r:id="rIdztw3gcypyraajpy-3qknh">
+      <w:hyperlink w:history="1" r:id="rIdbo2lx9bajzkmwd29ethi5">
         <w:r>
           <w:rPr>
             <w:rFonts w:ascii="Calibri" w:cs="Calibri" w:eastAsia="Calibri" w:hAnsi="Calibri"/>
@@ -1286,7 +1286,7 @@
         </w:rPr>
         <w:t xml:space="preserve">   </w:t>
       </w:r>
-      <w:hyperlink w:history="1" r:id="rIdrn7aptdfersdfmglnq9hw">
+      <w:hyperlink w:history="1" r:id="rIdu2kl3rugyi-zqhon91oqk">
         <w:r>
           <w:rPr>
             <w:rFonts w:ascii="Calibri" w:cs="Calibri" w:eastAsia="Calibri" w:hAnsi="Calibri"/>
@@ -1455,7 +1455,7 @@
         </w:rPr>
         <w:t xml:space="preserve">   </w:t>
       </w:r>
-      <w:hyperlink w:history="1" r:id="rIdp3dqo6f2gzqtpfr2s8lrd">
+      <w:hyperlink w:history="1" r:id="rId2en-83qasbwlhdsiazvdn">
         <w:r>
           <w:rPr>
             <w:rFonts w:ascii="Calibri" w:cs="Calibri" w:eastAsia="Calibri" w:hAnsi="Calibri"/>
@@ -1605,7 +1605,7 @@
         </w:rPr>
         <w:t xml:space="preserve">   </w:t>
       </w:r>
-      <w:hyperlink w:history="1" r:id="rIdghgjdwg2h3k4uwzqhyp-9">
+      <w:hyperlink w:history="1" r:id="rId43v3v47wq6scuj_hljyyc">
         <w:r>
           <w:rPr>
             <w:rFonts w:ascii="Calibri" w:cs="Calibri" w:eastAsia="Calibri" w:hAnsi="Calibri"/>
@@ -1633,7 +1633,7 @@
         </w:rPr>
         <w:t xml:space="preserve">| </w:t>
       </w:r>
-      <w:hyperlink w:history="1" r:id="rId9wk-kqidgjtl59eist7cf">
+      <w:hyperlink w:history="1" r:id="rIdtc41pmoxaua-sivn9s4zu">
         <w:r>
           <w:rPr>
             <w:rFonts w:ascii="Calibri" w:cs="Calibri" w:eastAsia="Calibri" w:hAnsi="Calibri"/>
@@ -1661,7 +1661,7 @@
         </w:rPr>
         <w:t xml:space="preserve">| </w:t>
       </w:r>
-      <w:hyperlink w:history="1" r:id="rIdqgdhf_nqyb6iaanakkckf">
+      <w:hyperlink w:history="1" r:id="rIdw-2w6ywudxhynqk2m4mhp">
         <w:r>
           <w:rPr>
             <w:rFonts w:ascii="Calibri" w:cs="Calibri" w:eastAsia="Calibri" w:hAnsi="Calibri"/>
@@ -1828,7 +1828,7 @@
         </w:rPr>
         <w:t xml:space="preserve">   </w:t>
       </w:r>
-      <w:hyperlink w:history="1" r:id="rIdgmuc6bdwhdym6fwjsqxu-">
+      <w:hyperlink w:history="1" r:id="rIdbq16lk133vceoeine_vst">
         <w:r>
           <w:rPr>
             <w:rFonts w:ascii="Calibri" w:cs="Calibri" w:eastAsia="Calibri" w:hAnsi="Calibri"/>
@@ -1856,7 +1856,7 @@
         </w:rPr>
         <w:t xml:space="preserve">| </w:t>
       </w:r>
-      <w:hyperlink w:history="1" r:id="rIddlmgjdyjr9bukt9dipub-">
+      <w:hyperlink w:history="1" r:id="rIdovjrs_d_elejzeggdclnw">
         <w:r>
           <w:rPr>
             <w:rFonts w:ascii="Calibri" w:cs="Calibri" w:eastAsia="Calibri" w:hAnsi="Calibri"/>
@@ -2404,7 +2404,7 @@
         </w:rPr>
         <w:t xml:space="preserve">   </w:t>
       </w:r>
-      <w:hyperlink w:history="1" r:id="rIdz3qsspeyqp3wi57odntkc">
+      <w:hyperlink w:history="1" r:id="rIdtelqpy9ynwjpauaa4_qsp">
         <w:r>
           <w:rPr>
             <w:rFonts w:ascii="Calibri" w:cs="Calibri" w:eastAsia="Calibri" w:hAnsi="Calibri"/>
@@ -2432,7 +2432,7 @@
         </w:rPr>
         <w:t xml:space="preserve">| </w:t>
       </w:r>
-      <w:hyperlink w:history="1" r:id="rIdgtfrw2hszvr3n5mezunnc">
+      <w:hyperlink w:history="1" r:id="rId76bydzkrqsbxfdla302dq">
         <w:r>
           <w:rPr>
             <w:rFonts w:ascii="Calibri" w:cs="Calibri" w:eastAsia="Calibri" w:hAnsi="Calibri"/>

--- a/public/resume/cv-embedded.docx
+++ b/public/resume/cv-embedded.docx
@@ -33,7 +33,7 @@
         </w:rPr>
         <w:t xml:space="preserve">✉ </w:t>
       </w:r>
-      <w:hyperlink w:history="1" r:id="rIdh-dzlikn66_nugathmqjj">
+      <w:hyperlink w:history="1" r:id="rIdvndrpn0nckstyoc6dgc4q">
         <w:r>
           <w:rPr>
             <w:rFonts w:ascii="Calibri" w:cs="Calibri" w:eastAsia="Calibri" w:hAnsi="Calibri"/>
@@ -63,7 +63,7 @@
         </w:rPr>
         <w:t xml:space="preserve">• </w:t>
       </w:r>
-      <w:hyperlink w:history="1" r:id="rId8u5tmxdcx6h8rlz47qd3q">
+      <w:hyperlink w:history="1" r:id="rIdgoyrgbvvjbnfugfthvsja">
         <w:r>
           <w:rPr>
             <w:rFonts w:ascii="Calibri" w:cs="Calibri" w:eastAsia="Calibri" w:hAnsi="Calibri"/>
@@ -93,7 +93,7 @@
         </w:rPr>
         <w:t xml:space="preserve">⁠in </w:t>
       </w:r>
-      <w:hyperlink w:history="1" r:id="rIdhvrctio6mi251xfe8emoy">
+      <w:hyperlink w:history="1" r:id="rIdwqlyhwexbn6fvfrpwkftm">
         <w:r>
           <w:rPr>
             <w:rFonts w:ascii="Calibri" w:cs="Calibri" w:eastAsia="Calibri" w:hAnsi="Calibri"/>
@@ -123,7 +123,7 @@
         </w:rPr>
         <w:t xml:space="preserve">◔ </w:t>
       </w:r>
-      <w:hyperlink w:history="1" r:id="rIdjwloi1kcphe1ijkrntcom">
+      <w:hyperlink w:history="1" r:id="rIdl7dz2oel8xil__4wfscff">
         <w:r>
           <w:rPr>
             <w:rFonts w:ascii="Calibri" w:cs="Calibri" w:eastAsia="Calibri" w:hAnsi="Calibri"/>
@@ -153,7 +153,7 @@
         </w:rPr>
         <w:t xml:space="preserve">Ⓘ </w:t>
       </w:r>
-      <w:hyperlink w:history="1" r:id="rIdb4hf3tlzhmamob4eagqtk">
+      <w:hyperlink w:history="1" r:id="rIdn2solo50ouaosekpg4auw">
         <w:r>
           <w:rPr>
             <w:rFonts w:ascii="Calibri" w:cs="Calibri" w:eastAsia="Calibri" w:hAnsi="Calibri"/>
@@ -716,7 +716,7 @@
         </w:rPr>
         <w:t xml:space="preserve">   </w:t>
       </w:r>
-      <w:hyperlink w:history="1" r:id="rIdxbvwx6xruhniyssnsmiob">
+      <w:hyperlink w:history="1" r:id="rIdkddwbtfkcdqzy3juyjmqb">
         <w:r>
           <w:rPr>
             <w:rFonts w:ascii="Calibri" w:cs="Calibri" w:eastAsia="Calibri" w:hAnsi="Calibri"/>
@@ -744,7 +744,7 @@
         </w:rPr>
         <w:t xml:space="preserve">| </w:t>
       </w:r>
-      <w:hyperlink w:history="1" r:id="rIdfahc1r-wju2sw7wy1hk_j">
+      <w:hyperlink w:history="1" r:id="rIdoacbyv0uxzyzha5fzl79t">
         <w:r>
           <w:rPr>
             <w:rFonts w:ascii="Calibri" w:cs="Calibri" w:eastAsia="Calibri" w:hAnsi="Calibri"/>
@@ -772,7 +772,7 @@
         </w:rPr>
         <w:t xml:space="preserve">| </w:t>
       </w:r>
-      <w:hyperlink w:history="1" r:id="rIdz2mqi_7vzpyczc168ryfg">
+      <w:hyperlink w:history="1" r:id="rIdme9pi3u22lbwjavkgy8xf">
         <w:r>
           <w:rPr>
             <w:rFonts w:ascii="Calibri" w:cs="Calibri" w:eastAsia="Calibri" w:hAnsi="Calibri"/>
@@ -1125,7 +1125,7 @@
         </w:rPr>
         <w:t xml:space="preserve">   </w:t>
       </w:r>
-      <w:hyperlink w:history="1" r:id="rIdauvvfnt8uxgmgocy9vzgg">
+      <w:hyperlink w:history="1" r:id="rId6nchtj7xmbtrdcsug8pl3">
         <w:r>
           <w:rPr>
             <w:rFonts w:ascii="Calibri" w:cs="Calibri" w:eastAsia="Calibri" w:hAnsi="Calibri"/>
@@ -1153,7 +1153,7 @@
         </w:rPr>
         <w:t xml:space="preserve">| </w:t>
       </w:r>
-      <w:hyperlink w:history="1" r:id="rIdbo2lx9bajzkmwd29ethi5">
+      <w:hyperlink w:history="1" r:id="rId_hxsk33p1mkz0ke7auccf">
         <w:r>
           <w:rPr>
             <w:rFonts w:ascii="Calibri" w:cs="Calibri" w:eastAsia="Calibri" w:hAnsi="Calibri"/>
@@ -1286,7 +1286,7 @@
         </w:rPr>
         <w:t xml:space="preserve">   </w:t>
       </w:r>
-      <w:hyperlink w:history="1" r:id="rIdu2kl3rugyi-zqhon91oqk">
+      <w:hyperlink w:history="1" r:id="rIdcico-uhcqhgirgypvgdq1">
         <w:r>
           <w:rPr>
             <w:rFonts w:ascii="Calibri" w:cs="Calibri" w:eastAsia="Calibri" w:hAnsi="Calibri"/>
@@ -1455,7 +1455,7 @@
         </w:rPr>
         <w:t xml:space="preserve">   </w:t>
       </w:r>
-      <w:hyperlink w:history="1" r:id="rId2en-83qasbwlhdsiazvdn">
+      <w:hyperlink w:history="1" r:id="rIdrnwngsesumxe22ryoy-_t">
         <w:r>
           <w:rPr>
             <w:rFonts w:ascii="Calibri" w:cs="Calibri" w:eastAsia="Calibri" w:hAnsi="Calibri"/>
@@ -1605,7 +1605,7 @@
         </w:rPr>
         <w:t xml:space="preserve">   </w:t>
       </w:r>
-      <w:hyperlink w:history="1" r:id="rId43v3v47wq6scuj_hljyyc">
+      <w:hyperlink w:history="1" r:id="rIdmxpd1gfelbpkgnml3z_zm">
         <w:r>
           <w:rPr>
             <w:rFonts w:ascii="Calibri" w:cs="Calibri" w:eastAsia="Calibri" w:hAnsi="Calibri"/>
@@ -1633,7 +1633,7 @@
         </w:rPr>
         <w:t xml:space="preserve">| </w:t>
       </w:r>
-      <w:hyperlink w:history="1" r:id="rIdtc41pmoxaua-sivn9s4zu">
+      <w:hyperlink w:history="1" r:id="rId0oe-m2dlo_avffhkokxih">
         <w:r>
           <w:rPr>
             <w:rFonts w:ascii="Calibri" w:cs="Calibri" w:eastAsia="Calibri" w:hAnsi="Calibri"/>
@@ -1661,7 +1661,7 @@
         </w:rPr>
         <w:t xml:space="preserve">| </w:t>
       </w:r>
-      <w:hyperlink w:history="1" r:id="rIdw-2w6ywudxhynqk2m4mhp">
+      <w:hyperlink w:history="1" r:id="rIdbcp9lwxtetpjb8iu5czcw">
         <w:r>
           <w:rPr>
             <w:rFonts w:ascii="Calibri" w:cs="Calibri" w:eastAsia="Calibri" w:hAnsi="Calibri"/>
@@ -1828,7 +1828,7 @@
         </w:rPr>
         <w:t xml:space="preserve">   </w:t>
       </w:r>
-      <w:hyperlink w:history="1" r:id="rIdbq16lk133vceoeine_vst">
+      <w:hyperlink w:history="1" r:id="rIduulwmsny_08u3t20bk2sr">
         <w:r>
           <w:rPr>
             <w:rFonts w:ascii="Calibri" w:cs="Calibri" w:eastAsia="Calibri" w:hAnsi="Calibri"/>
@@ -1856,7 +1856,7 @@
         </w:rPr>
         <w:t xml:space="preserve">| </w:t>
       </w:r>
-      <w:hyperlink w:history="1" r:id="rIdovjrs_d_elejzeggdclnw">
+      <w:hyperlink w:history="1" r:id="rIdw6c8wju28zxro_whmyxs1">
         <w:r>
           <w:rPr>
             <w:rFonts w:ascii="Calibri" w:cs="Calibri" w:eastAsia="Calibri" w:hAnsi="Calibri"/>
@@ -2346,6 +2346,220 @@
     </w:p>
     <w:p>
       <w:pPr>
+        <w:tabs>
+          <w:tab w:val="right" w:pos="9026"/>
+        </w:tabs>
+        <w:spacing w:after="10" w:before="0"/>
+      </w:pPr>
+      <w:r>
+        <w:rPr>
+          <w:rFonts w:ascii="Calibri" w:cs="Calibri" w:eastAsia="Calibri" w:hAnsi="Calibri"/>
+          <w:b/>
+          <w:bCs/>
+          <w:sz w:val="20"/>
+          <w:szCs w:val="20"/>
+        </w:rPr>
+        <w:t xml:space="preserve">Peer Assisted Learning (PAL) Leader - Electronics and Programming</w:t>
+      </w:r>
+      <w:r>
+        <w:rPr>
+          <w:rFonts w:ascii="Calibri" w:cs="Calibri" w:eastAsia="Calibri" w:hAnsi="Calibri"/>
+          <w:sz w:val="20"/>
+          <w:szCs w:val="20"/>
+        </w:rPr>
+        <w:t xml:space="preserve">	Aston University, Learning Services, Birmingham, UK</w:t>
+      </w:r>
+    </w:p>
+    <w:p>
+      <w:pPr>
+        <w:tabs>
+          <w:tab w:val="right" w:pos="9026"/>
+        </w:tabs>
+        <w:spacing w:after="10" w:before="0"/>
+      </w:pPr>
+      <w:r>
+        <w:rPr>
+          <w:rFonts w:ascii="Calibri" w:cs="Calibri" w:eastAsia="Calibri" w:hAnsi="Calibri"/>
+          <w:color w:val="444444"/>
+          <w:sz w:val="19"/>
+          <w:szCs w:val="19"/>
+        </w:rPr>
+        <w:t xml:space="preserve">Python, Electronics, peer teaching, curriculum design, student support</w:t>
+      </w:r>
+      <w:r>
+        <w:rPr>
+          <w:rFonts w:ascii="Calibri" w:cs="Calibri" w:eastAsia="Calibri" w:hAnsi="Calibri"/>
+          <w:sz w:val="19"/>
+          <w:szCs w:val="19"/>
+        </w:rPr>
+        <w:t xml:space="preserve">	Sep 2026 - Present</w:t>
+      </w:r>
+    </w:p>
+    <w:p>
+      <w:pPr>
+        <w:spacing w:after="20" w:before="0"/>
+        <w:ind w:left="316" w:hanging="259"/>
+      </w:pPr>
+      <w:r>
+        <w:rPr>
+          <w:rFonts w:ascii="Calibri" w:cs="Calibri" w:eastAsia="Calibri" w:hAnsi="Calibri"/>
+          <w:sz w:val="19"/>
+          <w:szCs w:val="19"/>
+        </w:rPr>
+        <w:t xml:space="preserve">•  </w:t>
+      </w:r>
+      <w:r>
+        <w:rPr>
+          <w:rFonts w:ascii="Calibri" w:cs="Calibri" w:eastAsia="Calibri" w:hAnsi="Calibri"/>
+          <w:sz w:val="19"/>
+          <w:szCs w:val="19"/>
+        </w:rPr>
+        <w:t xml:space="preserve">Facilitate weekly </w:t>
+      </w:r>
+      <w:r>
+        <w:rPr>
+          <w:rFonts w:ascii="Calibri" w:cs="Calibri" w:eastAsia="Calibri" w:hAnsi="Calibri"/>
+          <w:b/>
+          <w:bCs/>
+          <w:sz w:val="19"/>
+          <w:szCs w:val="19"/>
+        </w:rPr>
+        <w:t xml:space="preserve">Peer Assisted Learning (PAL)</w:t>
+      </w:r>
+      <w:r>
+        <w:rPr>
+          <w:rFonts w:ascii="Calibri" w:cs="Calibri" w:eastAsia="Calibri" w:hAnsi="Calibri"/>
+          <w:sz w:val="19"/>
+          <w:szCs w:val="19"/>
+        </w:rPr>
+        <w:t xml:space="preserve"> sessions covering </w:t>
+      </w:r>
+      <w:r>
+        <w:rPr>
+          <w:rFonts w:ascii="Calibri" w:cs="Calibri" w:eastAsia="Calibri" w:hAnsi="Calibri"/>
+          <w:b/>
+          <w:bCs/>
+          <w:sz w:val="19"/>
+          <w:szCs w:val="19"/>
+        </w:rPr>
+        <w:t xml:space="preserve">Electronics and Python programming</w:t>
+      </w:r>
+      <w:r>
+        <w:rPr>
+          <w:rFonts w:ascii="Calibri" w:cs="Calibri" w:eastAsia="Calibri" w:hAnsi="Calibri"/>
+          <w:sz w:val="19"/>
+          <w:szCs w:val="19"/>
+        </w:rPr>
+        <w:t xml:space="preserve"> across multiple student cohorts, designing practical curriculum materials and supporting hardware and software fundamentals</w:t>
+      </w:r>
+    </w:p>
+    <w:p>
+      <w:pPr>
+        <w:spacing w:after="80" w:before="0"/>
+      </w:pPr>
+    </w:p>
+    <w:p>
+      <w:pPr>
+        <w:tabs>
+          <w:tab w:val="right" w:pos="9026"/>
+        </w:tabs>
+        <w:spacing w:after="10" w:before="0"/>
+      </w:pPr>
+      <w:r>
+        <w:rPr>
+          <w:rFonts w:ascii="Calibri" w:cs="Calibri" w:eastAsia="Calibri" w:hAnsi="Calibri"/>
+          <w:b/>
+          <w:bCs/>
+          <w:sz w:val="20"/>
+          <w:szCs w:val="20"/>
+        </w:rPr>
+        <w:t xml:space="preserve">Treasurer</w:t>
+      </w:r>
+      <w:r>
+        <w:rPr>
+          <w:rFonts w:ascii="Calibri" w:cs="Calibri" w:eastAsia="Calibri" w:hAnsi="Calibri"/>
+          <w:sz w:val="20"/>
+          <w:szCs w:val="20"/>
+        </w:rPr>
+        <w:t xml:space="preserve">	Computing &amp; Electronics Society, Aston Students' Union, Birmingham, UK</w:t>
+      </w:r>
+    </w:p>
+    <w:p>
+      <w:pPr>
+        <w:tabs>
+          <w:tab w:val="right" w:pos="9026"/>
+        </w:tabs>
+        <w:spacing w:after="10" w:before="0"/>
+      </w:pPr>
+      <w:r>
+        <w:rPr>
+          <w:rFonts w:ascii="Calibri" w:cs="Calibri" w:eastAsia="Calibri" w:hAnsi="Calibri"/>
+          <w:color w:val="444444"/>
+          <w:sz w:val="19"/>
+          <w:szCs w:val="19"/>
+        </w:rPr>
+        <w:t xml:space="preserve">Budget management, financial reporting, committee leadership, stakeholder communication</w:t>
+      </w:r>
+      <w:r>
+        <w:rPr>
+          <w:rFonts w:ascii="Calibri" w:cs="Calibri" w:eastAsia="Calibri" w:hAnsi="Calibri"/>
+          <w:sz w:val="19"/>
+          <w:szCs w:val="19"/>
+        </w:rPr>
+        <w:t xml:space="preserve">	Sep 2026 - Present</w:t>
+      </w:r>
+    </w:p>
+    <w:p>
+      <w:pPr>
+        <w:spacing w:after="20" w:before="0"/>
+        <w:ind w:left="316" w:hanging="259"/>
+      </w:pPr>
+      <w:r>
+        <w:rPr>
+          <w:rFonts w:ascii="Calibri" w:cs="Calibri" w:eastAsia="Calibri" w:hAnsi="Calibri"/>
+          <w:sz w:val="19"/>
+          <w:szCs w:val="19"/>
+        </w:rPr>
+        <w:t xml:space="preserve">•  </w:t>
+      </w:r>
+      <w:r>
+        <w:rPr>
+          <w:rFonts w:ascii="Calibri" w:cs="Calibri" w:eastAsia="Calibri" w:hAnsi="Calibri"/>
+          <w:sz w:val="19"/>
+          <w:szCs w:val="19"/>
+        </w:rPr>
+        <w:t xml:space="preserve">Manage the society's budget and financial records, reporting to the committee and the Students' Union</w:t>
+      </w:r>
+    </w:p>
+    <w:p>
+      <w:pPr>
+        <w:spacing w:after="20" w:before="0"/>
+        <w:ind w:left="316" w:hanging="259"/>
+      </w:pPr>
+      <w:r>
+        <w:rPr>
+          <w:rFonts w:ascii="Calibri" w:cs="Calibri" w:eastAsia="Calibri" w:hAnsi="Calibri"/>
+          <w:sz w:val="19"/>
+          <w:szCs w:val="19"/>
+        </w:rPr>
+        <w:t xml:space="preserve">•  </w:t>
+      </w:r>
+      <w:r>
+        <w:rPr>
+          <w:rFonts w:ascii="Calibri" w:cs="Calibri" w:eastAsia="Calibri" w:hAnsi="Calibri"/>
+          <w:sz w:val="19"/>
+          <w:szCs w:val="19"/>
+        </w:rPr>
+        <w:t xml:space="preserve">Elected onto the committee for the Computing &amp; Electronics Society, working alongside the President to run society operations</w:t>
+      </w:r>
+    </w:p>
+    <w:p>
+      <w:pPr>
+        <w:spacing w:after="80" w:before="0"/>
+      </w:pPr>
+    </w:p>
+    <w:p>
+      <w:pPr>
         <w:pBdr>
           <w:bottom w:val="single" w:color="000000" w:sz="6" w:space="1"/>
         </w:pBdr>
@@ -2404,7 +2618,7 @@
         </w:rPr>
         <w:t xml:space="preserve">   </w:t>
       </w:r>
-      <w:hyperlink w:history="1" r:id="rIdtelqpy9ynwjpauaa4_qsp">
+      <w:hyperlink w:history="1" r:id="rIdfbm23emjboo73r-qlcmt-">
         <w:r>
           <w:rPr>
             <w:rFonts w:ascii="Calibri" w:cs="Calibri" w:eastAsia="Calibri" w:hAnsi="Calibri"/>
@@ -2432,7 +2646,7 @@
         </w:rPr>
         <w:t xml:space="preserve">| </w:t>
       </w:r>
-      <w:hyperlink w:history="1" r:id="rId76bydzkrqsbxfdla302dq">
+      <w:hyperlink w:history="1" r:id="rIdwxker0cj2nvnklgut5o60">
         <w:r>
           <w:rPr>
             <w:rFonts w:ascii="Calibri" w:cs="Calibri" w:eastAsia="Calibri" w:hAnsi="Calibri"/>

--- a/public/resume/cv-embedded.docx
+++ b/public/resume/cv-embedded.docx
@@ -33,7 +33,7 @@
         </w:rPr>
         <w:t xml:space="preserve">✉ </w:t>
       </w:r>
-      <w:hyperlink w:history="1" r:id="rIdvndrpn0nckstyoc6dgc4q">
+      <w:hyperlink w:history="1" r:id="rId5mvfllkfzua5xryfmzd1w">
         <w:r>
           <w:rPr>
             <w:rFonts w:ascii="Calibri" w:cs="Calibri" w:eastAsia="Calibri" w:hAnsi="Calibri"/>
@@ -63,7 +63,7 @@
         </w:rPr>
         <w:t xml:space="preserve">• </w:t>
       </w:r>
-      <w:hyperlink w:history="1" r:id="rIdgoyrgbvvjbnfugfthvsja">
+      <w:hyperlink w:history="1" r:id="rIdzn-ntqhggwvnuekkxadkr">
         <w:r>
           <w:rPr>
             <w:rFonts w:ascii="Calibri" w:cs="Calibri" w:eastAsia="Calibri" w:hAnsi="Calibri"/>
@@ -93,7 +93,7 @@
         </w:rPr>
         <w:t xml:space="preserve">⁠in </w:t>
       </w:r>
-      <w:hyperlink w:history="1" r:id="rIdwqlyhwexbn6fvfrpwkftm">
+      <w:hyperlink w:history="1" r:id="rIdsazqrgxukxqfu_mnc46b1">
         <w:r>
           <w:rPr>
             <w:rFonts w:ascii="Calibri" w:cs="Calibri" w:eastAsia="Calibri" w:hAnsi="Calibri"/>
@@ -123,7 +123,7 @@
         </w:rPr>
         <w:t xml:space="preserve">◔ </w:t>
       </w:r>
-      <w:hyperlink w:history="1" r:id="rIdl7dz2oel8xil__4wfscff">
+      <w:hyperlink w:history="1" r:id="rIdf5e0wjc750d9zcj1tkwyt">
         <w:r>
           <w:rPr>
             <w:rFonts w:ascii="Calibri" w:cs="Calibri" w:eastAsia="Calibri" w:hAnsi="Calibri"/>
@@ -153,7 +153,7 @@
         </w:rPr>
         <w:t xml:space="preserve">Ⓘ </w:t>
       </w:r>
-      <w:hyperlink w:history="1" r:id="rIdn2solo50ouaosekpg4auw">
+      <w:hyperlink w:history="1" r:id="rIdbegp_zv6fjwueqyoit5nb">
         <w:r>
           <w:rPr>
             <w:rFonts w:ascii="Calibri" w:cs="Calibri" w:eastAsia="Calibri" w:hAnsi="Calibri"/>
@@ -716,7 +716,7 @@
         </w:rPr>
         <w:t xml:space="preserve">   </w:t>
       </w:r>
-      <w:hyperlink w:history="1" r:id="rIdkddwbtfkcdqzy3juyjmqb">
+      <w:hyperlink w:history="1" r:id="rIdmrhpu_natbko-km9q3sdu">
         <w:r>
           <w:rPr>
             <w:rFonts w:ascii="Calibri" w:cs="Calibri" w:eastAsia="Calibri" w:hAnsi="Calibri"/>
@@ -744,7 +744,7 @@
         </w:rPr>
         <w:t xml:space="preserve">| </w:t>
       </w:r>
-      <w:hyperlink w:history="1" r:id="rIdoacbyv0uxzyzha5fzl79t">
+      <w:hyperlink w:history="1" r:id="rIdaa7u53t1qchhrt27ivex6">
         <w:r>
           <w:rPr>
             <w:rFonts w:ascii="Calibri" w:cs="Calibri" w:eastAsia="Calibri" w:hAnsi="Calibri"/>
@@ -772,7 +772,7 @@
         </w:rPr>
         <w:t xml:space="preserve">| </w:t>
       </w:r>
-      <w:hyperlink w:history="1" r:id="rIdme9pi3u22lbwjavkgy8xf">
+      <w:hyperlink w:history="1" r:id="rIdocmkq4kiwf8ucs77v2biq">
         <w:r>
           <w:rPr>
             <w:rFonts w:ascii="Calibri" w:cs="Calibri" w:eastAsia="Calibri" w:hAnsi="Calibri"/>
@@ -1125,7 +1125,7 @@
         </w:rPr>
         <w:t xml:space="preserve">   </w:t>
       </w:r>
-      <w:hyperlink w:history="1" r:id="rId6nchtj7xmbtrdcsug8pl3">
+      <w:hyperlink w:history="1" r:id="rIdwzoptpz8qz51yovri9bl7">
         <w:r>
           <w:rPr>
             <w:rFonts w:ascii="Calibri" w:cs="Calibri" w:eastAsia="Calibri" w:hAnsi="Calibri"/>
@@ -1153,7 +1153,7 @@
         </w:rPr>
         <w:t xml:space="preserve">| </w:t>
       </w:r>
-      <w:hyperlink w:history="1" r:id="rId_hxsk33p1mkz0ke7auccf">
+      <w:hyperlink w:history="1" r:id="rIducmmdmgslpnnpofxustre">
         <w:r>
           <w:rPr>
             <w:rFonts w:ascii="Calibri" w:cs="Calibri" w:eastAsia="Calibri" w:hAnsi="Calibri"/>
@@ -1286,7 +1286,7 @@
         </w:rPr>
         <w:t xml:space="preserve">   </w:t>
       </w:r>
-      <w:hyperlink w:history="1" r:id="rIdcico-uhcqhgirgypvgdq1">
+      <w:hyperlink w:history="1" r:id="rIda5tlaosevxf7t-juux4bd">
         <w:r>
           <w:rPr>
             <w:rFonts w:ascii="Calibri" w:cs="Calibri" w:eastAsia="Calibri" w:hAnsi="Calibri"/>
@@ -1455,7 +1455,7 @@
         </w:rPr>
         <w:t xml:space="preserve">   </w:t>
       </w:r>
-      <w:hyperlink w:history="1" r:id="rIdrnwngsesumxe22ryoy-_t">
+      <w:hyperlink w:history="1" r:id="rIdzikxw41yybxqhwdd9xfdc">
         <w:r>
           <w:rPr>
             <w:rFonts w:ascii="Calibri" w:cs="Calibri" w:eastAsia="Calibri" w:hAnsi="Calibri"/>
@@ -1605,7 +1605,7 @@
         </w:rPr>
         <w:t xml:space="preserve">   </w:t>
       </w:r>
-      <w:hyperlink w:history="1" r:id="rIdmxpd1gfelbpkgnml3z_zm">
+      <w:hyperlink w:history="1" r:id="rIdorhehjzunbq2ud26pkphz">
         <w:r>
           <w:rPr>
             <w:rFonts w:ascii="Calibri" w:cs="Calibri" w:eastAsia="Calibri" w:hAnsi="Calibri"/>
@@ -1633,7 +1633,7 @@
         </w:rPr>
         <w:t xml:space="preserve">| </w:t>
       </w:r>
-      <w:hyperlink w:history="1" r:id="rId0oe-m2dlo_avffhkokxih">
+      <w:hyperlink w:history="1" r:id="rIdi-80zbzifbruuc1gdnv4u">
         <w:r>
           <w:rPr>
             <w:rFonts w:ascii="Calibri" w:cs="Calibri" w:eastAsia="Calibri" w:hAnsi="Calibri"/>
@@ -1661,7 +1661,7 @@
         </w:rPr>
         <w:t xml:space="preserve">| </w:t>
       </w:r>
-      <w:hyperlink w:history="1" r:id="rIdbcp9lwxtetpjb8iu5czcw">
+      <w:hyperlink w:history="1" r:id="rIddp04vpo-fdlmlykuzrdee">
         <w:r>
           <w:rPr>
             <w:rFonts w:ascii="Calibri" w:cs="Calibri" w:eastAsia="Calibri" w:hAnsi="Calibri"/>
@@ -1828,7 +1828,7 @@
         </w:rPr>
         <w:t xml:space="preserve">   </w:t>
       </w:r>
-      <w:hyperlink w:history="1" r:id="rIduulwmsny_08u3t20bk2sr">
+      <w:hyperlink w:history="1" r:id="rId0i-9oewq5i9ajvh6xgxui">
         <w:r>
           <w:rPr>
             <w:rFonts w:ascii="Calibri" w:cs="Calibri" w:eastAsia="Calibri" w:hAnsi="Calibri"/>
@@ -1856,7 +1856,7 @@
         </w:rPr>
         <w:t xml:space="preserve">| </w:t>
       </w:r>
-      <w:hyperlink w:history="1" r:id="rIdw6c8wju28zxro_whmyxs1">
+      <w:hyperlink w:history="1" r:id="rIdda8grxkkkg6j8pcclabe_">
         <w:r>
           <w:rPr>
             <w:rFonts w:ascii="Calibri" w:cs="Calibri" w:eastAsia="Calibri" w:hAnsi="Calibri"/>
@@ -2618,7 +2618,7 @@
         </w:rPr>
         <w:t xml:space="preserve">   </w:t>
       </w:r>
-      <w:hyperlink w:history="1" r:id="rIdfbm23emjboo73r-qlcmt-">
+      <w:hyperlink w:history="1" r:id="rIdtfbqs5qqzpwkmdoojwng2">
         <w:r>
           <w:rPr>
             <w:rFonts w:ascii="Calibri" w:cs="Calibri" w:eastAsia="Calibri" w:hAnsi="Calibri"/>
@@ -2646,7 +2646,7 @@
         </w:rPr>
         <w:t xml:space="preserve">| </w:t>
       </w:r>
-      <w:hyperlink w:history="1" r:id="rIdwxker0cj2nvnklgut5o60">
+      <w:hyperlink w:history="1" r:id="rIdlyvhz5fxreznm9a2jaopj">
         <w:r>
           <w:rPr>
             <w:rFonts w:ascii="Calibri" w:cs="Calibri" w:eastAsia="Calibri" w:hAnsi="Calibri"/>
